--- a/Algorytmy/Podzielność/Mateusz_Zaniewski_-_61_rozszerzony.docx
+++ b/Algorytmy/Podzielność/Mateusz_Zaniewski_-_61_rozszerzony.docx
@@ -332,10 +332,20 @@
               <w:rFonts w:ascii="Times New Roman" w:hAnsi="Times New Roman" w:cs="Times New Roman"/>
             </w:rPr>
             <w:fldChar w:fldCharType="begin"/>
+          </w:r>
+          <w:r>
+            <w:rPr>
+              <w:rFonts w:ascii="Times New Roman" w:hAnsi="Times New Roman" w:cs="Times New Roman"/>
+            </w:rPr>
             <w:instrText xml:space="preserve"> TOC \o "1-3" \h \z \u </w:instrText>
+          </w:r>
+          <w:r>
+            <w:rPr>
+              <w:rFonts w:ascii="Times New Roman" w:hAnsi="Times New Roman" w:cs="Times New Roman"/>
+            </w:rPr>
             <w:fldChar w:fldCharType="separate"/>
           </w:r>
-          <w:hyperlink w:anchor="_Toc230960506" w:history="1">
+          <w:hyperlink w:anchor="_Toc231302109" w:history="1">
             <w:r>
               <w:rPr>
                 <w:rStyle w:val="Hyperlink"/>
@@ -366,10 +376,46 @@
                 <w:webHidden/>
               </w:rPr>
               <w:tab/>
+            </w:r>
+            <w:r>
+              <w:rPr>
+                <w:noProof/>
+                <w:webHidden/>
+              </w:rPr>
               <w:fldChar w:fldCharType="begin"/>
-              <w:instrText xml:space="preserve"> PAGEREF _Toc230960506 \h </w:instrText>
+            </w:r>
+            <w:r>
+              <w:rPr>
+                <w:noProof/>
+                <w:webHidden/>
+              </w:rPr>
+              <w:instrText xml:space="preserve"> PAGEREF _Toc231302109 \h </w:instrText>
+            </w:r>
+            <w:r>
+              <w:rPr>
+                <w:noProof/>
+                <w:webHidden/>
+              </w:rPr>
+            </w:r>
+            <w:r>
+              <w:rPr>
+                <w:noProof/>
+                <w:webHidden/>
+              </w:rPr>
               <w:fldChar w:fldCharType="separate"/>
+            </w:r>
+            <w:r>
+              <w:rPr>
+                <w:noProof/>
+                <w:webHidden/>
+              </w:rPr>
               <w:t>3</w:t>
+            </w:r>
+            <w:r>
+              <w:rPr>
+                <w:noProof/>
+                <w:webHidden/>
+              </w:rPr>
               <w:fldChar w:fldCharType="end"/>
             </w:r>
           </w:hyperlink>
@@ -387,7 +433,7 @@
               <w:lang w:eastAsia="pl-PL"/>
             </w:rPr>
           </w:pPr>
-          <w:hyperlink w:anchor="_Toc230960507" w:history="1">
+          <w:hyperlink w:anchor="_Toc231302110" w:history="1">
             <w:r>
               <w:rPr>
                 <w:rStyle w:val="Hyperlink"/>
@@ -418,10 +464,46 @@
                 <w:webHidden/>
               </w:rPr>
               <w:tab/>
+            </w:r>
+            <w:r>
+              <w:rPr>
+                <w:noProof/>
+                <w:webHidden/>
+              </w:rPr>
               <w:fldChar w:fldCharType="begin"/>
-              <w:instrText xml:space="preserve"> PAGEREF _Toc230960507 \h </w:instrText>
+            </w:r>
+            <w:r>
+              <w:rPr>
+                <w:noProof/>
+                <w:webHidden/>
+              </w:rPr>
+              <w:instrText xml:space="preserve"> PAGEREF _Toc231302110 \h </w:instrText>
+            </w:r>
+            <w:r>
+              <w:rPr>
+                <w:noProof/>
+                <w:webHidden/>
+              </w:rPr>
+            </w:r>
+            <w:r>
+              <w:rPr>
+                <w:noProof/>
+                <w:webHidden/>
+              </w:rPr>
               <w:fldChar w:fldCharType="separate"/>
-              <w:t>3</w:t>
+            </w:r>
+            <w:r>
+              <w:rPr>
+                <w:noProof/>
+                <w:webHidden/>
+              </w:rPr>
+              <w:t>4</w:t>
+            </w:r>
+            <w:r>
+              <w:rPr>
+                <w:noProof/>
+                <w:webHidden/>
+              </w:rPr>
               <w:fldChar w:fldCharType="end"/>
             </w:r>
           </w:hyperlink>
@@ -439,7 +521,7 @@
               <w:lang w:eastAsia="pl-PL"/>
             </w:rPr>
           </w:pPr>
-          <w:hyperlink w:anchor="_Toc230960508" w:history="1">
+          <w:hyperlink w:anchor="_Toc231302111" w:history="1">
             <w:r>
               <w:rPr>
                 <w:rStyle w:val="Hyperlink"/>
@@ -468,10 +550,46 @@
                 <w:webHidden/>
               </w:rPr>
               <w:tab/>
+            </w:r>
+            <w:r>
+              <w:rPr>
+                <w:noProof/>
+                <w:webHidden/>
+              </w:rPr>
               <w:fldChar w:fldCharType="begin"/>
-              <w:instrText xml:space="preserve"> PAGEREF _Toc230960508 \h </w:instrText>
+            </w:r>
+            <w:r>
+              <w:rPr>
+                <w:noProof/>
+                <w:webHidden/>
+              </w:rPr>
+              <w:instrText xml:space="preserve"> PAGEREF _Toc231302111 \h </w:instrText>
+            </w:r>
+            <w:r>
+              <w:rPr>
+                <w:noProof/>
+                <w:webHidden/>
+              </w:rPr>
+            </w:r>
+            <w:r>
+              <w:rPr>
+                <w:noProof/>
+                <w:webHidden/>
+              </w:rPr>
               <w:fldChar w:fldCharType="separate"/>
-              <w:t>3</w:t>
+            </w:r>
+            <w:r>
+              <w:rPr>
+                <w:noProof/>
+                <w:webHidden/>
+              </w:rPr>
+              <w:t>4</w:t>
+            </w:r>
+            <w:r>
+              <w:rPr>
+                <w:noProof/>
+                <w:webHidden/>
+              </w:rPr>
               <w:fldChar w:fldCharType="end"/>
             </w:r>
           </w:hyperlink>
@@ -489,7 +607,7 @@
               <w:lang w:eastAsia="pl-PL"/>
             </w:rPr>
           </w:pPr>
-          <w:hyperlink w:anchor="_Toc230960509" w:history="1">
+          <w:hyperlink w:anchor="_Toc231302112" w:history="1">
             <w:r>
               <w:rPr>
                 <w:rStyle w:val="Hyperlink"/>
@@ -518,10 +636,46 @@
                 <w:webHidden/>
               </w:rPr>
               <w:tab/>
+            </w:r>
+            <w:r>
+              <w:rPr>
+                <w:noProof/>
+                <w:webHidden/>
+              </w:rPr>
               <w:fldChar w:fldCharType="begin"/>
-              <w:instrText xml:space="preserve"> PAGEREF _Toc230960509 \h </w:instrText>
+            </w:r>
+            <w:r>
+              <w:rPr>
+                <w:noProof/>
+                <w:webHidden/>
+              </w:rPr>
+              <w:instrText xml:space="preserve"> PAGEREF _Toc231302112 \h </w:instrText>
+            </w:r>
+            <w:r>
+              <w:rPr>
+                <w:noProof/>
+                <w:webHidden/>
+              </w:rPr>
+            </w:r>
+            <w:r>
+              <w:rPr>
+                <w:noProof/>
+                <w:webHidden/>
+              </w:rPr>
               <w:fldChar w:fldCharType="separate"/>
+            </w:r>
+            <w:r>
+              <w:rPr>
+                <w:noProof/>
+                <w:webHidden/>
+              </w:rPr>
               <w:t>4</w:t>
+            </w:r>
+            <w:r>
+              <w:rPr>
+                <w:noProof/>
+                <w:webHidden/>
+              </w:rPr>
               <w:fldChar w:fldCharType="end"/>
             </w:r>
           </w:hyperlink>
@@ -539,7 +693,7 @@
               <w:lang w:eastAsia="pl-PL"/>
             </w:rPr>
           </w:pPr>
-          <w:hyperlink w:anchor="_Toc230960510" w:history="1">
+          <w:hyperlink w:anchor="_Toc231302113" w:history="1">
             <w:r>
               <w:rPr>
                 <w:rStyle w:val="Hyperlink"/>
@@ -560,7 +714,7 @@
                 <w:rStyle w:val="Hyperlink"/>
                 <w:noProof/>
               </w:rPr>
-              <w:t>Jak szybko mogą rosnąć algorytmy — klasy złożoności</w:t>
+              <w:t>Klasy złożoności</w:t>
             </w:r>
             <w:r>
               <w:rPr>
@@ -568,10 +722,46 @@
                 <w:webHidden/>
               </w:rPr>
               <w:tab/>
+            </w:r>
+            <w:r>
+              <w:rPr>
+                <w:noProof/>
+                <w:webHidden/>
+              </w:rPr>
               <w:fldChar w:fldCharType="begin"/>
-              <w:instrText xml:space="preserve"> PAGEREF _Toc230960510 \h </w:instrText>
+            </w:r>
+            <w:r>
+              <w:rPr>
+                <w:noProof/>
+                <w:webHidden/>
+              </w:rPr>
+              <w:instrText xml:space="preserve"> PAGEREF _Toc231302113 \h </w:instrText>
+            </w:r>
+            <w:r>
+              <w:rPr>
+                <w:noProof/>
+                <w:webHidden/>
+              </w:rPr>
+            </w:r>
+            <w:r>
+              <w:rPr>
+                <w:noProof/>
+                <w:webHidden/>
+              </w:rPr>
               <w:fldChar w:fldCharType="separate"/>
-              <w:t>5</w:t>
+            </w:r>
+            <w:r>
+              <w:rPr>
+                <w:noProof/>
+                <w:webHidden/>
+              </w:rPr>
+              <w:t>6</w:t>
+            </w:r>
+            <w:r>
+              <w:rPr>
+                <w:noProof/>
+                <w:webHidden/>
+              </w:rPr>
               <w:fldChar w:fldCharType="end"/>
             </w:r>
           </w:hyperlink>
@@ -589,7 +779,7 @@
               <w:lang w:eastAsia="pl-PL"/>
             </w:rPr>
           </w:pPr>
-          <w:hyperlink w:anchor="_Toc230960511" w:history="1">
+          <w:hyperlink w:anchor="_Toc231302114" w:history="1">
             <w:r>
               <w:rPr>
                 <w:rStyle w:val="Hyperlink"/>
@@ -618,10 +808,46 @@
                 <w:webHidden/>
               </w:rPr>
               <w:tab/>
+            </w:r>
+            <w:r>
+              <w:rPr>
+                <w:noProof/>
+                <w:webHidden/>
+              </w:rPr>
               <w:fldChar w:fldCharType="begin"/>
-              <w:instrText xml:space="preserve"> PAGEREF _Toc230960511 \h </w:instrText>
+            </w:r>
+            <w:r>
+              <w:rPr>
+                <w:noProof/>
+                <w:webHidden/>
+              </w:rPr>
+              <w:instrText xml:space="preserve"> PAGEREF _Toc231302114 \h </w:instrText>
+            </w:r>
+            <w:r>
+              <w:rPr>
+                <w:noProof/>
+                <w:webHidden/>
+              </w:rPr>
+            </w:r>
+            <w:r>
+              <w:rPr>
+                <w:noProof/>
+                <w:webHidden/>
+              </w:rPr>
               <w:fldChar w:fldCharType="separate"/>
-              <w:t>6</w:t>
+            </w:r>
+            <w:r>
+              <w:rPr>
+                <w:noProof/>
+                <w:webHidden/>
+              </w:rPr>
+              <w:t>7</w:t>
+            </w:r>
+            <w:r>
+              <w:rPr>
+                <w:noProof/>
+                <w:webHidden/>
+              </w:rPr>
               <w:fldChar w:fldCharType="end"/>
             </w:r>
           </w:hyperlink>
@@ -639,7 +865,7 @@
               <w:lang w:eastAsia="pl-PL"/>
             </w:rPr>
           </w:pPr>
-          <w:hyperlink w:anchor="_Toc230960512" w:history="1">
+          <w:hyperlink w:anchor="_Toc231302115" w:history="1">
             <w:r>
               <w:rPr>
                 <w:rStyle w:val="Hyperlink"/>
@@ -668,10 +894,46 @@
                 <w:webHidden/>
               </w:rPr>
               <w:tab/>
+            </w:r>
+            <w:r>
+              <w:rPr>
+                <w:noProof/>
+                <w:webHidden/>
+              </w:rPr>
               <w:fldChar w:fldCharType="begin"/>
-              <w:instrText xml:space="preserve"> PAGEREF _Toc230960512 \h </w:instrText>
+            </w:r>
+            <w:r>
+              <w:rPr>
+                <w:noProof/>
+                <w:webHidden/>
+              </w:rPr>
+              <w:instrText xml:space="preserve"> PAGEREF _Toc231302115 \h </w:instrText>
+            </w:r>
+            <w:r>
+              <w:rPr>
+                <w:noProof/>
+                <w:webHidden/>
+              </w:rPr>
+            </w:r>
+            <w:r>
+              <w:rPr>
+                <w:noProof/>
+                <w:webHidden/>
+              </w:rPr>
               <w:fldChar w:fldCharType="separate"/>
-              <w:t>7</w:t>
+            </w:r>
+            <w:r>
+              <w:rPr>
+                <w:noProof/>
+                <w:webHidden/>
+              </w:rPr>
+              <w:t>8</w:t>
+            </w:r>
+            <w:r>
+              <w:rPr>
+                <w:noProof/>
+                <w:webHidden/>
+              </w:rPr>
               <w:fldChar w:fldCharType="end"/>
             </w:r>
           </w:hyperlink>
@@ -689,7 +951,7 @@
               <w:lang w:eastAsia="pl-PL"/>
             </w:rPr>
           </w:pPr>
-          <w:hyperlink w:anchor="_Toc230960513" w:history="1">
+          <w:hyperlink w:anchor="_Toc231302116" w:history="1">
             <w:r>
               <w:rPr>
                 <w:rStyle w:val="Hyperlink"/>
@@ -720,10 +982,46 @@
                 <w:webHidden/>
               </w:rPr>
               <w:tab/>
+            </w:r>
+            <w:r>
+              <w:rPr>
+                <w:noProof/>
+                <w:webHidden/>
+              </w:rPr>
               <w:fldChar w:fldCharType="begin"/>
-              <w:instrText xml:space="preserve"> PAGEREF _Toc230960513 \h </w:instrText>
+            </w:r>
+            <w:r>
+              <w:rPr>
+                <w:noProof/>
+                <w:webHidden/>
+              </w:rPr>
+              <w:instrText xml:space="preserve"> PAGEREF _Toc231302116 \h </w:instrText>
+            </w:r>
+            <w:r>
+              <w:rPr>
+                <w:noProof/>
+                <w:webHidden/>
+              </w:rPr>
+            </w:r>
+            <w:r>
+              <w:rPr>
+                <w:noProof/>
+                <w:webHidden/>
+              </w:rPr>
               <w:fldChar w:fldCharType="separate"/>
-              <w:t>9</w:t>
+            </w:r>
+            <w:r>
+              <w:rPr>
+                <w:noProof/>
+                <w:webHidden/>
+              </w:rPr>
+              <w:t>10</w:t>
+            </w:r>
+            <w:r>
+              <w:rPr>
+                <w:noProof/>
+                <w:webHidden/>
+              </w:rPr>
               <w:fldChar w:fldCharType="end"/>
             </w:r>
           </w:hyperlink>
@@ -741,7 +1039,7 @@
               <w:lang w:eastAsia="pl-PL"/>
             </w:rPr>
           </w:pPr>
-          <w:hyperlink w:anchor="_Toc230960514" w:history="1">
+          <w:hyperlink w:anchor="_Toc231302117" w:history="1">
             <w:r>
               <w:rPr>
                 <w:rStyle w:val="Hyperlink"/>
@@ -770,10 +1068,46 @@
                 <w:webHidden/>
               </w:rPr>
               <w:tab/>
+            </w:r>
+            <w:r>
+              <w:rPr>
+                <w:noProof/>
+                <w:webHidden/>
+              </w:rPr>
               <w:fldChar w:fldCharType="begin"/>
-              <w:instrText xml:space="preserve"> PAGEREF _Toc230960514 \h </w:instrText>
+            </w:r>
+            <w:r>
+              <w:rPr>
+                <w:noProof/>
+                <w:webHidden/>
+              </w:rPr>
+              <w:instrText xml:space="preserve"> PAGEREF _Toc231302117 \h </w:instrText>
+            </w:r>
+            <w:r>
+              <w:rPr>
+                <w:noProof/>
+                <w:webHidden/>
+              </w:rPr>
+            </w:r>
+            <w:r>
+              <w:rPr>
+                <w:noProof/>
+                <w:webHidden/>
+              </w:rPr>
               <w:fldChar w:fldCharType="separate"/>
-              <w:t>9</w:t>
+            </w:r>
+            <w:r>
+              <w:rPr>
+                <w:noProof/>
+                <w:webHidden/>
+              </w:rPr>
+              <w:t>10</w:t>
+            </w:r>
+            <w:r>
+              <w:rPr>
+                <w:noProof/>
+                <w:webHidden/>
+              </w:rPr>
               <w:fldChar w:fldCharType="end"/>
             </w:r>
           </w:hyperlink>
@@ -791,7 +1125,7 @@
               <w:lang w:eastAsia="pl-PL"/>
             </w:rPr>
           </w:pPr>
-          <w:hyperlink w:anchor="_Toc230960515" w:history="1">
+          <w:hyperlink w:anchor="_Toc231302118" w:history="1">
             <w:r>
               <w:rPr>
                 <w:rStyle w:val="Hyperlink"/>
@@ -820,10 +1154,46 @@
                 <w:webHidden/>
               </w:rPr>
               <w:tab/>
+            </w:r>
+            <w:r>
+              <w:rPr>
+                <w:noProof/>
+                <w:webHidden/>
+              </w:rPr>
               <w:fldChar w:fldCharType="begin"/>
-              <w:instrText xml:space="preserve"> PAGEREF _Toc230960515 \h </w:instrText>
+            </w:r>
+            <w:r>
+              <w:rPr>
+                <w:noProof/>
+                <w:webHidden/>
+              </w:rPr>
+              <w:instrText xml:space="preserve"> PAGEREF _Toc231302118 \h </w:instrText>
+            </w:r>
+            <w:r>
+              <w:rPr>
+                <w:noProof/>
+                <w:webHidden/>
+              </w:rPr>
+            </w:r>
+            <w:r>
+              <w:rPr>
+                <w:noProof/>
+                <w:webHidden/>
+              </w:rPr>
               <w:fldChar w:fldCharType="separate"/>
-              <w:t>9</w:t>
+            </w:r>
+            <w:r>
+              <w:rPr>
+                <w:noProof/>
+                <w:webHidden/>
+              </w:rPr>
+              <w:t>10</w:t>
+            </w:r>
+            <w:r>
+              <w:rPr>
+                <w:noProof/>
+                <w:webHidden/>
+              </w:rPr>
               <w:fldChar w:fldCharType="end"/>
             </w:r>
           </w:hyperlink>
@@ -841,7 +1211,7 @@
               <w:lang w:eastAsia="pl-PL"/>
             </w:rPr>
           </w:pPr>
-          <w:hyperlink w:anchor="_Toc230960516" w:history="1">
+          <w:hyperlink w:anchor="_Toc231302119" w:history="1">
             <w:r>
               <w:rPr>
                 <w:rStyle w:val="Hyperlink"/>
@@ -870,10 +1240,46 @@
                 <w:webHidden/>
               </w:rPr>
               <w:tab/>
+            </w:r>
+            <w:r>
+              <w:rPr>
+                <w:noProof/>
+                <w:webHidden/>
+              </w:rPr>
               <w:fldChar w:fldCharType="begin"/>
-              <w:instrText xml:space="preserve"> PAGEREF _Toc230960516 \h </w:instrText>
+            </w:r>
+            <w:r>
+              <w:rPr>
+                <w:noProof/>
+                <w:webHidden/>
+              </w:rPr>
+              <w:instrText xml:space="preserve"> PAGEREF _Toc231302119 \h </w:instrText>
+            </w:r>
+            <w:r>
+              <w:rPr>
+                <w:noProof/>
+                <w:webHidden/>
+              </w:rPr>
+            </w:r>
+            <w:r>
+              <w:rPr>
+                <w:noProof/>
+                <w:webHidden/>
+              </w:rPr>
               <w:fldChar w:fldCharType="separate"/>
-              <w:t>10</w:t>
+            </w:r>
+            <w:r>
+              <w:rPr>
+                <w:noProof/>
+                <w:webHidden/>
+              </w:rPr>
+              <w:t>11</w:t>
+            </w:r>
+            <w:r>
+              <w:rPr>
+                <w:noProof/>
+                <w:webHidden/>
+              </w:rPr>
               <w:fldChar w:fldCharType="end"/>
             </w:r>
           </w:hyperlink>
@@ -891,7 +1297,7 @@
               <w:lang w:eastAsia="pl-PL"/>
             </w:rPr>
           </w:pPr>
-          <w:hyperlink w:anchor="_Toc230960517" w:history="1">
+          <w:hyperlink w:anchor="_Toc231302120" w:history="1">
             <w:r>
               <w:rPr>
                 <w:rStyle w:val="Hyperlink"/>
@@ -912,7 +1318,7 @@
                 <w:rStyle w:val="Hyperlink"/>
                 <w:noProof/>
               </w:rPr>
-              <w:t>Analiza złożoności — linia po linii</w:t>
+              <w:t>Analiza złożoności</w:t>
             </w:r>
             <w:r>
               <w:rPr>
@@ -920,10 +1326,46 @@
                 <w:webHidden/>
               </w:rPr>
               <w:tab/>
+            </w:r>
+            <w:r>
+              <w:rPr>
+                <w:noProof/>
+                <w:webHidden/>
+              </w:rPr>
               <w:fldChar w:fldCharType="begin"/>
-              <w:instrText xml:space="preserve"> PAGEREF _Toc230960517 \h </w:instrText>
+            </w:r>
+            <w:r>
+              <w:rPr>
+                <w:noProof/>
+                <w:webHidden/>
+              </w:rPr>
+              <w:instrText xml:space="preserve"> PAGEREF _Toc231302120 \h </w:instrText>
+            </w:r>
+            <w:r>
+              <w:rPr>
+                <w:noProof/>
+                <w:webHidden/>
+              </w:rPr>
+            </w:r>
+            <w:r>
+              <w:rPr>
+                <w:noProof/>
+                <w:webHidden/>
+              </w:rPr>
               <w:fldChar w:fldCharType="separate"/>
-              <w:t>11</w:t>
+            </w:r>
+            <w:r>
+              <w:rPr>
+                <w:noProof/>
+                <w:webHidden/>
+              </w:rPr>
+              <w:t>12</w:t>
+            </w:r>
+            <w:r>
+              <w:rPr>
+                <w:noProof/>
+                <w:webHidden/>
+              </w:rPr>
               <w:fldChar w:fldCharType="end"/>
             </w:r>
           </w:hyperlink>
@@ -941,7 +1383,7 @@
               <w:lang w:eastAsia="pl-PL"/>
             </w:rPr>
           </w:pPr>
-          <w:hyperlink w:anchor="_Toc230960518" w:history="1">
+          <w:hyperlink w:anchor="_Toc231302121" w:history="1">
             <w:r>
               <w:rPr>
                 <w:rStyle w:val="Hyperlink"/>
@@ -970,10 +1412,46 @@
                 <w:webHidden/>
               </w:rPr>
               <w:tab/>
+            </w:r>
+            <w:r>
+              <w:rPr>
+                <w:noProof/>
+                <w:webHidden/>
+              </w:rPr>
               <w:fldChar w:fldCharType="begin"/>
-              <w:instrText xml:space="preserve"> PAGEREF _Toc230960518 \h </w:instrText>
+            </w:r>
+            <w:r>
+              <w:rPr>
+                <w:noProof/>
+                <w:webHidden/>
+              </w:rPr>
+              <w:instrText xml:space="preserve"> PAGEREF _Toc231302121 \h </w:instrText>
+            </w:r>
+            <w:r>
+              <w:rPr>
+                <w:noProof/>
+                <w:webHidden/>
+              </w:rPr>
+            </w:r>
+            <w:r>
+              <w:rPr>
+                <w:noProof/>
+                <w:webHidden/>
+              </w:rPr>
               <w:fldChar w:fldCharType="separate"/>
-              <w:t>11</w:t>
+            </w:r>
+            <w:r>
+              <w:rPr>
+                <w:noProof/>
+                <w:webHidden/>
+              </w:rPr>
+              <w:t>13</w:t>
+            </w:r>
+            <w:r>
+              <w:rPr>
+                <w:noProof/>
+                <w:webHidden/>
+              </w:rPr>
               <w:fldChar w:fldCharType="end"/>
             </w:r>
           </w:hyperlink>
@@ -991,7 +1469,7 @@
               <w:lang w:eastAsia="pl-PL"/>
             </w:rPr>
           </w:pPr>
-          <w:hyperlink w:anchor="_Toc230960519" w:history="1">
+          <w:hyperlink w:anchor="_Toc231302122" w:history="1">
             <w:r>
               <w:rPr>
                 <w:rStyle w:val="Hyperlink"/>
@@ -1012,7 +1490,7 @@
                 <w:rStyle w:val="Hyperlink"/>
                 <w:noProof/>
               </w:rPr>
-              <w:t>Złożoność całkowita</w:t>
+              <w:t>Najciaśniejsze ograniczenie górne — metoda podstawiania</w:t>
             </w:r>
             <w:r>
               <w:rPr>
@@ -1020,10 +1498,218 @@
                 <w:webHidden/>
               </w:rPr>
               <w:tab/>
+            </w:r>
+            <w:r>
+              <w:rPr>
+                <w:noProof/>
+                <w:webHidden/>
+              </w:rPr>
               <w:fldChar w:fldCharType="begin"/>
-              <w:instrText xml:space="preserve"> PAGEREF _Toc230960519 \h </w:instrText>
+            </w:r>
+            <w:r>
+              <w:rPr>
+                <w:noProof/>
+                <w:webHidden/>
+              </w:rPr>
+              <w:instrText xml:space="preserve"> PAGEREF _Toc231302122 \h </w:instrText>
+            </w:r>
+            <w:r>
+              <w:rPr>
+                <w:noProof/>
+                <w:webHidden/>
+              </w:rPr>
+            </w:r>
+            <w:r>
+              <w:rPr>
+                <w:noProof/>
+                <w:webHidden/>
+              </w:rPr>
               <w:fldChar w:fldCharType="separate"/>
-              <w:t>12</w:t>
+            </w:r>
+            <w:r>
+              <w:rPr>
+                <w:noProof/>
+                <w:webHidden/>
+              </w:rPr>
+              <w:t>14</w:t>
+            </w:r>
+            <w:r>
+              <w:rPr>
+                <w:noProof/>
+                <w:webHidden/>
+              </w:rPr>
+              <w:fldChar w:fldCharType="end"/>
+            </w:r>
+          </w:hyperlink>
+        </w:p>
+        <w:p>
+          <w:pPr>
+            <w:pStyle w:val="TOC2"/>
+            <w:tabs>
+              <w:tab w:val="left" w:pos="880"/>
+              <w:tab w:val="right" w:leader="dot" w:pos="9062"/>
+            </w:tabs>
+            <w:rPr>
+              <w:rFonts w:eastAsiaTheme="minorEastAsia"/>
+              <w:noProof/>
+              <w:lang w:eastAsia="pl-PL"/>
+            </w:rPr>
+          </w:pPr>
+          <w:hyperlink w:anchor="_Toc231302123" w:history="1">
+            <w:r>
+              <w:rPr>
+                <w:rStyle w:val="Hyperlink"/>
+                <w:noProof/>
+              </w:rPr>
+              <w:t>3.7</w:t>
+            </w:r>
+            <w:r>
+              <w:rPr>
+                <w:rFonts w:eastAsiaTheme="minorEastAsia"/>
+                <w:noProof/>
+                <w:lang w:eastAsia="pl-PL"/>
+              </w:rPr>
+              <w:tab/>
+            </w:r>
+            <w:r>
+              <w:rPr>
+                <w:rStyle w:val="Hyperlink"/>
+                <w:noProof/>
+              </w:rPr>
+              <w:t>Przypadek pesymistyczny, optymistyczny i średni</w:t>
+            </w:r>
+            <w:r>
+              <w:rPr>
+                <w:noProof/>
+                <w:webHidden/>
+              </w:rPr>
+              <w:tab/>
+            </w:r>
+            <w:r>
+              <w:rPr>
+                <w:noProof/>
+                <w:webHidden/>
+              </w:rPr>
+              <w:fldChar w:fldCharType="begin"/>
+            </w:r>
+            <w:r>
+              <w:rPr>
+                <w:noProof/>
+                <w:webHidden/>
+              </w:rPr>
+              <w:instrText xml:space="preserve"> PAGEREF _Toc231302123 \h </w:instrText>
+            </w:r>
+            <w:r>
+              <w:rPr>
+                <w:noProof/>
+                <w:webHidden/>
+              </w:rPr>
+            </w:r>
+            <w:r>
+              <w:rPr>
+                <w:noProof/>
+                <w:webHidden/>
+              </w:rPr>
+              <w:fldChar w:fldCharType="separate"/>
+            </w:r>
+            <w:r>
+              <w:rPr>
+                <w:noProof/>
+                <w:webHidden/>
+              </w:rPr>
+              <w:t>16</w:t>
+            </w:r>
+            <w:r>
+              <w:rPr>
+                <w:noProof/>
+                <w:webHidden/>
+              </w:rPr>
+              <w:fldChar w:fldCharType="end"/>
+            </w:r>
+          </w:hyperlink>
+        </w:p>
+        <w:p>
+          <w:pPr>
+            <w:pStyle w:val="TOC2"/>
+            <w:tabs>
+              <w:tab w:val="left" w:pos="880"/>
+              <w:tab w:val="right" w:leader="dot" w:pos="9062"/>
+            </w:tabs>
+            <w:rPr>
+              <w:rFonts w:eastAsiaTheme="minorEastAsia"/>
+              <w:noProof/>
+              <w:lang w:eastAsia="pl-PL"/>
+            </w:rPr>
+          </w:pPr>
+          <w:hyperlink w:anchor="_Toc231302124" w:history="1">
+            <w:r>
+              <w:rPr>
+                <w:rStyle w:val="Hyperlink"/>
+                <w:noProof/>
+              </w:rPr>
+              <w:t>3.8</w:t>
+            </w:r>
+            <w:r>
+              <w:rPr>
+                <w:rFonts w:eastAsiaTheme="minorEastAsia"/>
+                <w:noProof/>
+                <w:lang w:eastAsia="pl-PL"/>
+              </w:rPr>
+              <w:tab/>
+            </w:r>
+            <w:r>
+              <w:rPr>
+                <w:rStyle w:val="Hyperlink"/>
+                <w:noProof/>
+              </w:rPr>
+              <w:t>Złożoność całkowita</w:t>
+            </w:r>
+            <w:r>
+              <w:rPr>
+                <w:noProof/>
+                <w:webHidden/>
+              </w:rPr>
+              <w:tab/>
+            </w:r>
+            <w:r>
+              <w:rPr>
+                <w:noProof/>
+                <w:webHidden/>
+              </w:rPr>
+              <w:fldChar w:fldCharType="begin"/>
+            </w:r>
+            <w:r>
+              <w:rPr>
+                <w:noProof/>
+                <w:webHidden/>
+              </w:rPr>
+              <w:instrText xml:space="preserve"> PAGEREF _Toc231302124 \h </w:instrText>
+            </w:r>
+            <w:r>
+              <w:rPr>
+                <w:noProof/>
+                <w:webHidden/>
+              </w:rPr>
+            </w:r>
+            <w:r>
+              <w:rPr>
+                <w:noProof/>
+                <w:webHidden/>
+              </w:rPr>
+              <w:fldChar w:fldCharType="separate"/>
+            </w:r>
+            <w:r>
+              <w:rPr>
+                <w:noProof/>
+                <w:webHidden/>
+              </w:rPr>
+              <w:t>17</w:t>
+            </w:r>
+            <w:r>
+              <w:rPr>
+                <w:noProof/>
+                <w:webHidden/>
+              </w:rPr>
               <w:fldChar w:fldCharType="end"/>
             </w:r>
           </w:hyperlink>
@@ -1041,7 +1727,7 @@
               <w:lang w:eastAsia="pl-PL"/>
             </w:rPr>
           </w:pPr>
-          <w:hyperlink w:anchor="_Toc230960520" w:history="1">
+          <w:hyperlink w:anchor="_Toc231302125" w:history="1">
             <w:r>
               <w:rPr>
                 <w:rStyle w:val="Hyperlink"/>
@@ -1072,10 +1758,46 @@
                 <w:webHidden/>
               </w:rPr>
               <w:tab/>
+            </w:r>
+            <w:r>
+              <w:rPr>
+                <w:noProof/>
+                <w:webHidden/>
+              </w:rPr>
               <w:fldChar w:fldCharType="begin"/>
-              <w:instrText xml:space="preserve"> PAGEREF _Toc230960520 \h </w:instrText>
+            </w:r>
+            <w:r>
+              <w:rPr>
+                <w:noProof/>
+                <w:webHidden/>
+              </w:rPr>
+              <w:instrText xml:space="preserve"> PAGEREF _Toc231302125 \h </w:instrText>
+            </w:r>
+            <w:r>
+              <w:rPr>
+                <w:noProof/>
+                <w:webHidden/>
+              </w:rPr>
+            </w:r>
+            <w:r>
+              <w:rPr>
+                <w:noProof/>
+                <w:webHidden/>
+              </w:rPr>
               <w:fldChar w:fldCharType="separate"/>
-              <w:t>13</w:t>
+            </w:r>
+            <w:r>
+              <w:rPr>
+                <w:noProof/>
+                <w:webHidden/>
+              </w:rPr>
+              <w:t>18</w:t>
+            </w:r>
+            <w:r>
+              <w:rPr>
+                <w:noProof/>
+                <w:webHidden/>
+              </w:rPr>
               <w:fldChar w:fldCharType="end"/>
             </w:r>
           </w:hyperlink>
@@ -1153,19 +1875,6 @@
           <w:rFonts w:ascii="Times New Roman" w:hAnsi="Times New Roman" w:cs="Times New Roman"/>
         </w:rPr>
       </w:pPr>
-      <w:r>
-        <w:rPr>
-          <w:rFonts w:ascii="Times New Roman" w:hAnsi="Times New Roman" w:cs="Times New Roman"/>
-        </w:rPr>
-        <w:br w:type="page"/>
-      </w:r>
-    </w:p>
-    <w:p>
-      <w:pPr>
-        <w:rPr>
-          <w:rFonts w:ascii="Times New Roman" w:hAnsi="Times New Roman" w:cs="Times New Roman"/>
-        </w:rPr>
-      </w:pPr>
     </w:p>
     <w:p>
       <w:pPr>
@@ -1185,11 +1894,12 @@
           <w:rFonts w:cs="Times New Roman"/>
         </w:rPr>
       </w:pPr>
-      <w:bookmarkStart w:id="0" w:name="_Toc230960506"/>
+      <w:bookmarkStart w:id="0" w:name="_Toc231302109"/>
       <w:r>
         <w:rPr>
           <w:rFonts w:cs="Times New Roman"/>
         </w:rPr>
+        <w:lastRenderedPageBreak/>
         <w:t>Opis zadania</w:t>
       </w:r>
       <w:bookmarkEnd w:id="0"/>
@@ -1264,31 +1974,41 @@
     <w:p>
       <w:pPr>
         <w:rPr>
+          <w:rFonts w:cs="Times New Roman"/>
+        </w:rPr>
+      </w:pPr>
+      <w:r>
+        <w:rPr>
           <w:rFonts w:ascii="Times New Roman" w:hAnsi="Times New Roman" w:cs="Times New Roman"/>
           <w:b/>
         </w:rPr>
-      </w:pPr>
-      <w:r>
+        <w:t>Treść zadania:</w:t>
+      </w:r>
+      <w:r>
+        <w:rPr>
+          <w:rFonts w:cs="Times New Roman"/>
+        </w:rPr>
+        <w:t xml:space="preserve"> </w:t>
+      </w:r>
+    </w:p>
+    <w:p>
+      <w:pPr>
         <w:rPr>
           <w:rFonts w:ascii="Times New Roman" w:hAnsi="Times New Roman" w:cs="Times New Roman"/>
           <w:b/>
         </w:rPr>
-        <w:t>Treść zadania:</w:t>
-      </w:r>
-    </w:p>
-    <w:p>
-      <w:pPr>
-        <w:rPr>
-          <w:rFonts w:ascii="Times New Roman" w:hAnsi="Times New Roman" w:cs="Times New Roman"/>
-          <w:i/>
-        </w:rPr>
-      </w:pPr>
-      <w:r>
-        <w:rPr>
-          <w:rFonts w:ascii="Times New Roman" w:hAnsi="Times New Roman" w:cs="Times New Roman"/>
-          <w:i/>
-        </w:rPr>
-        <w:t>Za pomocą notacji Big O() opisz najdokładniej jak potrafisz czas działania powyższego algorytmu w zależności od długości łańcucha n.</w:t>
+      </w:pPr>
+      <w:r>
+        <w:rPr>
+          <w:rFonts w:cs="Times New Roman"/>
+          <w:noProof/>
+          <w:lang w:eastAsia="pl-PL"/>
+        </w:rPr>
+        <w:pict>
+          <v:shape id="_x0000_i1027" type="#_x0000_t75" style="width:453.3pt;height:361.9pt">
+            <v:imagedata r:id="rId10" o:title="podzielność11"/>
+          </v:shape>
+        </w:pict>
       </w:r>
     </w:p>
     <w:p>
@@ -1302,11 +2022,12 @@
           <w:rFonts w:cs="Times New Roman"/>
         </w:rPr>
       </w:pPr>
-      <w:bookmarkStart w:id="1" w:name="_Toc230960507"/>
+      <w:bookmarkStart w:id="1" w:name="_Toc231302110"/>
       <w:r>
         <w:rPr>
           <w:rFonts w:cs="Times New Roman"/>
         </w:rPr>
+        <w:lastRenderedPageBreak/>
         <w:t>Teoria</w:t>
       </w:r>
       <w:bookmarkEnd w:id="1"/>
@@ -1315,7 +2036,7 @@
       <w:pPr>
         <w:pStyle w:val="Heading2"/>
       </w:pPr>
-      <w:bookmarkStart w:id="2" w:name="_Toc230960508"/>
+      <w:bookmarkStart w:id="2" w:name="_Toc231302111"/>
       <w:r>
         <w:t>Złożoność obliczeniowa i jej znaczenie</w:t>
       </w:r>
@@ -1414,7 +2135,6 @@
           <w:sz w:val="24"/>
           <w:szCs w:val="24"/>
         </w:rPr>
-        <w:lastRenderedPageBreak/>
         <w:t>Złożoność pamięciowa</w:t>
       </w:r>
       <w:r>
@@ -1654,7 +2374,7 @@
       <w:pPr>
         <w:pStyle w:val="Heading2"/>
       </w:pPr>
-      <w:bookmarkStart w:id="3" w:name="_Toc230960509"/>
+      <w:bookmarkStart w:id="3" w:name="_Toc231302112"/>
       <w:r>
         <w:t>Notacja Big O</w:t>
       </w:r>
@@ -1711,6 +2431,7 @@
         <w:rPr>
           <w:rFonts w:ascii="Times New Roman" w:hAnsi="Times New Roman" w:cs="Times New Roman"/>
         </w:rPr>
+        <w:lastRenderedPageBreak/>
         <w:t xml:space="preserve">Podobnie </w:t>
       </w:r>
       <w:r>
@@ -1738,18 +2459,24 @@
           <w:rFonts w:ascii="Times New Roman" w:hAnsi="Times New Roman" w:cs="Times New Roman"/>
         </w:rPr>
         <w:br/>
+      </w:r>
+      <w:r>
+        <w:rPr>
+          <w:rFonts w:ascii="Times New Roman" w:hAnsi="Times New Roman" w:cs="Times New Roman"/>
+        </w:rPr>
         <w:br/>
         <w:t>Przykład:  Jeżeli algorytm przetwarza każdy element danych dokładnie raz (i w każdym kroku robi tyle samo pracy), to jest algorytmem liniowym — O(n). Jeżeli dla 10 elementów wykonuje 10 operacji, to dla 1000 elementów wykona około 1000 operacji. Czas rośnie proporcjonalnie do ilości danych.</w:t>
       </w:r>
-    </w:p>
-    <w:p>
-      <w:pPr>
-        <w:spacing w:before="140" w:after="140" w:line="288" w:lineRule="auto"/>
-        <w:jc w:val="both"/>
-        <w:rPr>
-          <w:rFonts w:ascii="Times New Roman" w:hAnsi="Times New Roman" w:cs="Times New Roman"/>
-        </w:rPr>
-      </w:pPr>
+      <w:r>
+        <w:rPr>
+          <w:rFonts w:ascii="Times New Roman" w:hAnsi="Times New Roman" w:cs="Times New Roman"/>
+        </w:rPr>
+        <w:pict>
+          <v:shape id="_x0000_i1026" type="#_x0000_t75" style="width:453.9pt;height:363.75pt">
+            <v:imagedata r:id="rId11" o:title="08c80543-dbe8-4c5f-b4b8-1cfebdb9f92a"/>
+          </v:shape>
+        </w:pict>
+      </w:r>
     </w:p>
     <w:p>
       <w:pPr>
@@ -1787,20 +2514,20 @@
         <w:rPr>
           <w:rFonts w:ascii="Times New Roman" w:hAnsi="Times New Roman" w:cs="Times New Roman"/>
         </w:rPr>
+        <w:t>Notacja Omega — dolny limit. Omega(n) oznacza: czas działania wyniesie co najmniej tyle. Działa jak gwarancja minimalna: szybciej się nie da.</w:t>
+      </w:r>
+    </w:p>
+    <w:p>
+      <w:pPr>
+        <w:rPr>
+          <w:rFonts w:ascii="Times New Roman" w:hAnsi="Times New Roman" w:cs="Times New Roman"/>
+        </w:rPr>
+      </w:pPr>
+      <w:r>
+        <w:rPr>
+          <w:rFonts w:ascii="Times New Roman" w:hAnsi="Times New Roman" w:cs="Times New Roman"/>
+        </w:rPr>
         <w:lastRenderedPageBreak/>
-        <w:t>Notacja Omega — dolny limit. Omega(n) oznacza: czas działania wyniesie co najmniej tyle. Działa jak gwarancja minimalna: szybciej się nie da.</w:t>
-      </w:r>
-    </w:p>
-    <w:p>
-      <w:pPr>
-        <w:rPr>
-          <w:rFonts w:ascii="Times New Roman" w:hAnsi="Times New Roman" w:cs="Times New Roman"/>
-        </w:rPr>
-      </w:pPr>
-      <w:r>
-        <w:rPr>
-          <w:rFonts w:ascii="Times New Roman" w:hAnsi="Times New Roman" w:cs="Times New Roman"/>
-        </w:rPr>
         <w:t>Notacja Theta — dokładna ocena. Theta(n) oznacza, że algorytm działa zarówno co najwyżej, jak i co najmniej liniowo — inaczej mówiąc, dokładnie liniowo. Jest to najsilniejsze i najbardziej precyzyjne twierdzenie o złożoności .</w:t>
       </w:r>
       <w:r>
@@ -1822,7 +2549,7 @@
       <w:pPr>
         <w:pStyle w:val="Heading2"/>
       </w:pPr>
-      <w:bookmarkStart w:id="4" w:name="_Toc230960510"/>
+      <w:bookmarkStart w:id="4" w:name="_Toc231302113"/>
       <w:r>
         <w:t>Klasy złożoności</w:t>
       </w:r>
@@ -3003,7 +3730,6 @@
           <w:sz w:val="24"/>
           <w:szCs w:val="24"/>
         </w:rPr>
-        <w:lastRenderedPageBreak/>
         <w:t>Algorytm wykonuje stała liczbę operacji dla każdego elementu danych. Jeżeli danych jest dwa razy więcej, czas wykonania jest dwa razy dłuższy. Nasz algorytm podzielności przez 11 jest właśnie tutaj.</w:t>
       </w:r>
       <w:r>
@@ -3036,6 +3762,7 @@
           <w:sz w:val="24"/>
           <w:szCs w:val="24"/>
         </w:rPr>
+        <w:lastRenderedPageBreak/>
         <w:t>Dane dwa razy większe = czas cztery razy dłuższy. Tak działa np. porównywanie każdego elementu z każdym innym, jak w bąbelkowym sortowaniu.</w:t>
       </w:r>
       <w:r>
@@ -3168,7 +3895,7 @@
       <w:pPr>
         <w:pStyle w:val="Heading2"/>
       </w:pPr>
-      <w:bookmarkStart w:id="5" w:name="_Toc230960511"/>
+      <w:bookmarkStart w:id="5" w:name="_Toc231302114"/>
       <w:r>
         <w:t>Algorytmy rekurencyjne</w:t>
       </w:r>
@@ -3485,7 +4212,6 @@
           <w:sz w:val="24"/>
           <w:szCs w:val="24"/>
         </w:rPr>
-        <w:lastRenderedPageBreak/>
         <w:t>Popularny przykład:</w:t>
       </w:r>
       <w:r>
@@ -3511,6 +4237,7 @@
           <w:sz w:val="24"/>
           <w:szCs w:val="24"/>
         </w:rPr>
+        <w:lastRenderedPageBreak/>
         <w:t xml:space="preserve">Aby poprawnie analizować algorytm rekurencyjny, należy zwrócić uwagę na trzy elementy. Pierwszym jest </w:t>
       </w:r>
       <w:r>
@@ -3952,7 +4679,7 @@
       <w:pPr>
         <w:pStyle w:val="Heading2"/>
       </w:pPr>
-      <w:bookmarkStart w:id="6" w:name="_Toc230960512"/>
+      <w:bookmarkStart w:id="6" w:name="_Toc231302115"/>
       <w:r>
         <w:t>Operacje na łańcuchach znaków</w:t>
       </w:r>
@@ -4026,7 +4753,6 @@
           <w:sz w:val="24"/>
           <w:szCs w:val="24"/>
         </w:rPr>
-        <w:lastRenderedPageBreak/>
         <w:t>Różne operacje na łańcuchach mają różne koszty. Poniżej przedstawiono te, które są istotne dla naszego algorytmu</w:t>
       </w:r>
       <w:r>
@@ -4097,6 +4823,7 @@
                 <w:bCs/>
                 <w:color w:val="FFFFFF" w:themeColor="background1"/>
               </w:rPr>
+              <w:lastRenderedPageBreak/>
               <w:t>Operacja</w:t>
             </w:r>
           </w:p>
@@ -4239,8 +4966,6 @@
             </w:r>
           </w:p>
         </w:tc>
-        <w:bookmarkStart w:id="7" w:name="_GoBack"/>
-        <w:bookmarkEnd w:id="7"/>
       </w:tr>
       <w:tr>
         <w:trPr>
@@ -4745,24 +5470,24 @@
           <w:rFonts w:cs="Times New Roman"/>
         </w:rPr>
       </w:pPr>
-      <w:bookmarkStart w:id="8" w:name="_Toc230960513"/>
+      <w:bookmarkStart w:id="7" w:name="_Toc231302116"/>
       <w:r>
         <w:rPr>
           <w:rFonts w:cs="Times New Roman"/>
         </w:rPr>
         <w:t>Rozwiązanie</w:t>
       </w:r>
+      <w:bookmarkEnd w:id="7"/>
+    </w:p>
+    <w:p>
+      <w:pPr>
+        <w:pStyle w:val="Heading2"/>
+      </w:pPr>
+      <w:bookmarkStart w:id="8" w:name="_Toc231302117"/>
+      <w:r>
+        <w:t>Przypomnienie zasady i danych wejściowych</w:t>
+      </w:r>
       <w:bookmarkEnd w:id="8"/>
-    </w:p>
-    <w:p>
-      <w:pPr>
-        <w:pStyle w:val="Heading2"/>
-      </w:pPr>
-      <w:bookmarkStart w:id="9" w:name="_Toc230960514"/>
-      <w:r>
-        <w:t>Przypomnienie zasady i danych wejściowych</w:t>
-      </w:r>
-      <w:bookmarkEnd w:id="9"/>
     </w:p>
     <w:p>
       <w:pPr>
@@ -4891,11 +5616,11 @@
       <w:pPr>
         <w:pStyle w:val="Heading2"/>
       </w:pPr>
-      <w:bookmarkStart w:id="10" w:name="_Toc230960515"/>
+      <w:bookmarkStart w:id="9" w:name="_Toc231302118"/>
       <w:r>
         <w:t>Implementacja algorytmu</w:t>
       </w:r>
-      <w:bookmarkEnd w:id="10"/>
+      <w:bookmarkEnd w:id="9"/>
     </w:p>
     <w:p>
       <w:pPr>
@@ -5026,9 +5751,8 @@
           <w:noProof/>
           <w:lang w:eastAsia="pl-PL"/>
         </w:rPr>
-        <w:lastRenderedPageBreak/>
         <w:drawing>
-          <wp:inline distT="0" distB="0" distL="0" distR="0" wp14:anchorId="3A59263C" wp14:editId="280E924A">
+          <wp:inline distT="0" distB="0" distL="0" distR="0" wp14:anchorId="0DA1C2F7" wp14:editId="11C14391">
             <wp:extent cx="5191850" cy="3286584"/>
             <wp:effectExtent l="0" t="0" r="8890" b="9525"/>
             <wp:docPr id="2" name="Picture 2"/>
@@ -5043,7 +5767,7 @@
                     <pic:cNvPicPr/>
                   </pic:nvPicPr>
                   <pic:blipFill>
-                    <a:blip r:embed="rId10"/>
+                    <a:blip r:embed="rId12"/>
                     <a:stretch>
                       <a:fillRect/>
                     </a:stretch>
@@ -5062,6 +5786,13 @@
             </a:graphic>
           </wp:inline>
         </w:drawing>
+      </w:r>
+      <w:r>
+        <w:rPr>
+          <w:rFonts w:ascii="Times New Roman" w:hAnsi="Times New Roman" w:cs="Times New Roman"/>
+          <w:noProof/>
+          <w:lang w:eastAsia="pl-PL"/>
+        </w:rPr>
         <w:t xml:space="preserve"> </w:t>
       </w:r>
     </w:p>
@@ -5088,8 +5819,38 @@
           <w:szCs w:val="20"/>
         </w:rPr>
         <w:t xml:space="preserve">Rysunek </w:t>
+      </w:r>
+      <w:r>
+        <w:rPr>
+          <w:rFonts w:ascii="Times New Roman" w:hAnsi="Times New Roman" w:cs="Times New Roman"/>
+          <w:b w:val="0"/>
+          <w:i/>
+          <w:color w:val="0D0D0D" w:themeColor="text1" w:themeTint="F2"/>
+          <w:sz w:val="20"/>
+          <w:szCs w:val="20"/>
+        </w:rPr>
         <w:fldChar w:fldCharType="begin"/>
+      </w:r>
+      <w:r>
+        <w:rPr>
+          <w:rFonts w:ascii="Times New Roman" w:hAnsi="Times New Roman" w:cs="Times New Roman"/>
+          <w:b w:val="0"/>
+          <w:i/>
+          <w:color w:val="0D0D0D" w:themeColor="text1" w:themeTint="F2"/>
+          <w:sz w:val="20"/>
+          <w:szCs w:val="20"/>
+        </w:rPr>
         <w:instrText xml:space="preserve"> SEQ Rysunek \* ARABIC </w:instrText>
+      </w:r>
+      <w:r>
+        <w:rPr>
+          <w:rFonts w:ascii="Times New Roman" w:hAnsi="Times New Roman" w:cs="Times New Roman"/>
+          <w:b w:val="0"/>
+          <w:i/>
+          <w:color w:val="0D0D0D" w:themeColor="text1" w:themeTint="F2"/>
+          <w:sz w:val="20"/>
+          <w:szCs w:val="20"/>
+        </w:rPr>
         <w:fldChar w:fldCharType="separate"/>
       </w:r>
       <w:r>
@@ -5114,15 +5875,745 @@
           <w:szCs w:val="20"/>
         </w:rPr>
         <w:fldChar w:fldCharType="end"/>
+      </w:r>
+      <w:r>
+        <w:rPr>
+          <w:rFonts w:ascii="Times New Roman" w:hAnsi="Times New Roman" w:cs="Times New Roman"/>
+          <w:b w:val="0"/>
+          <w:i/>
+          <w:color w:val="0D0D0D" w:themeColor="text1" w:themeTint="F2"/>
+          <w:sz w:val="20"/>
+          <w:szCs w:val="20"/>
+        </w:rPr>
         <w:t xml:space="preserve"> Implementacja algorytmu podzielna11 w języku Javascript</w:t>
       </w:r>
     </w:p>
-    <w:p/>
     <w:p>
       <w:pPr>
         <w:pStyle w:val="Heading2"/>
       </w:pPr>
-      <w:bookmarkStart w:id="11" w:name="_Toc230960516"/>
+      <w:r>
+        <w:rPr>
+          <w:rStyle w:val="Strong"/>
+          <w:b/>
+        </w:rPr>
+        <w:lastRenderedPageBreak/>
+        <w:t>Matematyczne podstawy algorytmu podzielności przez 11</w:t>
+      </w:r>
+    </w:p>
+    <w:p>
+      <w:pPr>
+        <w:spacing w:before="140" w:after="140" w:line="288" w:lineRule="auto"/>
+        <w:jc w:val="both"/>
+        <w:rPr>
+          <w:rFonts w:ascii="Times New Roman" w:hAnsi="Times New Roman" w:cs="Times New Roman"/>
+        </w:rPr>
+      </w:pPr>
+      <w:r>
+        <w:rPr>
+          <w:rFonts w:ascii="Times New Roman" w:eastAsia="Times New Roman" w:hAnsi="Times New Roman" w:cs="Times New Roman"/>
+          <w:sz w:val="24"/>
+          <w:szCs w:val="24"/>
+        </w:rPr>
+        <w:t>Powyższy algorytm</w:t>
+      </w:r>
+      <w:r>
+        <w:rPr>
+          <w:rFonts w:ascii="Times New Roman" w:eastAsia="Times New Roman" w:hAnsi="Times New Roman" w:cs="Times New Roman"/>
+          <w:sz w:val="24"/>
+          <w:szCs w:val="24"/>
+        </w:rPr>
+        <w:t xml:space="preserve"> </w:t>
+      </w:r>
+      <w:r>
+        <w:rPr>
+          <w:rFonts w:ascii="Times New Roman" w:eastAsia="Times New Roman" w:hAnsi="Times New Roman" w:cs="Times New Roman"/>
+          <w:sz w:val="24"/>
+          <w:szCs w:val="24"/>
+        </w:rPr>
+        <w:t>opiera się na elementarnych własnościach kongruencji</w:t>
+      </w:r>
+      <w:r>
+        <w:rPr>
+          <w:rFonts w:ascii="Times New Roman" w:eastAsia="Times New Roman" w:hAnsi="Times New Roman" w:cs="Times New Roman"/>
+          <w:sz w:val="24"/>
+          <w:szCs w:val="24"/>
+        </w:rPr>
+        <w:t>,</w:t>
+      </w:r>
+      <w:r>
+        <w:rPr>
+          <w:rFonts w:ascii="Times New Roman" w:eastAsia="Times New Roman" w:hAnsi="Times New Roman" w:cs="Times New Roman"/>
+          <w:sz w:val="24"/>
+          <w:szCs w:val="24"/>
+        </w:rPr>
+        <w:t xml:space="preserve"> stosuje regułę</w:t>
+      </w:r>
+      <w:r>
+        <w:rPr>
+          <w:rFonts w:ascii="Times New Roman" w:eastAsia="Times New Roman" w:hAnsi="Times New Roman" w:cs="Times New Roman"/>
+          <w:sz w:val="24"/>
+          <w:szCs w:val="24"/>
+        </w:rPr>
+        <w:t xml:space="preserve"> alternujących sum</w:t>
+      </w:r>
+      <w:r>
+        <w:rPr>
+          <w:rFonts w:ascii="Times New Roman" w:eastAsia="Times New Roman" w:hAnsi="Times New Roman" w:cs="Times New Roman"/>
+          <w:sz w:val="24"/>
+          <w:szCs w:val="24"/>
+        </w:rPr>
+        <w:t>.</w:t>
+      </w:r>
+      <w:r>
+        <w:rPr>
+          <w:rFonts w:ascii="Times New Roman" w:eastAsia="Times New Roman" w:hAnsi="Times New Roman" w:cs="Times New Roman"/>
+          <w:sz w:val="24"/>
+          <w:szCs w:val="24"/>
+        </w:rPr>
+        <w:t xml:space="preserve"> Poniżej przedstawiono formalny dowód, dlaczego właśnie różnica sum cyfr na pozycjach nieparzystych i parzystych decyduje o podzielności przez 11.</w:t>
+      </w:r>
+      <w:r>
+        <w:rPr>
+          <w:rStyle w:val="FootnoteReference"/>
+          <w:rFonts w:ascii="Times New Roman" w:eastAsia="Times New Roman" w:hAnsi="Times New Roman" w:cs="Times New Roman"/>
+          <w:sz w:val="24"/>
+          <w:szCs w:val="24"/>
+        </w:rPr>
+        <w:footnoteReference w:id="6"/>
+      </w:r>
+    </w:p>
+    <w:p>
+      <w:pPr>
+        <w:spacing w:before="140" w:after="140" w:line="288" w:lineRule="auto"/>
+        <w:jc w:val="both"/>
+        <w:rPr>
+          <w:rFonts w:ascii="Times New Roman" w:hAnsi="Times New Roman" w:cs="Times New Roman"/>
+        </w:rPr>
+      </w:pPr>
+      <w:r>
+        <w:rPr>
+          <w:rFonts w:ascii="Times New Roman" w:eastAsia="Times New Roman" w:hAnsi="Times New Roman" w:cs="Times New Roman"/>
+          <w:sz w:val="24"/>
+          <w:szCs w:val="24"/>
+        </w:rPr>
+        <w:t>Każdą liczbę naturalną N o cyfrach d₁, d₂, …, dₙ (gdzie d₁ to cyfra jedności, d₂ — dziesiątek, i tak dalej) można zapisać jako:</w:t>
+      </w:r>
+    </w:p>
+    <w:p>
+      <w:pPr>
+        <w:spacing w:before="140" w:after="140" w:line="288" w:lineRule="auto"/>
+        <w:jc w:val="center"/>
+        <w:rPr>
+          <w:rFonts w:ascii="Times New Roman" w:hAnsi="Times New Roman" w:cs="Times New Roman"/>
+        </w:rPr>
+      </w:pPr>
+      <w:r>
+        <w:rPr>
+          <w:rFonts w:ascii="Times New Roman" w:eastAsia="Times New Roman" w:hAnsi="Times New Roman" w:cs="Times New Roman"/>
+          <w:b/>
+          <w:bCs/>
+          <w:sz w:val="24"/>
+          <w:szCs w:val="24"/>
+        </w:rPr>
+        <w:t xml:space="preserve">N = d₁·10⁰ + d₂·10¹ + d₃·10² + </w:t>
+      </w:r>
+      <w:r>
+        <w:rPr>
+          <w:rFonts w:ascii="Cambria Math" w:eastAsia="Times New Roman" w:hAnsi="Cambria Math" w:cs="Cambria Math"/>
+          <w:b/>
+          <w:bCs/>
+          <w:sz w:val="24"/>
+          <w:szCs w:val="24"/>
+        </w:rPr>
+        <w:t>⋯</w:t>
+      </w:r>
+      <w:r>
+        <w:rPr>
+          <w:rFonts w:ascii="Times New Roman" w:eastAsia="Times New Roman" w:hAnsi="Times New Roman" w:cs="Times New Roman"/>
+          <w:b/>
+          <w:bCs/>
+          <w:sz w:val="24"/>
+          <w:szCs w:val="24"/>
+        </w:rPr>
+        <w:t xml:space="preserve"> + dₙ·10^(n−1)</w:t>
+      </w:r>
+    </w:p>
+    <w:p>
+      <w:pPr>
+        <w:spacing w:before="140" w:after="140" w:line="288" w:lineRule="auto"/>
+        <w:jc w:val="both"/>
+        <w:rPr>
+          <w:rFonts w:ascii="Times New Roman" w:hAnsi="Times New Roman" w:cs="Times New Roman"/>
+        </w:rPr>
+      </w:pPr>
+      <w:r>
+        <w:rPr>
+          <w:rFonts w:ascii="Times New Roman" w:eastAsia="Times New Roman" w:hAnsi="Times New Roman" w:cs="Times New Roman"/>
+          <w:sz w:val="24"/>
+          <w:szCs w:val="24"/>
+        </w:rPr>
+        <w:t>Kluczowa własność: ponieważ 10 = 11·1 − 1, zachodzi kongruencja:</w:t>
+      </w:r>
+    </w:p>
+    <w:p>
+      <w:pPr>
+        <w:spacing w:before="140" w:after="140" w:line="288" w:lineRule="auto"/>
+        <w:jc w:val="center"/>
+        <w:rPr>
+          <w:rFonts w:ascii="Times New Roman" w:hAnsi="Times New Roman" w:cs="Times New Roman"/>
+        </w:rPr>
+      </w:pPr>
+      <w:r>
+        <w:rPr>
+          <w:rFonts w:ascii="Times New Roman" w:eastAsia="Times New Roman" w:hAnsi="Times New Roman" w:cs="Times New Roman"/>
+          <w:b/>
+          <w:bCs/>
+          <w:sz w:val="24"/>
+          <w:szCs w:val="24"/>
+        </w:rPr>
+        <w:t>10 ≡ −1   (mod 11)</w:t>
+      </w:r>
+    </w:p>
+    <w:p>
+      <w:pPr>
+        <w:spacing w:before="140" w:after="140" w:line="288" w:lineRule="auto"/>
+        <w:jc w:val="both"/>
+        <w:rPr>
+          <w:rFonts w:ascii="Times New Roman" w:hAnsi="Times New Roman" w:cs="Times New Roman"/>
+        </w:rPr>
+      </w:pPr>
+      <w:r>
+        <w:rPr>
+          <w:rFonts w:ascii="Times New Roman" w:eastAsia="Times New Roman" w:hAnsi="Times New Roman" w:cs="Times New Roman"/>
+          <w:sz w:val="24"/>
+          <w:szCs w:val="24"/>
+        </w:rPr>
+        <w:t>Korzystając z niej, można wyliczyć kolejne potęgi liczby 10 modulo 11:</w:t>
+      </w:r>
+    </w:p>
+    <w:p>
+      <w:pPr>
+        <w:spacing w:before="140" w:after="140" w:line="288" w:lineRule="auto"/>
+        <w:jc w:val="center"/>
+        <w:rPr>
+          <w:rFonts w:ascii="Times New Roman" w:hAnsi="Times New Roman" w:cs="Times New Roman"/>
+        </w:rPr>
+      </w:pPr>
+      <w:r>
+        <w:rPr>
+          <w:rFonts w:ascii="Times New Roman" w:eastAsia="Times New Roman" w:hAnsi="Times New Roman" w:cs="Times New Roman"/>
+          <w:b/>
+          <w:bCs/>
+          <w:sz w:val="24"/>
+          <w:szCs w:val="24"/>
+        </w:rPr>
+        <w:t>10^k ≡ (−1)^k   (mod 11),   dla k = 0, 1, 2, …</w:t>
+      </w:r>
+    </w:p>
+    <w:p>
+      <w:pPr>
+        <w:spacing w:before="140" w:after="140" w:line="288" w:lineRule="auto"/>
+        <w:jc w:val="both"/>
+        <w:rPr>
+          <w:rFonts w:ascii="Times New Roman" w:hAnsi="Times New Roman" w:cs="Times New Roman"/>
+        </w:rPr>
+      </w:pPr>
+      <w:r>
+        <w:rPr>
+          <w:rFonts w:ascii="Times New Roman" w:eastAsia="Times New Roman" w:hAnsi="Times New Roman" w:cs="Times New Roman"/>
+          <w:sz w:val="24"/>
+          <w:szCs w:val="24"/>
+        </w:rPr>
+        <w:t>Podstawiając do przedstawienia dziesiętnego liczby N:</w:t>
+      </w:r>
+    </w:p>
+    <w:p>
+      <w:pPr>
+        <w:spacing w:before="140" w:after="140" w:line="288" w:lineRule="auto"/>
+        <w:jc w:val="center"/>
+        <w:rPr>
+          <w:rFonts w:ascii="Times New Roman" w:hAnsi="Times New Roman" w:cs="Times New Roman"/>
+        </w:rPr>
+      </w:pPr>
+      <w:r>
+        <w:rPr>
+          <w:rFonts w:ascii="Times New Roman" w:eastAsia="Times New Roman" w:hAnsi="Times New Roman" w:cs="Times New Roman"/>
+          <w:b/>
+          <w:bCs/>
+          <w:sz w:val="24"/>
+          <w:szCs w:val="24"/>
+        </w:rPr>
+        <w:t xml:space="preserve">N ≡ d₁·(−1)⁰ + d₂·(−1)¹ + d₃·(−1)² + </w:t>
+      </w:r>
+      <w:r>
+        <w:rPr>
+          <w:rFonts w:ascii="Cambria Math" w:eastAsia="Times New Roman" w:hAnsi="Cambria Math" w:cs="Cambria Math"/>
+          <w:b/>
+          <w:bCs/>
+          <w:sz w:val="24"/>
+          <w:szCs w:val="24"/>
+        </w:rPr>
+        <w:t>⋯</w:t>
+      </w:r>
+      <w:r>
+        <w:rPr>
+          <w:rFonts w:ascii="Times New Roman" w:eastAsia="Times New Roman" w:hAnsi="Times New Roman" w:cs="Times New Roman"/>
+          <w:b/>
+          <w:bCs/>
+          <w:sz w:val="24"/>
+          <w:szCs w:val="24"/>
+        </w:rPr>
+        <w:t xml:space="preserve"> + dₙ·(−1)^(n−1)   (mod 11)</w:t>
+      </w:r>
+    </w:p>
+    <w:p>
+      <w:pPr>
+        <w:spacing w:before="140" w:after="140" w:line="288" w:lineRule="auto"/>
+        <w:jc w:val="center"/>
+        <w:rPr>
+          <w:rFonts w:ascii="Times New Roman" w:hAnsi="Times New Roman" w:cs="Times New Roman"/>
+        </w:rPr>
+      </w:pPr>
+      <w:r>
+        <w:rPr>
+          <w:rFonts w:ascii="Times New Roman" w:eastAsia="Times New Roman" w:hAnsi="Times New Roman" w:cs="Times New Roman"/>
+          <w:b/>
+          <w:bCs/>
+          <w:sz w:val="24"/>
+          <w:szCs w:val="24"/>
+        </w:rPr>
+        <w:t xml:space="preserve">N ≡ (d₁ + d₃ + d₅ + </w:t>
+      </w:r>
+      <w:r>
+        <w:rPr>
+          <w:rFonts w:ascii="Cambria Math" w:eastAsia="Times New Roman" w:hAnsi="Cambria Math" w:cs="Cambria Math"/>
+          <w:b/>
+          <w:bCs/>
+          <w:sz w:val="24"/>
+          <w:szCs w:val="24"/>
+        </w:rPr>
+        <w:t>⋯</w:t>
+      </w:r>
+      <w:r>
+        <w:rPr>
+          <w:rFonts w:ascii="Times New Roman" w:eastAsia="Times New Roman" w:hAnsi="Times New Roman" w:cs="Times New Roman"/>
+          <w:b/>
+          <w:bCs/>
+          <w:sz w:val="24"/>
+          <w:szCs w:val="24"/>
+        </w:rPr>
+        <w:t xml:space="preserve">) − (d₂ + d₄ + d₆ + </w:t>
+      </w:r>
+      <w:r>
+        <w:rPr>
+          <w:rFonts w:ascii="Cambria Math" w:eastAsia="Times New Roman" w:hAnsi="Cambria Math" w:cs="Cambria Math"/>
+          <w:b/>
+          <w:bCs/>
+          <w:sz w:val="24"/>
+          <w:szCs w:val="24"/>
+        </w:rPr>
+        <w:t>⋯</w:t>
+      </w:r>
+      <w:r>
+        <w:rPr>
+          <w:rFonts w:ascii="Times New Roman" w:eastAsia="Times New Roman" w:hAnsi="Times New Roman" w:cs="Times New Roman"/>
+          <w:b/>
+          <w:bCs/>
+          <w:sz w:val="24"/>
+          <w:szCs w:val="24"/>
+        </w:rPr>
+        <w:t>)   (mod 11)</w:t>
+      </w:r>
+    </w:p>
+    <w:p>
+      <w:pPr>
+        <w:spacing w:before="140" w:after="140" w:line="288" w:lineRule="auto"/>
+        <w:jc w:val="center"/>
+        <w:rPr>
+          <w:rFonts w:ascii="Times New Roman" w:hAnsi="Times New Roman" w:cs="Times New Roman"/>
+        </w:rPr>
+      </w:pPr>
+      <w:r>
+        <w:rPr>
+          <w:rFonts w:ascii="Times New Roman" w:eastAsia="Times New Roman" w:hAnsi="Times New Roman" w:cs="Times New Roman"/>
+          <w:b/>
+          <w:bCs/>
+          <w:sz w:val="24"/>
+          <w:szCs w:val="24"/>
+        </w:rPr>
+        <w:t>N ≡ s₁ − s₂   (mod 11)</w:t>
+      </w:r>
+    </w:p>
+    <w:p>
+      <w:pPr>
+        <w:spacing w:before="140" w:after="140" w:line="288" w:lineRule="auto"/>
+        <w:jc w:val="both"/>
+        <w:rPr>
+          <w:rFonts w:ascii="Times New Roman" w:hAnsi="Times New Roman" w:cs="Times New Roman"/>
+        </w:rPr>
+      </w:pPr>
+      <w:r>
+        <w:rPr>
+          <w:rFonts w:ascii="Times New Roman" w:eastAsia="Times New Roman" w:hAnsi="Times New Roman" w:cs="Times New Roman"/>
+          <w:sz w:val="24"/>
+          <w:szCs w:val="24"/>
+        </w:rPr>
+        <w:t xml:space="preserve">gdzie </w:t>
+      </w:r>
+      <w:r>
+        <w:rPr>
+          <w:rFonts w:ascii="Times New Roman" w:eastAsia="Times New Roman" w:hAnsi="Times New Roman" w:cs="Times New Roman"/>
+          <w:i/>
+          <w:iCs/>
+          <w:sz w:val="24"/>
+          <w:szCs w:val="24"/>
+        </w:rPr>
+        <w:t>s₁</w:t>
+      </w:r>
+      <w:r>
+        <w:rPr>
+          <w:rFonts w:ascii="Times New Roman" w:eastAsia="Times New Roman" w:hAnsi="Times New Roman" w:cs="Times New Roman"/>
+          <w:sz w:val="24"/>
+          <w:szCs w:val="24"/>
+        </w:rPr>
+        <w:t xml:space="preserve"> to suma cyfr na pozycjach nieparzystych (1., 3., 5., …), a </w:t>
+      </w:r>
+      <w:r>
+        <w:rPr>
+          <w:rFonts w:ascii="Times New Roman" w:eastAsia="Times New Roman" w:hAnsi="Times New Roman" w:cs="Times New Roman"/>
+          <w:i/>
+          <w:iCs/>
+          <w:sz w:val="24"/>
+          <w:szCs w:val="24"/>
+        </w:rPr>
+        <w:t>s₂</w:t>
+      </w:r>
+      <w:r>
+        <w:rPr>
+          <w:rFonts w:ascii="Times New Roman" w:eastAsia="Times New Roman" w:hAnsi="Times New Roman" w:cs="Times New Roman"/>
+          <w:sz w:val="24"/>
+          <w:szCs w:val="24"/>
+        </w:rPr>
+        <w:t xml:space="preserve"> — suma cyfr na pozycjach parzystych (2., 4., 6., …). Stąd bezpośrednio wynika warunek podzielności:</w:t>
+      </w:r>
+    </w:p>
+    <w:p>
+      <w:pPr>
+        <w:spacing w:before="140" w:after="140" w:line="288" w:lineRule="auto"/>
+        <w:jc w:val="center"/>
+        <w:rPr>
+          <w:rFonts w:ascii="Times New Roman" w:hAnsi="Times New Roman" w:cs="Times New Roman"/>
+        </w:rPr>
+      </w:pPr>
+      <w:r>
+        <w:rPr>
+          <w:rFonts w:ascii="Times New Roman" w:eastAsia="Times New Roman" w:hAnsi="Times New Roman" w:cs="Times New Roman"/>
+          <w:b/>
+          <w:bCs/>
+          <w:sz w:val="24"/>
+          <w:szCs w:val="24"/>
+        </w:rPr>
+        <w:t xml:space="preserve">N ≡ 0   (mod 11)   </w:t>
+      </w:r>
+      <w:r>
+        <w:rPr>
+          <w:rFonts w:ascii="Cambria Math" w:eastAsia="Times New Roman" w:hAnsi="Cambria Math" w:cs="Cambria Math"/>
+          <w:b/>
+          <w:bCs/>
+          <w:sz w:val="24"/>
+          <w:szCs w:val="24"/>
+        </w:rPr>
+        <w:t>⟺</w:t>
+      </w:r>
+      <w:r>
+        <w:rPr>
+          <w:rFonts w:ascii="Times New Roman" w:eastAsia="Times New Roman" w:hAnsi="Times New Roman" w:cs="Times New Roman"/>
+          <w:b/>
+          <w:bCs/>
+          <w:sz w:val="24"/>
+          <w:szCs w:val="24"/>
+        </w:rPr>
+        <w:t xml:space="preserve">   11 | (s₁ − s₂)</w:t>
+      </w:r>
+    </w:p>
+    <w:p>
+      <w:pPr>
+        <w:spacing w:before="140" w:after="140" w:line="288" w:lineRule="auto"/>
+        <w:jc w:val="both"/>
+        <w:rPr>
+          <w:rFonts w:ascii="Times New Roman" w:hAnsi="Times New Roman" w:cs="Times New Roman"/>
+        </w:rPr>
+      </w:pPr>
+      <w:r>
+        <w:rPr>
+          <w:rFonts w:ascii="Times New Roman" w:eastAsia="Times New Roman" w:hAnsi="Times New Roman" w:cs="Times New Roman"/>
+          <w:sz w:val="24"/>
+          <w:szCs w:val="24"/>
+        </w:rPr>
+        <w:t>To jest formalna podstawa zasady stosowanej w algorytmie. Algorytm nie sprawdza warunku 11 | (s₁ − s₂) wprost, lecz rekurencyjnie stosuje tę samą regułę do liczby |s₁ − s₂|. Takie postępowanie jest matematycznie poprawne, ponieważ:</w:t>
+      </w:r>
+    </w:p>
+    <w:p>
+      <w:pPr>
+        <w:spacing w:before="140" w:after="140" w:line="288" w:lineRule="auto"/>
+        <w:jc w:val="center"/>
+        <w:rPr>
+          <w:rFonts w:ascii="Times New Roman" w:hAnsi="Times New Roman" w:cs="Times New Roman"/>
+        </w:rPr>
+      </w:pPr>
+      <w:r>
+        <w:rPr>
+          <w:rFonts w:ascii="Times New Roman" w:eastAsia="Times New Roman" w:hAnsi="Times New Roman" w:cs="Times New Roman"/>
+          <w:b/>
+          <w:bCs/>
+          <w:sz w:val="24"/>
+          <w:szCs w:val="24"/>
+        </w:rPr>
+        <w:t xml:space="preserve">11 | N   </w:t>
+      </w:r>
+      <w:r>
+        <w:rPr>
+          <w:rFonts w:ascii="Cambria Math" w:eastAsia="Times New Roman" w:hAnsi="Cambria Math" w:cs="Cambria Math"/>
+          <w:b/>
+          <w:bCs/>
+          <w:sz w:val="24"/>
+          <w:szCs w:val="24"/>
+        </w:rPr>
+        <w:t>⟺</w:t>
+      </w:r>
+      <w:r>
+        <w:rPr>
+          <w:rFonts w:ascii="Times New Roman" w:eastAsia="Times New Roman" w:hAnsi="Times New Roman" w:cs="Times New Roman"/>
+          <w:b/>
+          <w:bCs/>
+          <w:sz w:val="24"/>
+          <w:szCs w:val="24"/>
+        </w:rPr>
+        <w:t xml:space="preserve">   11 | (s₁ − s₂)   </w:t>
+      </w:r>
+      <w:r>
+        <w:rPr>
+          <w:rFonts w:ascii="Cambria Math" w:eastAsia="Times New Roman" w:hAnsi="Cambria Math" w:cs="Cambria Math"/>
+          <w:b/>
+          <w:bCs/>
+          <w:sz w:val="24"/>
+          <w:szCs w:val="24"/>
+        </w:rPr>
+        <w:t>⟺</w:t>
+      </w:r>
+      <w:r>
+        <w:rPr>
+          <w:rFonts w:ascii="Times New Roman" w:eastAsia="Times New Roman" w:hAnsi="Times New Roman" w:cs="Times New Roman"/>
+          <w:b/>
+          <w:bCs/>
+          <w:sz w:val="24"/>
+          <w:szCs w:val="24"/>
+        </w:rPr>
+        <w:t xml:space="preserve">   11 | |s₁ − s₂|</w:t>
+      </w:r>
+    </w:p>
+    <w:p>
+      <w:pPr>
+        <w:spacing w:before="140" w:after="140" w:line="288" w:lineRule="auto"/>
+        <w:jc w:val="both"/>
+        <w:rPr>
+          <w:rFonts w:ascii="Times New Roman" w:hAnsi="Times New Roman" w:cs="Times New Roman"/>
+        </w:rPr>
+      </w:pPr>
+      <w:r>
+        <w:rPr>
+          <w:rFonts w:ascii="Times New Roman" w:eastAsia="Times New Roman" w:hAnsi="Times New Roman" w:cs="Times New Roman"/>
+          <w:sz w:val="24"/>
+          <w:szCs w:val="24"/>
+        </w:rPr>
+        <w:t xml:space="preserve">Liczba |s₁ − s₂| jest znacznie mniejsza od N i ma co najwyżej </w:t>
+      </w:r>
+      <w:r>
+        <w:rPr>
+          <w:rFonts w:ascii="Cambria Math" w:eastAsia="Times New Roman" w:hAnsi="Cambria Math" w:cs="Cambria Math"/>
+          <w:sz w:val="24"/>
+          <w:szCs w:val="24"/>
+        </w:rPr>
+        <w:t>⌊</w:t>
+      </w:r>
+      <w:r>
+        <w:rPr>
+          <w:rFonts w:ascii="Times New Roman" w:eastAsia="Times New Roman" w:hAnsi="Times New Roman" w:cs="Times New Roman"/>
+          <w:sz w:val="24"/>
+          <w:szCs w:val="24"/>
+        </w:rPr>
+        <w:t>log₁₀(9·</w:t>
+      </w:r>
+      <w:r>
+        <w:rPr>
+          <w:rFonts w:ascii="Cambria Math" w:eastAsia="Times New Roman" w:hAnsi="Cambria Math" w:cs="Cambria Math"/>
+          <w:sz w:val="24"/>
+          <w:szCs w:val="24"/>
+        </w:rPr>
+        <w:t>⌈</w:t>
+      </w:r>
+      <w:r>
+        <w:rPr>
+          <w:rFonts w:ascii="Times New Roman" w:eastAsia="Times New Roman" w:hAnsi="Times New Roman" w:cs="Times New Roman"/>
+          <w:sz w:val="24"/>
+          <w:szCs w:val="24"/>
+        </w:rPr>
+        <w:t>n/2</w:t>
+      </w:r>
+      <w:r>
+        <w:rPr>
+          <w:rFonts w:ascii="Cambria Math" w:eastAsia="Times New Roman" w:hAnsi="Cambria Math" w:cs="Cambria Math"/>
+          <w:sz w:val="24"/>
+          <w:szCs w:val="24"/>
+        </w:rPr>
+        <w:t>⌉</w:t>
+      </w:r>
+      <w:r>
+        <w:rPr>
+          <w:rFonts w:ascii="Times New Roman" w:eastAsia="Times New Roman" w:hAnsi="Times New Roman" w:cs="Times New Roman"/>
+          <w:sz w:val="24"/>
+          <w:szCs w:val="24"/>
+        </w:rPr>
+        <w:t>)</w:t>
+      </w:r>
+      <w:r>
+        <w:rPr>
+          <w:rFonts w:ascii="Cambria Math" w:eastAsia="Times New Roman" w:hAnsi="Cambria Math" w:cs="Cambria Math"/>
+          <w:sz w:val="24"/>
+          <w:szCs w:val="24"/>
+        </w:rPr>
+        <w:t>⌋</w:t>
+      </w:r>
+      <w:r>
+        <w:rPr>
+          <w:rFonts w:ascii="Times New Roman" w:eastAsia="Times New Roman" w:hAnsi="Times New Roman" w:cs="Times New Roman"/>
+          <w:sz w:val="24"/>
+          <w:szCs w:val="24"/>
+        </w:rPr>
+        <w:t xml:space="preserve"> + 1 cyfr, co zapewnia szybkie zakończenie rekurencji. Przypadek bazowy jest poprawny z dwóch powodów: 11 | 0 (wynik </w:t>
+      </w:r>
+      <w:r>
+        <w:rPr>
+          <w:rFonts w:ascii="Times New Roman" w:eastAsia="Times New Roman" w:hAnsi="Times New Roman" w:cs="Times New Roman"/>
+          <w:i/>
+          <w:iCs/>
+          <w:sz w:val="24"/>
+          <w:szCs w:val="24"/>
+        </w:rPr>
+        <w:t>TAK</w:t>
+      </w:r>
+      <w:r>
+        <w:rPr>
+          <w:rFonts w:ascii="Times New Roman" w:eastAsia="Times New Roman" w:hAnsi="Times New Roman" w:cs="Times New Roman"/>
+          <w:sz w:val="24"/>
+          <w:szCs w:val="24"/>
+        </w:rPr>
+        <w:t xml:space="preserve">), natomiast dla jednocyfrowego d </w:t>
+      </w:r>
+      <w:r>
+        <w:rPr>
+          <w:rFonts w:ascii="Cambria Math" w:eastAsia="Times New Roman" w:hAnsi="Cambria Math" w:cs="Cambria Math"/>
+          <w:sz w:val="24"/>
+          <w:szCs w:val="24"/>
+        </w:rPr>
+        <w:t>∈</w:t>
+      </w:r>
+      <w:r>
+        <w:rPr>
+          <w:rFonts w:ascii="Times New Roman" w:eastAsia="Times New Roman" w:hAnsi="Times New Roman" w:cs="Times New Roman"/>
+          <w:sz w:val="24"/>
+          <w:szCs w:val="24"/>
+        </w:rPr>
+        <w:t xml:space="preserve"> {1, 2, …, 9} mamy 11 </w:t>
+      </w:r>
+      <w:r>
+        <w:rPr>
+          <w:rFonts w:ascii="Cambria Math" w:eastAsia="Times New Roman" w:hAnsi="Cambria Math" w:cs="Cambria Math"/>
+          <w:sz w:val="24"/>
+          <w:szCs w:val="24"/>
+        </w:rPr>
+        <w:t>∤</w:t>
+      </w:r>
+      <w:r>
+        <w:rPr>
+          <w:rFonts w:ascii="Times New Roman" w:eastAsia="Times New Roman" w:hAnsi="Times New Roman" w:cs="Times New Roman"/>
+          <w:sz w:val="24"/>
+          <w:szCs w:val="24"/>
+        </w:rPr>
+        <w:t xml:space="preserve"> d (wynik </w:t>
+      </w:r>
+      <w:r>
+        <w:rPr>
+          <w:rFonts w:ascii="Times New Roman" w:eastAsia="Times New Roman" w:hAnsi="Times New Roman" w:cs="Times New Roman"/>
+          <w:i/>
+          <w:iCs/>
+          <w:sz w:val="24"/>
+          <w:szCs w:val="24"/>
+        </w:rPr>
+        <w:t>NIE</w:t>
+      </w:r>
+      <w:r>
+        <w:rPr>
+          <w:rFonts w:ascii="Times New Roman" w:eastAsia="Times New Roman" w:hAnsi="Times New Roman" w:cs="Times New Roman"/>
+          <w:sz w:val="24"/>
+          <w:szCs w:val="24"/>
+        </w:rPr>
+        <w:t>), gdyż 11 &gt; 9, więc żadna niezerowa cyfra nie jest podzielna przez 11.</w:t>
+      </w:r>
+    </w:p>
+    <w:p>
+      <w:pPr>
+        <w:pStyle w:val="font-claude-response-body"/>
+        <w:jc w:val="center"/>
+        <w:rPr>
+          <w:rStyle w:val="Strong"/>
+          <w:rFonts w:eastAsiaTheme="majorEastAsia"/>
+        </w:rPr>
+      </w:pPr>
+      <w:r>
+        <w:rPr>
+          <w:rStyle w:val="Strong"/>
+          <w:rFonts w:eastAsiaTheme="majorEastAsia"/>
+        </w:rPr>
+        <w:t xml:space="preserve">N podzielne przez 11 </w:t>
+      </w:r>
+      <w:r>
+        <w:rPr>
+          <w:rStyle w:val="Strong"/>
+          <w:rFonts w:ascii="Cambria Math" w:eastAsiaTheme="majorEastAsia" w:hAnsi="Cambria Math" w:cs="Cambria Math"/>
+        </w:rPr>
+        <w:t>⟺</w:t>
+      </w:r>
+      <w:r>
+        <w:rPr>
+          <w:rStyle w:val="Strong"/>
+          <w:rFonts w:eastAsiaTheme="majorEastAsia"/>
+        </w:rPr>
+        <w:t xml:space="preserve"> 11 | (s₁ − s₂)</w:t>
+      </w:r>
+    </w:p>
+    <w:p>
+      <w:pPr>
+        <w:pStyle w:val="font-claude-response-body"/>
+      </w:pPr>
+      <w:r>
+        <w:t xml:space="preserve">Algorytm nie sprawdza tego warunku od razu — zamiast tego stosuje tę samą regułę rekurencyjnie do liczby |s₁ − s₂|. Jest to poprawne, bo jeśli różnica sum jest podzielna przez 11, to cała liczba też jest, i odwrotnie. Różnica jest przy tym zawsze znacznie krótsza od pierwotnego łańcucha (z miliona cyfr robi się kilka), więc rekurencja szybko dochodzi do </w:t>
+      </w:r>
+      <w:r>
+        <w:lastRenderedPageBreak/>
+        <w:t>jednej cyfry. Na końcu odpowiedź jest prosta: jedyną jednocyfrową liczbą podzielną przez 11 jest 0, bo 11 jest większe od 9.</w:t>
+      </w:r>
+    </w:p>
+    <w:p>
+      <w:bookmarkStart w:id="10" w:name="_GoBack"/>
+      <w:bookmarkEnd w:id="10"/>
+    </w:p>
+    <w:p>
+      <w:pPr>
+        <w:pStyle w:val="Heading2"/>
+      </w:pPr>
+      <w:bookmarkStart w:id="11" w:name="_Toc231302119"/>
       <w:r>
         <w:t>Analiza zmienna po zmiennej</w:t>
       </w:r>
@@ -6111,9 +7602,7 @@
           <w:sz w:val="24"/>
           <w:szCs w:val="24"/>
         </w:rPr>
-        <w:t xml:space="preserve">, a jej zapis dziesiętny </w:t>
-        <w:lastRenderedPageBreak/>
-        <w:t xml:space="preserve">ma jedynie </w:t>
+        <w:t xml:space="preserve">, a jej zapis dziesiętny ma jedynie </w:t>
       </w:r>
       <w:r>
         <w:rPr>
@@ -6180,7 +7669,7 @@
           <w:sz w:val="24"/>
           <w:szCs w:val="24"/>
         </w:rPr>
-        <w:t xml:space="preserve">nieparzyste</w:t>
+        <w:t>nieparzyste</w:t>
       </w:r>
       <w:r>
         <w:rPr>
@@ -6198,7 +7687,7 @@
           <w:sz w:val="24"/>
           <w:szCs w:val="24"/>
         </w:rPr>
-        <w:t xml:space="preserve">parzyste</w:t>
+        <w:t>parzyste</w:t>
       </w:r>
       <w:r>
         <w:rPr>
@@ -6225,7 +7714,7 @@
           <w:sz w:val="24"/>
           <w:szCs w:val="24"/>
         </w:rPr>
-        <w:t xml:space="preserve">L(n) = ⌊log₁₀(9·⌈n/2⌉)⌋ + 1 ≤ ⌊log₁₀(4,5n)⌋ + 2 = log₁₀ n + O(1).</w:t>
+        <w:t>L(n) = ⌊log₁₀(9·⌈n/2⌉)⌋ + 1 ≤ ⌊log₁₀(4,5n)⌋ + 2 = log₁₀ n + O(1).</w:t>
       </w:r>
     </w:p>
     <w:p>
@@ -6233,17 +7722,28 @@
         <w:spacing w:before="140" w:after="140" w:line="288" w:lineRule="auto"/>
         <w:jc w:val="both"/>
         <w:rPr>
-          <w:rFonts w:ascii="Times New Roman" w:hAnsi="Times New Roman" w:cs="Times New Roman"/>
-        </w:rPr>
-      </w:pPr>
-      <w:r>
-        <w:rPr>
-          <w:rFonts w:ascii="Times New Roman" w:eastAsia="Times New Roman" w:hAnsi="Times New Roman" w:cs="Times New Roman"/>
-          <w:sz w:val="24"/>
-          <w:szCs w:val="24"/>
-        </w:rPr>
-        <w:t xml:space="preserve">Funkcja L(n) — liczba cyfr nowego łańcucha — rośnie więc nie szybciej niż logarytm dziesiętny rozmiaru wejścia. Aby unaocznić, jak drastyczna jest to redukcja, poniższa tabela zestawia maksymalną wartość |s2 − s1| oraz wynikającą z niej długość łańcucha newString dla wykładniczo rosnących n:</w:t>
-      </w:r>
+          <w:rFonts w:ascii="Times New Roman" w:eastAsia="Times New Roman" w:hAnsi="Times New Roman" w:cs="Times New Roman"/>
+          <w:sz w:val="24"/>
+          <w:szCs w:val="24"/>
+        </w:rPr>
+      </w:pPr>
+      <w:r>
+        <w:rPr>
+          <w:rFonts w:ascii="Times New Roman" w:eastAsia="Times New Roman" w:hAnsi="Times New Roman" w:cs="Times New Roman"/>
+          <w:sz w:val="24"/>
+          <w:szCs w:val="24"/>
+        </w:rPr>
+        <w:t>Funkcja L(n) — liczba cyfr nowego łańcucha — rośnie więc nie szybciej niż logarytm dziesiętny rozmiaru wejścia. Aby unaocznić, jak drastyczna jest to redukcja, poniższa tabela zestawia maksymalną wartość |s2 − s1| oraz wynikającą z niej długość łańcucha newString dla wykładniczo rosnących n:</w:t>
+      </w:r>
+    </w:p>
+    <w:p>
+      <w:pPr>
+        <w:spacing w:before="140" w:after="140" w:line="288" w:lineRule="auto"/>
+        <w:jc w:val="both"/>
+        <w:rPr>
+          <w:rFonts w:ascii="Times New Roman" w:hAnsi="Times New Roman" w:cs="Times New Roman"/>
+        </w:rPr>
+      </w:pPr>
     </w:p>
     <w:tbl>
       <w:tblPr>
@@ -6259,10 +7759,12 @@
       </w:tblGrid>
       <w:tr>
         <w:trPr>
+          <w:cnfStyle w:val="000000100000" w:firstRow="0" w:lastRow="0" w:firstColumn="0" w:lastColumn="0" w:oddVBand="0" w:evenVBand="0" w:oddHBand="1" w:evenHBand="0" w:firstRowFirstColumn="0" w:firstRowLastColumn="0" w:lastRowFirstColumn="0" w:lastRowLastColumn="0"/>
           <w:trHeight w:val="340"/>
         </w:trPr>
         <w:tc>
           <w:tcPr>
+            <w:cnfStyle w:val="000010000000" w:firstRow="0" w:lastRow="0" w:firstColumn="0" w:lastColumn="0" w:oddVBand="1" w:evenVBand="0" w:oddHBand="0" w:evenHBand="0" w:firstRowFirstColumn="0" w:firstRowLastColumn="0" w:lastRowFirstColumn="0" w:lastRowLastColumn="0"/>
             <w:tcW w:w="2200" w:type="dxa"/>
             <w:shd w:val="clear" w:color="auto" w:fill="4BACC6" w:themeFill="accent5"/>
             <w:vAlign w:val="center"/>
@@ -6284,7 +7786,7 @@
                 <w:sz w:val="21"/>
                 <w:szCs w:val="21"/>
               </w:rPr>
-              <w:t xml:space="preserve">Długość wejścia n</w:t>
+              <w:t>Długość wejścia n</w:t>
             </w:r>
           </w:p>
         </w:tc>
@@ -6298,6 +7800,7 @@
             <w:pPr>
               <w:spacing w:before="20" w:after="20"/>
               <w:jc w:val="center"/>
+              <w:cnfStyle w:val="000000100000" w:firstRow="0" w:lastRow="0" w:firstColumn="0" w:lastColumn="0" w:oddVBand="0" w:evenVBand="0" w:oddHBand="1" w:evenHBand="0" w:firstRowFirstColumn="0" w:firstRowLastColumn="0" w:lastRowFirstColumn="0" w:lastRowLastColumn="0"/>
               <w:rPr>
                 <w:rFonts w:ascii="Times New Roman" w:hAnsi="Times New Roman" w:cs="Times New Roman"/>
               </w:rPr>
@@ -6311,12 +7814,13 @@
                 <w:sz w:val="21"/>
                 <w:szCs w:val="21"/>
               </w:rPr>
-              <w:t xml:space="preserve">Liczba cyfr nieparzystych ⌈n/2⌉</w:t>
-            </w:r>
-          </w:p>
-        </w:tc>
-        <w:tc>
-          <w:tcPr>
+              <w:t>Liczba cyfr nieparzystych ⌈n/2⌉</w:t>
+            </w:r>
+          </w:p>
+        </w:tc>
+        <w:tc>
+          <w:tcPr>
+            <w:cnfStyle w:val="000010000000" w:firstRow="0" w:lastRow="0" w:firstColumn="0" w:lastColumn="0" w:oddVBand="1" w:evenVBand="0" w:oddHBand="0" w:evenHBand="0" w:firstRowFirstColumn="0" w:firstRowLastColumn="0" w:lastRowFirstColumn="0" w:lastRowLastColumn="0"/>
             <w:tcW w:w="2400" w:type="dxa"/>
             <w:shd w:val="clear" w:color="auto" w:fill="4BACC6" w:themeFill="accent5"/>
             <w:vAlign w:val="center"/>
@@ -6338,7 +7842,7 @@
                 <w:sz w:val="21"/>
                 <w:szCs w:val="21"/>
               </w:rPr>
-              <w:t xml:space="preserve">Maks. |s2 − s1| = 9·⌈n/2⌉</w:t>
+              <w:t>Maks. |s2 − s1| = 9·⌈n/2⌉</w:t>
             </w:r>
           </w:p>
         </w:tc>
@@ -6352,6 +7856,7 @@
             <w:pPr>
               <w:spacing w:before="20" w:after="20"/>
               <w:jc w:val="center"/>
+              <w:cnfStyle w:val="000000100000" w:firstRow="0" w:lastRow="0" w:firstColumn="0" w:lastColumn="0" w:oddVBand="0" w:evenVBand="0" w:oddHBand="1" w:evenHBand="0" w:firstRowFirstColumn="0" w:firstRowLastColumn="0" w:lastRowFirstColumn="0" w:lastRowLastColumn="0"/>
               <w:rPr>
                 <w:rFonts w:ascii="Times New Roman" w:hAnsi="Times New Roman" w:cs="Times New Roman"/>
               </w:rPr>
@@ -6365,7 +7870,7 @@
                 <w:sz w:val="21"/>
                 <w:szCs w:val="21"/>
               </w:rPr>
-              <w:t xml:space="preserve">Długość newString L(n)</w:t>
+              <w:t>Długość newString L(n)</w:t>
             </w:r>
           </w:p>
         </w:tc>
@@ -6373,6 +7878,7 @@
       <w:tr>
         <w:tc>
           <w:tcPr>
+            <w:cnfStyle w:val="000010000000" w:firstRow="0" w:lastRow="0" w:firstColumn="0" w:lastColumn="0" w:oddVBand="1" w:evenVBand="0" w:oddHBand="0" w:evenHBand="0" w:firstRowFirstColumn="0" w:firstRowLastColumn="0" w:lastRowFirstColumn="0" w:lastRowLastColumn="0"/>
             <w:tcW w:w="2200" w:type="dxa"/>
             <w:vAlign w:val="center"/>
           </w:tcPr>
@@ -6389,7 +7895,7 @@
                 <w:sz w:val="20"/>
                 <w:szCs w:val="20"/>
               </w:rPr>
-              <w:t xml:space="preserve">6</w:t>
+              <w:t>6</w:t>
             </w:r>
           </w:p>
         </w:tc>
@@ -6401,6 +7907,7 @@
           <w:p>
             <w:pPr>
               <w:spacing w:before="20" w:after="20"/>
+              <w:cnfStyle w:val="000000000000" w:firstRow="0" w:lastRow="0" w:firstColumn="0" w:lastColumn="0" w:oddVBand="0" w:evenVBand="0" w:oddHBand="0" w:evenHBand="0" w:firstRowFirstColumn="0" w:firstRowLastColumn="0" w:lastRowFirstColumn="0" w:lastRowLastColumn="0"/>
               <w:rPr>
                 <w:rFonts w:ascii="Times New Roman" w:hAnsi="Times New Roman" w:cs="Times New Roman"/>
               </w:rPr>
@@ -6411,12 +7918,13 @@
                 <w:sz w:val="20"/>
                 <w:szCs w:val="20"/>
               </w:rPr>
-              <w:t xml:space="preserve">3</w:t>
-            </w:r>
-          </w:p>
-        </w:tc>
-        <w:tc>
-          <w:tcPr>
+              <w:t>3</w:t>
+            </w:r>
+          </w:p>
+        </w:tc>
+        <w:tc>
+          <w:tcPr>
+            <w:cnfStyle w:val="000010000000" w:firstRow="0" w:lastRow="0" w:firstColumn="0" w:lastColumn="0" w:oddVBand="1" w:evenVBand="0" w:oddHBand="0" w:evenHBand="0" w:firstRowFirstColumn="0" w:firstRowLastColumn="0" w:lastRowFirstColumn="0" w:lastRowLastColumn="0"/>
             <w:tcW w:w="2400" w:type="dxa"/>
             <w:vAlign w:val="center"/>
           </w:tcPr>
@@ -6433,7 +7941,7 @@
                 <w:sz w:val="20"/>
                 <w:szCs w:val="20"/>
               </w:rPr>
-              <w:t xml:space="preserve">27</w:t>
+              <w:t>27</w:t>
             </w:r>
           </w:p>
         </w:tc>
@@ -6445,6 +7953,7 @@
           <w:p>
             <w:pPr>
               <w:spacing w:before="20" w:after="20"/>
+              <w:cnfStyle w:val="000000000000" w:firstRow="0" w:lastRow="0" w:firstColumn="0" w:lastColumn="0" w:oddVBand="0" w:evenVBand="0" w:oddHBand="0" w:evenHBand="0" w:firstRowFirstColumn="0" w:firstRowLastColumn="0" w:lastRowFirstColumn="0" w:lastRowLastColumn="0"/>
               <w:rPr>
                 <w:rFonts w:ascii="Times New Roman" w:hAnsi="Times New Roman" w:cs="Times New Roman"/>
               </w:rPr>
@@ -6455,14 +7964,18 @@
                 <w:sz w:val="20"/>
                 <w:szCs w:val="20"/>
               </w:rPr>
-              <w:t xml:space="preserve">2</w:t>
+              <w:t>2</w:t>
             </w:r>
           </w:p>
         </w:tc>
       </w:tr>
       <w:tr>
-        <w:tc>
-          <w:tcPr>
+        <w:trPr>
+          <w:cnfStyle w:val="000000100000" w:firstRow="0" w:lastRow="0" w:firstColumn="0" w:lastColumn="0" w:oddVBand="0" w:evenVBand="0" w:oddHBand="1" w:evenHBand="0" w:firstRowFirstColumn="0" w:firstRowLastColumn="0" w:lastRowFirstColumn="0" w:lastRowLastColumn="0"/>
+        </w:trPr>
+        <w:tc>
+          <w:tcPr>
+            <w:cnfStyle w:val="000010000000" w:firstRow="0" w:lastRow="0" w:firstColumn="0" w:lastColumn="0" w:oddVBand="1" w:evenVBand="0" w:oddHBand="0" w:evenHBand="0" w:firstRowFirstColumn="0" w:firstRowLastColumn="0" w:lastRowFirstColumn="0" w:lastRowLastColumn="0"/>
             <w:tcW w:w="2200" w:type="dxa"/>
             <w:vAlign w:val="center"/>
           </w:tcPr>
@@ -6479,7 +7992,7 @@
                 <w:sz w:val="20"/>
                 <w:szCs w:val="20"/>
               </w:rPr>
-              <w:t xml:space="preserve">10</w:t>
+              <w:t>10</w:t>
             </w:r>
           </w:p>
         </w:tc>
@@ -6491,6 +8004,7 @@
           <w:p>
             <w:pPr>
               <w:spacing w:before="20" w:after="20"/>
+              <w:cnfStyle w:val="000000100000" w:firstRow="0" w:lastRow="0" w:firstColumn="0" w:lastColumn="0" w:oddVBand="0" w:evenVBand="0" w:oddHBand="1" w:evenHBand="0" w:firstRowFirstColumn="0" w:firstRowLastColumn="0" w:lastRowFirstColumn="0" w:lastRowLastColumn="0"/>
               <w:rPr>
                 <w:rFonts w:ascii="Times New Roman" w:hAnsi="Times New Roman" w:cs="Times New Roman"/>
               </w:rPr>
@@ -6501,12 +8015,13 @@
                 <w:sz w:val="20"/>
                 <w:szCs w:val="20"/>
               </w:rPr>
-              <w:t xml:space="preserve">5</w:t>
-            </w:r>
-          </w:p>
-        </w:tc>
-        <w:tc>
-          <w:tcPr>
+              <w:t>5</w:t>
+            </w:r>
+          </w:p>
+        </w:tc>
+        <w:tc>
+          <w:tcPr>
+            <w:cnfStyle w:val="000010000000" w:firstRow="0" w:lastRow="0" w:firstColumn="0" w:lastColumn="0" w:oddVBand="1" w:evenVBand="0" w:oddHBand="0" w:evenHBand="0" w:firstRowFirstColumn="0" w:firstRowLastColumn="0" w:lastRowFirstColumn="0" w:lastRowLastColumn="0"/>
             <w:tcW w:w="2400" w:type="dxa"/>
             <w:vAlign w:val="center"/>
           </w:tcPr>
@@ -6523,7 +8038,7 @@
                 <w:sz w:val="20"/>
                 <w:szCs w:val="20"/>
               </w:rPr>
-              <w:t xml:space="preserve">45</w:t>
+              <w:t>45</w:t>
             </w:r>
           </w:p>
         </w:tc>
@@ -6535,6 +8050,7 @@
           <w:p>
             <w:pPr>
               <w:spacing w:before="20" w:after="20"/>
+              <w:cnfStyle w:val="000000100000" w:firstRow="0" w:lastRow="0" w:firstColumn="0" w:lastColumn="0" w:oddVBand="0" w:evenVBand="0" w:oddHBand="1" w:evenHBand="0" w:firstRowFirstColumn="0" w:firstRowLastColumn="0" w:lastRowFirstColumn="0" w:lastRowLastColumn="0"/>
               <w:rPr>
                 <w:rFonts w:ascii="Times New Roman" w:hAnsi="Times New Roman" w:cs="Times New Roman"/>
               </w:rPr>
@@ -6545,7 +8061,7 @@
                 <w:sz w:val="20"/>
                 <w:szCs w:val="20"/>
               </w:rPr>
-              <w:t xml:space="preserve">2</w:t>
+              <w:t>2</w:t>
             </w:r>
           </w:p>
         </w:tc>
@@ -6553,6 +8069,7 @@
       <w:tr>
         <w:tc>
           <w:tcPr>
+            <w:cnfStyle w:val="000010000000" w:firstRow="0" w:lastRow="0" w:firstColumn="0" w:lastColumn="0" w:oddVBand="1" w:evenVBand="0" w:oddHBand="0" w:evenHBand="0" w:firstRowFirstColumn="0" w:firstRowLastColumn="0" w:lastRowFirstColumn="0" w:lastRowLastColumn="0"/>
             <w:tcW w:w="2200" w:type="dxa"/>
             <w:vAlign w:val="center"/>
           </w:tcPr>
@@ -6569,7 +8086,7 @@
                 <w:sz w:val="20"/>
                 <w:szCs w:val="20"/>
               </w:rPr>
-              <w:t xml:space="preserve">100</w:t>
+              <w:t>100</w:t>
             </w:r>
           </w:p>
         </w:tc>
@@ -6581,6 +8098,7 @@
           <w:p>
             <w:pPr>
               <w:spacing w:before="20" w:after="20"/>
+              <w:cnfStyle w:val="000000000000" w:firstRow="0" w:lastRow="0" w:firstColumn="0" w:lastColumn="0" w:oddVBand="0" w:evenVBand="0" w:oddHBand="0" w:evenHBand="0" w:firstRowFirstColumn="0" w:firstRowLastColumn="0" w:lastRowFirstColumn="0" w:lastRowLastColumn="0"/>
               <w:rPr>
                 <w:rFonts w:ascii="Times New Roman" w:hAnsi="Times New Roman" w:cs="Times New Roman"/>
               </w:rPr>
@@ -6591,12 +8109,13 @@
                 <w:sz w:val="20"/>
                 <w:szCs w:val="20"/>
               </w:rPr>
-              <w:t xml:space="preserve">50</w:t>
-            </w:r>
-          </w:p>
-        </w:tc>
-        <w:tc>
-          <w:tcPr>
+              <w:t>50</w:t>
+            </w:r>
+          </w:p>
+        </w:tc>
+        <w:tc>
+          <w:tcPr>
+            <w:cnfStyle w:val="000010000000" w:firstRow="0" w:lastRow="0" w:firstColumn="0" w:lastColumn="0" w:oddVBand="1" w:evenVBand="0" w:oddHBand="0" w:evenHBand="0" w:firstRowFirstColumn="0" w:firstRowLastColumn="0" w:lastRowFirstColumn="0" w:lastRowLastColumn="0"/>
             <w:tcW w:w="2400" w:type="dxa"/>
             <w:vAlign w:val="center"/>
           </w:tcPr>
@@ -6613,7 +8132,7 @@
                 <w:sz w:val="20"/>
                 <w:szCs w:val="20"/>
               </w:rPr>
-              <w:t xml:space="preserve">450</w:t>
+              <w:t>450</w:t>
             </w:r>
           </w:p>
         </w:tc>
@@ -6625,6 +8144,7 @@
           <w:p>
             <w:pPr>
               <w:spacing w:before="20" w:after="20"/>
+              <w:cnfStyle w:val="000000000000" w:firstRow="0" w:lastRow="0" w:firstColumn="0" w:lastColumn="0" w:oddVBand="0" w:evenVBand="0" w:oddHBand="0" w:evenHBand="0" w:firstRowFirstColumn="0" w:firstRowLastColumn="0" w:lastRowFirstColumn="0" w:lastRowLastColumn="0"/>
               <w:rPr>
                 <w:rFonts w:ascii="Times New Roman" w:hAnsi="Times New Roman" w:cs="Times New Roman"/>
               </w:rPr>
@@ -6635,14 +8155,18 @@
                 <w:sz w:val="20"/>
                 <w:szCs w:val="20"/>
               </w:rPr>
-              <w:t xml:space="preserve">3</w:t>
+              <w:t>3</w:t>
             </w:r>
           </w:p>
         </w:tc>
       </w:tr>
       <w:tr>
-        <w:tc>
-          <w:tcPr>
+        <w:trPr>
+          <w:cnfStyle w:val="000000100000" w:firstRow="0" w:lastRow="0" w:firstColumn="0" w:lastColumn="0" w:oddVBand="0" w:evenVBand="0" w:oddHBand="1" w:evenHBand="0" w:firstRowFirstColumn="0" w:firstRowLastColumn="0" w:lastRowFirstColumn="0" w:lastRowLastColumn="0"/>
+        </w:trPr>
+        <w:tc>
+          <w:tcPr>
+            <w:cnfStyle w:val="000010000000" w:firstRow="0" w:lastRow="0" w:firstColumn="0" w:lastColumn="0" w:oddVBand="1" w:evenVBand="0" w:oddHBand="0" w:evenHBand="0" w:firstRowFirstColumn="0" w:firstRowLastColumn="0" w:lastRowFirstColumn="0" w:lastRowLastColumn="0"/>
             <w:tcW w:w="2200" w:type="dxa"/>
             <w:vAlign w:val="center"/>
           </w:tcPr>
@@ -6659,7 +8183,7 @@
                 <w:sz w:val="20"/>
                 <w:szCs w:val="20"/>
               </w:rPr>
-              <w:t xml:space="preserve">1 000</w:t>
+              <w:t>1 000</w:t>
             </w:r>
           </w:p>
         </w:tc>
@@ -6671,6 +8195,7 @@
           <w:p>
             <w:pPr>
               <w:spacing w:before="20" w:after="20"/>
+              <w:cnfStyle w:val="000000100000" w:firstRow="0" w:lastRow="0" w:firstColumn="0" w:lastColumn="0" w:oddVBand="0" w:evenVBand="0" w:oddHBand="1" w:evenHBand="0" w:firstRowFirstColumn="0" w:firstRowLastColumn="0" w:lastRowFirstColumn="0" w:lastRowLastColumn="0"/>
               <w:rPr>
                 <w:rFonts w:ascii="Times New Roman" w:hAnsi="Times New Roman" w:cs="Times New Roman"/>
               </w:rPr>
@@ -6681,12 +8206,13 @@
                 <w:sz w:val="20"/>
                 <w:szCs w:val="20"/>
               </w:rPr>
-              <w:t xml:space="preserve">500</w:t>
-            </w:r>
-          </w:p>
-        </w:tc>
-        <w:tc>
-          <w:tcPr>
+              <w:t>500</w:t>
+            </w:r>
+          </w:p>
+        </w:tc>
+        <w:tc>
+          <w:tcPr>
+            <w:cnfStyle w:val="000010000000" w:firstRow="0" w:lastRow="0" w:firstColumn="0" w:lastColumn="0" w:oddVBand="1" w:evenVBand="0" w:oddHBand="0" w:evenHBand="0" w:firstRowFirstColumn="0" w:firstRowLastColumn="0" w:lastRowFirstColumn="0" w:lastRowLastColumn="0"/>
             <w:tcW w:w="2400" w:type="dxa"/>
             <w:vAlign w:val="center"/>
           </w:tcPr>
@@ -6703,7 +8229,7 @@
                 <w:sz w:val="20"/>
                 <w:szCs w:val="20"/>
               </w:rPr>
-              <w:t xml:space="preserve">4 500</w:t>
+              <w:t>4 500</w:t>
             </w:r>
           </w:p>
         </w:tc>
@@ -6715,6 +8241,7 @@
           <w:p>
             <w:pPr>
               <w:spacing w:before="20" w:after="20"/>
+              <w:cnfStyle w:val="000000100000" w:firstRow="0" w:lastRow="0" w:firstColumn="0" w:lastColumn="0" w:oddVBand="0" w:evenVBand="0" w:oddHBand="1" w:evenHBand="0" w:firstRowFirstColumn="0" w:firstRowLastColumn="0" w:lastRowFirstColumn="0" w:lastRowLastColumn="0"/>
               <w:rPr>
                 <w:rFonts w:ascii="Times New Roman" w:hAnsi="Times New Roman" w:cs="Times New Roman"/>
               </w:rPr>
@@ -6725,7 +8252,7 @@
                 <w:sz w:val="20"/>
                 <w:szCs w:val="20"/>
               </w:rPr>
-              <w:t xml:space="preserve">4</w:t>
+              <w:t>4</w:t>
             </w:r>
           </w:p>
         </w:tc>
@@ -6733,6 +8260,7 @@
       <w:tr>
         <w:tc>
           <w:tcPr>
+            <w:cnfStyle w:val="000010000000" w:firstRow="0" w:lastRow="0" w:firstColumn="0" w:lastColumn="0" w:oddVBand="1" w:evenVBand="0" w:oddHBand="0" w:evenHBand="0" w:firstRowFirstColumn="0" w:firstRowLastColumn="0" w:lastRowFirstColumn="0" w:lastRowLastColumn="0"/>
             <w:tcW w:w="2200" w:type="dxa"/>
             <w:vAlign w:val="center"/>
           </w:tcPr>
@@ -6749,7 +8277,7 @@
                 <w:sz w:val="20"/>
                 <w:szCs w:val="20"/>
               </w:rPr>
-              <w:t xml:space="preserve">10 000</w:t>
+              <w:t>10 000</w:t>
             </w:r>
           </w:p>
         </w:tc>
@@ -6761,6 +8289,7 @@
           <w:p>
             <w:pPr>
               <w:spacing w:before="20" w:after="20"/>
+              <w:cnfStyle w:val="000000000000" w:firstRow="0" w:lastRow="0" w:firstColumn="0" w:lastColumn="0" w:oddVBand="0" w:evenVBand="0" w:oddHBand="0" w:evenHBand="0" w:firstRowFirstColumn="0" w:firstRowLastColumn="0" w:lastRowFirstColumn="0" w:lastRowLastColumn="0"/>
               <w:rPr>
                 <w:rFonts w:ascii="Times New Roman" w:hAnsi="Times New Roman" w:cs="Times New Roman"/>
               </w:rPr>
@@ -6771,12 +8300,13 @@
                 <w:sz w:val="20"/>
                 <w:szCs w:val="20"/>
               </w:rPr>
-              <w:t xml:space="preserve">5 000</w:t>
-            </w:r>
-          </w:p>
-        </w:tc>
-        <w:tc>
-          <w:tcPr>
+              <w:t>5 000</w:t>
+            </w:r>
+          </w:p>
+        </w:tc>
+        <w:tc>
+          <w:tcPr>
+            <w:cnfStyle w:val="000010000000" w:firstRow="0" w:lastRow="0" w:firstColumn="0" w:lastColumn="0" w:oddVBand="1" w:evenVBand="0" w:oddHBand="0" w:evenHBand="0" w:firstRowFirstColumn="0" w:firstRowLastColumn="0" w:lastRowFirstColumn="0" w:lastRowLastColumn="0"/>
             <w:tcW w:w="2400" w:type="dxa"/>
             <w:vAlign w:val="center"/>
           </w:tcPr>
@@ -6793,7 +8323,7 @@
                 <w:sz w:val="20"/>
                 <w:szCs w:val="20"/>
               </w:rPr>
-              <w:t xml:space="preserve">45 000</w:t>
+              <w:t>45 000</w:t>
             </w:r>
           </w:p>
         </w:tc>
@@ -6805,6 +8335,7 @@
           <w:p>
             <w:pPr>
               <w:spacing w:before="20" w:after="20"/>
+              <w:cnfStyle w:val="000000000000" w:firstRow="0" w:lastRow="0" w:firstColumn="0" w:lastColumn="0" w:oddVBand="0" w:evenVBand="0" w:oddHBand="0" w:evenHBand="0" w:firstRowFirstColumn="0" w:firstRowLastColumn="0" w:lastRowFirstColumn="0" w:lastRowLastColumn="0"/>
               <w:rPr>
                 <w:rFonts w:ascii="Times New Roman" w:hAnsi="Times New Roman" w:cs="Times New Roman"/>
               </w:rPr>
@@ -6815,14 +8346,18 @@
                 <w:sz w:val="20"/>
                 <w:szCs w:val="20"/>
               </w:rPr>
-              <w:t xml:space="preserve">5</w:t>
+              <w:t>5</w:t>
             </w:r>
           </w:p>
         </w:tc>
       </w:tr>
       <w:tr>
-        <w:tc>
-          <w:tcPr>
+        <w:trPr>
+          <w:cnfStyle w:val="000000100000" w:firstRow="0" w:lastRow="0" w:firstColumn="0" w:lastColumn="0" w:oddVBand="0" w:evenVBand="0" w:oddHBand="1" w:evenHBand="0" w:firstRowFirstColumn="0" w:firstRowLastColumn="0" w:lastRowFirstColumn="0" w:lastRowLastColumn="0"/>
+        </w:trPr>
+        <w:tc>
+          <w:tcPr>
+            <w:cnfStyle w:val="000010000000" w:firstRow="0" w:lastRow="0" w:firstColumn="0" w:lastColumn="0" w:oddVBand="1" w:evenVBand="0" w:oddHBand="0" w:evenHBand="0" w:firstRowFirstColumn="0" w:firstRowLastColumn="0" w:lastRowFirstColumn="0" w:lastRowLastColumn="0"/>
             <w:tcW w:w="2200" w:type="dxa"/>
             <w:vAlign w:val="center"/>
           </w:tcPr>
@@ -6839,7 +8374,7 @@
                 <w:sz w:val="20"/>
                 <w:szCs w:val="20"/>
               </w:rPr>
-              <w:t xml:space="preserve">1 000 000</w:t>
+              <w:t>1 000 000</w:t>
             </w:r>
           </w:p>
         </w:tc>
@@ -6851,6 +8386,7 @@
           <w:p>
             <w:pPr>
               <w:spacing w:before="20" w:after="20"/>
+              <w:cnfStyle w:val="000000100000" w:firstRow="0" w:lastRow="0" w:firstColumn="0" w:lastColumn="0" w:oddVBand="0" w:evenVBand="0" w:oddHBand="1" w:evenHBand="0" w:firstRowFirstColumn="0" w:firstRowLastColumn="0" w:lastRowFirstColumn="0" w:lastRowLastColumn="0"/>
               <w:rPr>
                 <w:rFonts w:ascii="Times New Roman" w:hAnsi="Times New Roman" w:cs="Times New Roman"/>
               </w:rPr>
@@ -6861,12 +8397,13 @@
                 <w:sz w:val="20"/>
                 <w:szCs w:val="20"/>
               </w:rPr>
-              <w:t xml:space="preserve">500 000</w:t>
-            </w:r>
-          </w:p>
-        </w:tc>
-        <w:tc>
-          <w:tcPr>
+              <w:t>500 000</w:t>
+            </w:r>
+          </w:p>
+        </w:tc>
+        <w:tc>
+          <w:tcPr>
+            <w:cnfStyle w:val="000010000000" w:firstRow="0" w:lastRow="0" w:firstColumn="0" w:lastColumn="0" w:oddVBand="1" w:evenVBand="0" w:oddHBand="0" w:evenHBand="0" w:firstRowFirstColumn="0" w:firstRowLastColumn="0" w:lastRowFirstColumn="0" w:lastRowLastColumn="0"/>
             <w:tcW w:w="2400" w:type="dxa"/>
             <w:vAlign w:val="center"/>
           </w:tcPr>
@@ -6883,7 +8420,7 @@
                 <w:sz w:val="20"/>
                 <w:szCs w:val="20"/>
               </w:rPr>
-              <w:t xml:space="preserve">4 500 000</w:t>
+              <w:t>4 500 000</w:t>
             </w:r>
           </w:p>
         </w:tc>
@@ -6895,6 +8432,7 @@
           <w:p>
             <w:pPr>
               <w:spacing w:before="20" w:after="20"/>
+              <w:cnfStyle w:val="000000100000" w:firstRow="0" w:lastRow="0" w:firstColumn="0" w:lastColumn="0" w:oddVBand="0" w:evenVBand="0" w:oddHBand="1" w:evenHBand="0" w:firstRowFirstColumn="0" w:firstRowLastColumn="0" w:lastRowFirstColumn="0" w:lastRowLastColumn="0"/>
               <w:rPr>
                 <w:rFonts w:ascii="Times New Roman" w:hAnsi="Times New Roman" w:cs="Times New Roman"/>
               </w:rPr>
@@ -6905,7 +8443,7 @@
                 <w:sz w:val="20"/>
                 <w:szCs w:val="20"/>
               </w:rPr>
-              <w:t xml:space="preserve">7</w:t>
+              <w:t>7</w:t>
             </w:r>
           </w:p>
         </w:tc>
@@ -6913,6 +8451,7 @@
       <w:tr>
         <w:tc>
           <w:tcPr>
+            <w:cnfStyle w:val="000010000000" w:firstRow="0" w:lastRow="0" w:firstColumn="0" w:lastColumn="0" w:oddVBand="1" w:evenVBand="0" w:oddHBand="0" w:evenHBand="0" w:firstRowFirstColumn="0" w:firstRowLastColumn="0" w:lastRowFirstColumn="0" w:lastRowLastColumn="0"/>
             <w:tcW w:w="2200" w:type="dxa"/>
             <w:vAlign w:val="center"/>
           </w:tcPr>
@@ -6929,7 +8468,7 @@
                 <w:sz w:val="20"/>
                 <w:szCs w:val="20"/>
               </w:rPr>
-              <w:t xml:space="preserve">1 000 000 000</w:t>
+              <w:t>1 000 000 000</w:t>
             </w:r>
           </w:p>
         </w:tc>
@@ -6941,6 +8480,7 @@
           <w:p>
             <w:pPr>
               <w:spacing w:before="20" w:after="20"/>
+              <w:cnfStyle w:val="000000000000" w:firstRow="0" w:lastRow="0" w:firstColumn="0" w:lastColumn="0" w:oddVBand="0" w:evenVBand="0" w:oddHBand="0" w:evenHBand="0" w:firstRowFirstColumn="0" w:firstRowLastColumn="0" w:lastRowFirstColumn="0" w:lastRowLastColumn="0"/>
               <w:rPr>
                 <w:rFonts w:ascii="Times New Roman" w:hAnsi="Times New Roman" w:cs="Times New Roman"/>
               </w:rPr>
@@ -6951,12 +8491,13 @@
                 <w:sz w:val="20"/>
                 <w:szCs w:val="20"/>
               </w:rPr>
-              <w:t xml:space="preserve">500 000 000</w:t>
-            </w:r>
-          </w:p>
-        </w:tc>
-        <w:tc>
-          <w:tcPr>
+              <w:t>500 000 000</w:t>
+            </w:r>
+          </w:p>
+        </w:tc>
+        <w:tc>
+          <w:tcPr>
+            <w:cnfStyle w:val="000010000000" w:firstRow="0" w:lastRow="0" w:firstColumn="0" w:lastColumn="0" w:oddVBand="1" w:evenVBand="0" w:oddHBand="0" w:evenHBand="0" w:firstRowFirstColumn="0" w:firstRowLastColumn="0" w:lastRowFirstColumn="0" w:lastRowLastColumn="0"/>
             <w:tcW w:w="2400" w:type="dxa"/>
             <w:vAlign w:val="center"/>
           </w:tcPr>
@@ -6973,7 +8514,7 @@
                 <w:sz w:val="20"/>
                 <w:szCs w:val="20"/>
               </w:rPr>
-              <w:t xml:space="preserve">4 500 000 000</w:t>
+              <w:t>4 500 000 000</w:t>
             </w:r>
           </w:p>
         </w:tc>
@@ -6985,6 +8526,7 @@
           <w:p>
             <w:pPr>
               <w:spacing w:before="20" w:after="20"/>
+              <w:cnfStyle w:val="000000000000" w:firstRow="0" w:lastRow="0" w:firstColumn="0" w:lastColumn="0" w:oddVBand="0" w:evenVBand="0" w:oddHBand="0" w:evenHBand="0" w:firstRowFirstColumn="0" w:firstRowLastColumn="0" w:lastRowFirstColumn="0" w:lastRowLastColumn="0"/>
               <w:rPr>
                 <w:rFonts w:ascii="Times New Roman" w:hAnsi="Times New Roman" w:cs="Times New Roman"/>
               </w:rPr>
@@ -6995,7 +8537,7 @@
                 <w:sz w:val="20"/>
                 <w:szCs w:val="20"/>
               </w:rPr>
-              <w:t xml:space="preserve">10</w:t>
+              <w:t>10</w:t>
             </w:r>
           </w:p>
         </w:tc>
@@ -7021,7 +8563,7 @@
           <w:sz w:val="20"/>
           <w:szCs w:val="20"/>
         </w:rPr>
-        <w:t xml:space="preserve">Tabela 6. Maksymalna wartość różnicy sum i wynikająca z niej długość łańcucha przekazywanego do kolejnego wywołania.</w:t>
+        <w:t>Tabela 6. Maksymalna wartość różnicy sum i wynikająca z niej długość łańcucha przekazywanego do kolejnego wywołania.</w:t>
       </w:r>
     </w:p>
     <w:p>
@@ -7038,18 +8580,21 @@
           <w:sz w:val="24"/>
           <w:szCs w:val="24"/>
         </w:rPr>
-        <w:t xml:space="preserve">Wniosek z tabeli jest jednoznaczny: nawet miliard cyfr na wejściu zostaje po jednym przejściu zredukowany do najwyżej dziesięciu cyfr. To skokowe — z n do log n — skurczenie problemu jest sednem całej analizy: przesądza, że praca wykonana na wszystkich poziomach poza pierwszym jest pomijalna.</w:t>
+        <w:t>Wniosek z tabeli jest jednoznaczny: nawet miliard cyfr na wejściu zostaje po jednym przejściu zredukowany do najwyżej dziesięciu cyfr. To skokowe — z n do log n — skurczenie problemu jest sednem całej analizy: przesądza, że praca wykonana na wszystkich poziomach poza pierwszym jest pomijalna.</w:t>
       </w:r>
     </w:p>
     <w:p>
       <w:pPr>
         <w:pStyle w:val="Heading2"/>
       </w:pPr>
-      <w:bookmarkStart w:id="12" w:name="_Toc230960517"/>
-      <w:r>
-        <w:t xml:space="preserve">Analiza złożoności </w:t>
+      <w:bookmarkStart w:id="12" w:name="_Toc231302120"/>
+      <w:r>
+        <w:t>Analiza złożoności</w:t>
       </w:r>
       <w:bookmarkEnd w:id="12"/>
+      <w:r>
+        <w:t xml:space="preserve"> </w:t>
+      </w:r>
     </w:p>
     <w:p>
       <w:pPr>
@@ -8178,6 +9723,7 @@
           <w:sz w:val="24"/>
           <w:szCs w:val="24"/>
         </w:rPr>
+        <w:lastRenderedPageBreak/>
         <w:t xml:space="preserve">Sumując koszty w obrębie jednego wywołania, otrzymujemy: trzy operacje stałe (linie 1–4), pętlę o koszcie O(n) (linie 5–9) oraz utworzenie nowego łańcucha o koszcie O(log n) (linia 10). Ponieważ dla dużych </w:t>
       </w:r>
       <w:r>
@@ -8232,7 +9778,7 @@
           <w:sz w:val="24"/>
           <w:szCs w:val="24"/>
         </w:rPr>
-        <w:t xml:space="preserve">Notacja Big O celowo pomija stałe, dla pełnej dokładności warto jednak wyznaczyć je jawnie, przyjmując model zliczania operacji elementarnych (dostęp, porównanie, działanie arytmetyczne i przypisanie liczone jako jedna operacja). Pozwala to zobaczyć, ile faktycznie pracy kryje się pod symbolem O(n).</w:t>
+        <w:t>Notacja Big O celowo pomija stałe, dla pełnej dokładności warto jednak wyznaczyć je jawnie, przyjmując model zliczania operacji elementarnych (dostęp, porównanie, działanie arytmetyczne i przypisanie liczone jako jedna operacja). Pozwala to zobaczyć, ile faktycznie pracy kryje się pod symbolem O(n).</w:t>
       </w:r>
     </w:p>
     <w:p>
@@ -8249,7 +9795,7 @@
           <w:sz w:val="24"/>
           <w:szCs w:val="24"/>
         </w:rPr>
-        <w:t xml:space="preserve">W obrębie pojedynczej iteracji pętli wykonywane są następujące operacje elementarne:</w:t>
+        <w:t>W obrębie pojedynczej iteracji pętli wykonywane są następujące operacje elementarne:</w:t>
       </w:r>
     </w:p>
     <w:tbl>
@@ -8264,10 +9810,12 @@
       </w:tblGrid>
       <w:tr>
         <w:trPr>
+          <w:cnfStyle w:val="000000100000" w:firstRow="0" w:lastRow="0" w:firstColumn="0" w:lastColumn="0" w:oddVBand="0" w:evenVBand="0" w:oddHBand="1" w:evenHBand="0" w:firstRowFirstColumn="0" w:firstRowLastColumn="0" w:lastRowFirstColumn="0" w:lastRowLastColumn="0"/>
           <w:trHeight w:val="340"/>
         </w:trPr>
         <w:tc>
           <w:tcPr>
+            <w:cnfStyle w:val="000010000000" w:firstRow="0" w:lastRow="0" w:firstColumn="0" w:lastColumn="0" w:oddVBand="1" w:evenVBand="0" w:oddHBand="0" w:evenHBand="0" w:firstRowFirstColumn="0" w:firstRowLastColumn="0" w:lastRowFirstColumn="0" w:lastRowLastColumn="0"/>
             <w:tcW w:w="6526" w:type="dxa"/>
             <w:shd w:val="clear" w:color="auto" w:fill="4BACC6" w:themeFill="accent5"/>
             <w:vAlign w:val="center"/>
@@ -8289,7 +9837,7 @@
                 <w:sz w:val="21"/>
                 <w:szCs w:val="21"/>
               </w:rPr>
-              <w:t xml:space="preserve">Operacja w iteracji</w:t>
+              <w:t>Operacja w iteracji</w:t>
             </w:r>
           </w:p>
         </w:tc>
@@ -8303,6 +9851,7 @@
             <w:pPr>
               <w:spacing w:before="20" w:after="20"/>
               <w:jc w:val="center"/>
+              <w:cnfStyle w:val="000000100000" w:firstRow="0" w:lastRow="0" w:firstColumn="0" w:lastColumn="0" w:oddVBand="0" w:evenVBand="0" w:oddHBand="1" w:evenHBand="0" w:firstRowFirstColumn="0" w:firstRowLastColumn="0" w:lastRowFirstColumn="0" w:lastRowLastColumn="0"/>
               <w:rPr>
                 <w:rFonts w:ascii="Times New Roman" w:hAnsi="Times New Roman" w:cs="Times New Roman"/>
               </w:rPr>
@@ -8316,7 +9865,7 @@
                 <w:sz w:val="21"/>
                 <w:szCs w:val="21"/>
               </w:rPr>
-              <w:t xml:space="preserve">Liczba operacji elementarnych</w:t>
+              <w:t>Liczba operacji elementarnych</w:t>
             </w:r>
           </w:p>
         </w:tc>
@@ -8324,6 +9873,7 @@
       <w:tr>
         <w:tc>
           <w:tcPr>
+            <w:cnfStyle w:val="000010000000" w:firstRow="0" w:lastRow="0" w:firstColumn="0" w:lastColumn="0" w:oddVBand="1" w:evenVBand="0" w:oddHBand="0" w:evenHBand="0" w:firstRowFirstColumn="0" w:firstRowLastColumn="0" w:lastRowFirstColumn="0" w:lastRowLastColumn="0"/>
             <w:tcW w:w="6526" w:type="dxa"/>
             <w:vAlign w:val="center"/>
           </w:tcPr>
@@ -8340,7 +9890,7 @@
                 <w:sz w:val="20"/>
                 <w:szCs w:val="20"/>
               </w:rPr>
-              <w:t xml:space="preserve">Dostęp do znaku string[i − 1]</w:t>
+              <w:t>Dostęp do znaku string[i − 1]</w:t>
             </w:r>
           </w:p>
         </w:tc>
@@ -8352,6 +9902,7 @@
           <w:p>
             <w:pPr>
               <w:spacing w:before="20" w:after="20"/>
+              <w:cnfStyle w:val="000000000000" w:firstRow="0" w:lastRow="0" w:firstColumn="0" w:lastColumn="0" w:oddVBand="0" w:evenVBand="0" w:oddHBand="0" w:evenHBand="0" w:firstRowFirstColumn="0" w:firstRowLastColumn="0" w:lastRowFirstColumn="0" w:lastRowLastColumn="0"/>
               <w:rPr>
                 <w:rFonts w:ascii="Times New Roman" w:hAnsi="Times New Roman" w:cs="Times New Roman"/>
               </w:rPr>
@@ -8362,14 +9913,18 @@
                 <w:sz w:val="20"/>
                 <w:szCs w:val="20"/>
               </w:rPr>
-              <w:t xml:space="preserve">1</w:t>
+              <w:t>1</w:t>
             </w:r>
           </w:p>
         </w:tc>
       </w:tr>
       <w:tr>
-        <w:tc>
-          <w:tcPr>
+        <w:trPr>
+          <w:cnfStyle w:val="000000100000" w:firstRow="0" w:lastRow="0" w:firstColumn="0" w:lastColumn="0" w:oddVBand="0" w:evenVBand="0" w:oddHBand="1" w:evenHBand="0" w:firstRowFirstColumn="0" w:firstRowLastColumn="0" w:lastRowFirstColumn="0" w:lastRowLastColumn="0"/>
+        </w:trPr>
+        <w:tc>
+          <w:tcPr>
+            <w:cnfStyle w:val="000010000000" w:firstRow="0" w:lastRow="0" w:firstColumn="0" w:lastColumn="0" w:oddVBand="1" w:evenVBand="0" w:oddHBand="0" w:evenHBand="0" w:firstRowFirstColumn="0" w:firstRowLastColumn="0" w:lastRowFirstColumn="0" w:lastRowLastColumn="0"/>
             <w:tcW w:w="6526" w:type="dxa"/>
             <w:vAlign w:val="center"/>
           </w:tcPr>
@@ -8386,7 +9941,7 @@
                 <w:sz w:val="20"/>
                 <w:szCs w:val="20"/>
               </w:rPr>
-              <w:t xml:space="preserve">Konwersja parseInt(...)</w:t>
+              <w:t>Konwersja parseInt(...)</w:t>
             </w:r>
           </w:p>
         </w:tc>
@@ -8398,6 +9953,7 @@
           <w:p>
             <w:pPr>
               <w:spacing w:before="20" w:after="20"/>
+              <w:cnfStyle w:val="000000100000" w:firstRow="0" w:lastRow="0" w:firstColumn="0" w:lastColumn="0" w:oddVBand="0" w:evenVBand="0" w:oddHBand="1" w:evenHBand="0" w:firstRowFirstColumn="0" w:firstRowLastColumn="0" w:lastRowFirstColumn="0" w:lastRowLastColumn="0"/>
               <w:rPr>
                 <w:rFonts w:ascii="Times New Roman" w:hAnsi="Times New Roman" w:cs="Times New Roman"/>
               </w:rPr>
@@ -8408,7 +9964,7 @@
                 <w:sz w:val="20"/>
                 <w:szCs w:val="20"/>
               </w:rPr>
-              <w:t xml:space="preserve">1</w:t>
+              <w:t>1</w:t>
             </w:r>
           </w:p>
         </w:tc>
@@ -8416,6 +9972,7 @@
       <w:tr>
         <w:tc>
           <w:tcPr>
+            <w:cnfStyle w:val="000010000000" w:firstRow="0" w:lastRow="0" w:firstColumn="0" w:lastColumn="0" w:oddVBand="1" w:evenVBand="0" w:oddHBand="0" w:evenHBand="0" w:firstRowFirstColumn="0" w:firstRowLastColumn="0" w:lastRowFirstColumn="0" w:lastRowLastColumn="0"/>
             <w:tcW w:w="6526" w:type="dxa"/>
             <w:vAlign w:val="center"/>
           </w:tcPr>
@@ -8432,7 +9989,7 @@
                 <w:sz w:val="20"/>
                 <w:szCs w:val="20"/>
               </w:rPr>
-              <w:t xml:space="preserve">Sprawdzenie parzystości i % 2 === 0</w:t>
+              <w:t>Sprawdzenie parzystości i % 2 === 0</w:t>
             </w:r>
           </w:p>
         </w:tc>
@@ -8444,6 +10001,7 @@
           <w:p>
             <w:pPr>
               <w:spacing w:before="20" w:after="20"/>
+              <w:cnfStyle w:val="000000000000" w:firstRow="0" w:lastRow="0" w:firstColumn="0" w:lastColumn="0" w:oddVBand="0" w:evenVBand="0" w:oddHBand="0" w:evenHBand="0" w:firstRowFirstColumn="0" w:firstRowLastColumn="0" w:lastRowFirstColumn="0" w:lastRowLastColumn="0"/>
               <w:rPr>
                 <w:rFonts w:ascii="Times New Roman" w:hAnsi="Times New Roman" w:cs="Times New Roman"/>
               </w:rPr>
@@ -8454,14 +10012,18 @@
                 <w:sz w:val="20"/>
                 <w:szCs w:val="20"/>
               </w:rPr>
-              <w:t xml:space="preserve">1</w:t>
+              <w:t>1</w:t>
             </w:r>
           </w:p>
         </w:tc>
       </w:tr>
       <w:tr>
-        <w:tc>
-          <w:tcPr>
+        <w:trPr>
+          <w:cnfStyle w:val="000000100000" w:firstRow="0" w:lastRow="0" w:firstColumn="0" w:lastColumn="0" w:oddVBand="0" w:evenVBand="0" w:oddHBand="1" w:evenHBand="0" w:firstRowFirstColumn="0" w:firstRowLastColumn="0" w:lastRowFirstColumn="0" w:lastRowLastColumn="0"/>
+        </w:trPr>
+        <w:tc>
+          <w:tcPr>
+            <w:cnfStyle w:val="000010000000" w:firstRow="0" w:lastRow="0" w:firstColumn="0" w:lastColumn="0" w:oddVBand="1" w:evenVBand="0" w:oddHBand="0" w:evenHBand="0" w:firstRowFirstColumn="0" w:firstRowLastColumn="0" w:lastRowFirstColumn="0" w:lastRowLastColumn="0"/>
             <w:tcW w:w="6526" w:type="dxa"/>
             <w:vAlign w:val="center"/>
           </w:tcPr>
@@ -8478,7 +10040,7 @@
                 <w:sz w:val="20"/>
                 <w:szCs w:val="20"/>
               </w:rPr>
-              <w:t xml:space="preserve">Dodanie cyfry do akumulatora</w:t>
+              <w:t>Dodanie cyfry do akumulatora</w:t>
             </w:r>
           </w:p>
         </w:tc>
@@ -8490,6 +10052,7 @@
           <w:p>
             <w:pPr>
               <w:spacing w:before="20" w:after="20"/>
+              <w:cnfStyle w:val="000000100000" w:firstRow="0" w:lastRow="0" w:firstColumn="0" w:lastColumn="0" w:oddVBand="0" w:evenVBand="0" w:oddHBand="1" w:evenHBand="0" w:firstRowFirstColumn="0" w:firstRowLastColumn="0" w:lastRowFirstColumn="0" w:lastRowLastColumn="0"/>
               <w:rPr>
                 <w:rFonts w:ascii="Times New Roman" w:hAnsi="Times New Roman" w:cs="Times New Roman"/>
               </w:rPr>
@@ -8500,7 +10063,7 @@
                 <w:sz w:val="20"/>
                 <w:szCs w:val="20"/>
               </w:rPr>
-              <w:t xml:space="preserve">1</w:t>
+              <w:t>1</w:t>
             </w:r>
           </w:p>
         </w:tc>
@@ -8508,6 +10071,7 @@
       <w:tr>
         <w:tc>
           <w:tcPr>
+            <w:cnfStyle w:val="000010000000" w:firstRow="0" w:lastRow="0" w:firstColumn="0" w:lastColumn="0" w:oddVBand="1" w:evenVBand="0" w:oddHBand="0" w:evenHBand="0" w:firstRowFirstColumn="0" w:firstRowLastColumn="0" w:lastRowFirstColumn="0" w:lastRowLastColumn="0"/>
             <w:tcW w:w="6526" w:type="dxa"/>
             <w:vAlign w:val="center"/>
           </w:tcPr>
@@ -8524,7 +10088,7 @@
                 <w:sz w:val="20"/>
                 <w:szCs w:val="20"/>
               </w:rPr>
-              <w:t xml:space="preserve">Obsługa pętli (inkrementacja i porównanie i)</w:t>
+              <w:t>Obsługa pętli (inkrementacja i porównanie i)</w:t>
             </w:r>
           </w:p>
         </w:tc>
@@ -8536,6 +10100,7 @@
           <w:p>
             <w:pPr>
               <w:spacing w:before="20" w:after="20"/>
+              <w:cnfStyle w:val="000000000000" w:firstRow="0" w:lastRow="0" w:firstColumn="0" w:lastColumn="0" w:oddVBand="0" w:evenVBand="0" w:oddHBand="0" w:evenHBand="0" w:firstRowFirstColumn="0" w:firstRowLastColumn="0" w:lastRowFirstColumn="0" w:lastRowLastColumn="0"/>
               <w:rPr>
                 <w:rFonts w:ascii="Times New Roman" w:hAnsi="Times New Roman" w:cs="Times New Roman"/>
               </w:rPr>
@@ -8546,14 +10111,18 @@
                 <w:sz w:val="20"/>
                 <w:szCs w:val="20"/>
               </w:rPr>
-              <w:t xml:space="preserve">2</w:t>
+              <w:t>2</w:t>
             </w:r>
           </w:p>
         </w:tc>
       </w:tr>
       <w:tr>
-        <w:tc>
-          <w:tcPr>
+        <w:trPr>
+          <w:cnfStyle w:val="000000100000" w:firstRow="0" w:lastRow="0" w:firstColumn="0" w:lastColumn="0" w:oddVBand="0" w:evenVBand="0" w:oddHBand="1" w:evenHBand="0" w:firstRowFirstColumn="0" w:firstRowLastColumn="0" w:lastRowFirstColumn="0" w:lastRowLastColumn="0"/>
+        </w:trPr>
+        <w:tc>
+          <w:tcPr>
+            <w:cnfStyle w:val="000010000000" w:firstRow="0" w:lastRow="0" w:firstColumn="0" w:lastColumn="0" w:oddVBand="1" w:evenVBand="0" w:oddHBand="0" w:evenHBand="0" w:firstRowFirstColumn="0" w:firstRowLastColumn="0" w:lastRowFirstColumn="0" w:lastRowLastColumn="0"/>
             <w:tcW w:w="6526" w:type="dxa"/>
             <w:vAlign w:val="center"/>
           </w:tcPr>
@@ -8570,7 +10139,7 @@
                 <w:sz w:val="20"/>
                 <w:szCs w:val="20"/>
               </w:rPr>
-              <w:t xml:space="preserve">Razem na iterację</w:t>
+              <w:t>Razem na iterację</w:t>
             </w:r>
           </w:p>
         </w:tc>
@@ -8582,6 +10151,7 @@
           <w:p>
             <w:pPr>
               <w:spacing w:before="20" w:after="20"/>
+              <w:cnfStyle w:val="000000100000" w:firstRow="0" w:lastRow="0" w:firstColumn="0" w:lastColumn="0" w:oddVBand="0" w:evenVBand="0" w:oddHBand="1" w:evenHBand="0" w:firstRowFirstColumn="0" w:firstRowLastColumn="0" w:lastRowFirstColumn="0" w:lastRowLastColumn="0"/>
               <w:rPr>
                 <w:rFonts w:ascii="Times New Roman" w:hAnsi="Times New Roman" w:cs="Times New Roman"/>
               </w:rPr>
@@ -8592,7 +10162,7 @@
                 <w:sz w:val="20"/>
                 <w:szCs w:val="20"/>
               </w:rPr>
-              <w:t xml:space="preserve">≈ 6</w:t>
+              <w:t>≈ 6</w:t>
             </w:r>
           </w:p>
         </w:tc>
@@ -8618,7 +10188,7 @@
           <w:sz w:val="20"/>
           <w:szCs w:val="20"/>
         </w:rPr>
-        <w:t xml:space="preserve">Tabela 7. Przybliżony rachunek operacji elementarnych przypadających na jedną iterację pętli.</w:t>
+        <w:t>Tabela 7. Przybliżony rachunek operacji elementarnych przypadających na jedną iterację pętli.</w:t>
       </w:r>
     </w:p>
     <w:p>
@@ -8635,7 +10205,7 @@
           <w:sz w:val="24"/>
           <w:szCs w:val="24"/>
         </w:rPr>
-        <w:t xml:space="preserve">Pętla wykonuje się dokładnie n razy, co daje około 6n operacji. Dochodzi do tego stały narzut inicjalizacji (odczyt długości, dwa zerowania, sprawdzenie warunku bazowego) rzędu kilku operacji oraz utworzenie nowego łańcucha kosztujące L(n) operacji. Dokładny koszt jednego wywołania (z pominięciem rekurencji) można więc zapisać jako:</w:t>
+        <w:t>Pętla wykonuje się dokładnie n razy, co daje około 6n operacji. Dochodzi do tego stały narzut inicjalizacji (odczyt długości, dwa zerowania, sprawdzenie warunku bazowego) rzędu kilku operacji oraz utworzenie nowego łańcucha kosztujące L(n) operacji. Dokładny koszt jednego wywołania (z pominięciem rekurencji) można więc zapisać jako:</w:t>
       </w:r>
     </w:p>
     <w:p>
@@ -8654,7 +10224,7 @@
           <w:sz w:val="24"/>
           <w:szCs w:val="24"/>
         </w:rPr>
-        <w:t xml:space="preserve">T_lok(n) = 6n + c₀ + L(n),   gdzie c₀ ≈ 4   oraz   L(n) = O(log n).</w:t>
+        <w:t>T_lok(n) = 6n + c₀ + L(n),   gdzie c₀ ≈ 4   oraz   L(n) = O(log n).</w:t>
       </w:r>
     </w:p>
     <w:p>
@@ -8671,14 +10241,14 @@
           <w:sz w:val="24"/>
           <w:szCs w:val="24"/>
         </w:rPr>
-        <w:t xml:space="preserve">Składnik 6n jest liniowy, c₀ — stały, a L(n) — logarytmiczny. Dla rosnącego n człon 6n całkowicie dominuje, dlatego po odrzuceniu stałego współczynnika 6 oraz wyrazów niższego rzędu otrzymujemy T_lok(n) = O(n). To jawne wyliczenie potwierdza wcześniejszy, zwięzły zapis O(n) i pokazuje, że ukryta stała jest niewielka — algorytm wykonuje zaledwie kilka operacji na każdą cyfrę.</w:t>
+        <w:t>Składnik 6n jest liniowy, c₀ — stały, a L(n) — logarytmiczny. Dla rosnącego n człon 6n całkowicie dominuje, dlatego po odrzuceniu stałego współczynnika 6 oraz wyrazów niższego rzędu otrzymujemy T_lok(n) = O(n). To jawne wyliczenie potwierdza wcześniejszy, zwięzły zapis O(n) i pokazuje, że ukryta stała jest niewielka — algorytm wykonuje zaledwie kilka operacji na każdą cyfrę.</w:t>
       </w:r>
     </w:p>
     <w:p>
       <w:pPr>
         <w:pStyle w:val="Heading2"/>
       </w:pPr>
-      <w:bookmarkStart w:id="13" w:name="_Toc230960518"/>
+      <w:bookmarkStart w:id="13" w:name="_Toc231302121"/>
       <w:r>
         <w:t>Analiza rekurencji</w:t>
       </w:r>
@@ -8698,7 +10268,23 @@
           <w:sz w:val="24"/>
           <w:szCs w:val="24"/>
         </w:rPr>
-        <w:t xml:space="preserve">Linia 11 wywołuje funkcję ponownie, tym razem na łańcuchu o długości O(log n). Prowadzi to do następującej zależności rekurencyjnej, w której </w:t>
+        <w:t>Linia 1</w:t>
+      </w:r>
+      <w:r>
+        <w:rPr>
+          <w:rFonts w:ascii="Times New Roman" w:eastAsia="Times New Roman" w:hAnsi="Times New Roman" w:cs="Times New Roman"/>
+          <w:sz w:val="24"/>
+          <w:szCs w:val="24"/>
+        </w:rPr>
+        <w:t>7</w:t>
+      </w:r>
+      <w:r>
+        <w:rPr>
+          <w:rFonts w:ascii="Times New Roman" w:eastAsia="Times New Roman" w:hAnsi="Times New Roman" w:cs="Times New Roman"/>
+          <w:sz w:val="24"/>
+          <w:szCs w:val="24"/>
+        </w:rPr>
+        <w:t xml:space="preserve"> wywołuje funkcję ponownie, tym razem na łańcuchu o długości O(log n). Prowadzi to do następującej zależności rekurencyjnej, w której </w:t>
       </w:r>
       <w:r>
         <w:rPr>
@@ -8770,7 +10356,6 @@
           <w:sz w:val="24"/>
           <w:szCs w:val="24"/>
         </w:rPr>
-        <w:lastRenderedPageBreak/>
         <w:t xml:space="preserve">Jak zauważono w części teoretycznej, </w:t>
       </w:r>
       <w:r>
@@ -8843,6 +10428,7 @@
           <w:sz w:val="24"/>
           <w:szCs w:val="24"/>
         </w:rPr>
+        <w:lastRenderedPageBreak/>
         <w:t>T(n) = c·n + c·log n + c·log log n + … + O(1).</w:t>
       </w:r>
     </w:p>
@@ -9518,9 +11104,11 @@
       <w:pPr>
         <w:pStyle w:val="Heading2"/>
       </w:pPr>
-      <w:r>
-        <w:t xml:space="preserve">Najciaśniejsze ograniczenie górne — metoda podstawiania</w:t>
-      </w:r>
+      <w:bookmarkStart w:id="14" w:name="_Toc231302122"/>
+      <w:r>
+        <w:t>Najciaśniejsze ograniczenie górne — metoda podstawiania</w:t>
+      </w:r>
+      <w:bookmarkEnd w:id="14"/>
     </w:p>
     <w:p>
       <w:pPr>
@@ -9536,7 +11124,7 @@
           <w:sz w:val="24"/>
           <w:szCs w:val="24"/>
         </w:rPr>
-        <w:t xml:space="preserve">Aby wyznaczyć najmocniejsze (najciaśniejsze) ograniczenie górne, rozwińmy rekurencję w pełni formalnie. Oznaczmy przez a₀, a₁, a₂, … kolejne rozmiary wejścia na poszczególnych poziomach rekurencji: a₀ = n oraz a_(k+1) = L(a_k) ≤ log₁₀(4,5·a_k) + 1. Całkowity koszt jest sumą pracy ze wszystkich poziomów:</w:t>
+        <w:t>Aby wyznaczyć najmocniejsze (najciaśniejsze) ograniczenie górne, rozwińmy rekurencję w pełni formalnie. Oznaczmy przez a₀, a₁, a₂, … kolejne rozmiary wejścia na poszczególnych poziomach rekurencji: a₀ = n oraz a_(k+1) = L(a_k) ≤ log₁₀(4,5·a_k) + 1. Całkowity koszt jest sumą pracy ze wszystkich poziomów:</w:t>
       </w:r>
     </w:p>
     <w:p>
@@ -9555,7 +11143,475 @@
           <w:sz w:val="24"/>
           <w:szCs w:val="24"/>
         </w:rPr>
-        <w:t xml:space="preserve">T(n) = Σ (k = 0..m) c·a_k + O(1),   gdzie a_m = 1.</w:t>
+        <w:t>T(n) = Σ (k = 0..m) c·a_k + O(1),   gdzie a_m = 1.</w:t>
+      </w:r>
+    </w:p>
+    <w:p>
+      <w:pPr>
+        <w:spacing w:before="80" w:after="40" w:line="288" w:lineRule="auto"/>
+        <w:jc w:val="both"/>
+        <w:rPr>
+          <w:rFonts w:ascii="Times New Roman" w:hAnsi="Times New Roman" w:cs="Times New Roman"/>
+        </w:rPr>
+      </w:pPr>
+      <w:r>
+        <w:rPr>
+          <w:rFonts w:ascii="Times New Roman" w:eastAsia="Times New Roman" w:hAnsi="Times New Roman" w:cs="Times New Roman"/>
+          <w:i/>
+          <w:iCs/>
+          <w:sz w:val="24"/>
+          <w:szCs w:val="24"/>
+        </w:rPr>
+        <w:t>gdzie poszczególne symbole oznaczają:</w:t>
+      </w:r>
+    </w:p>
+    <w:p>
+      <w:pPr>
+        <w:pStyle w:val="ListParagraph"/>
+        <w:numPr>
+          <w:ilvl w:val="0"/>
+          <w:numId w:val="12"/>
+        </w:numPr>
+        <w:spacing w:before="20" w:after="20"/>
+        <w:jc w:val="both"/>
+        <w:rPr>
+          <w:rFonts w:ascii="Times New Roman" w:hAnsi="Times New Roman" w:cs="Times New Roman"/>
+        </w:rPr>
+      </w:pPr>
+      <w:r>
+        <w:rPr>
+          <w:rFonts w:ascii="Times New Roman" w:eastAsia="Times New Roman" w:hAnsi="Times New Roman" w:cs="Times New Roman"/>
+          <w:b/>
+          <w:bCs/>
+          <w:sz w:val="24"/>
+          <w:szCs w:val="24"/>
+        </w:rPr>
+        <w:t>T(n)</w:t>
+      </w:r>
+      <w:r>
+        <w:rPr>
+          <w:rFonts w:ascii="Times New Roman" w:eastAsia="Times New Roman" w:hAnsi="Times New Roman" w:cs="Times New Roman"/>
+          <w:sz w:val="24"/>
+          <w:szCs w:val="24"/>
+        </w:rPr>
+        <w:t xml:space="preserve"> — całkowity czas działania algorytmu (łączna liczba operacji) dla wejścia o długości n,</w:t>
+      </w:r>
+    </w:p>
+    <w:p>
+      <w:pPr>
+        <w:pStyle w:val="ListParagraph"/>
+        <w:numPr>
+          <w:ilvl w:val="0"/>
+          <w:numId w:val="12"/>
+        </w:numPr>
+        <w:spacing w:before="20" w:after="20"/>
+        <w:jc w:val="both"/>
+        <w:rPr>
+          <w:rFonts w:ascii="Times New Roman" w:hAnsi="Times New Roman" w:cs="Times New Roman"/>
+        </w:rPr>
+      </w:pPr>
+      <w:r>
+        <w:rPr>
+          <w:rFonts w:ascii="Times New Roman" w:eastAsia="Times New Roman" w:hAnsi="Times New Roman" w:cs="Times New Roman"/>
+          <w:b/>
+          <w:bCs/>
+          <w:sz w:val="24"/>
+          <w:szCs w:val="24"/>
+        </w:rPr>
+        <w:t>n</w:t>
+      </w:r>
+      <w:r>
+        <w:rPr>
+          <w:rFonts w:ascii="Times New Roman" w:eastAsia="Times New Roman" w:hAnsi="Times New Roman" w:cs="Times New Roman"/>
+          <w:sz w:val="24"/>
+          <w:szCs w:val="24"/>
+        </w:rPr>
+        <w:t xml:space="preserve"> — długość łańcucha wejściowego, czyli liczba cyfr,</w:t>
+      </w:r>
+    </w:p>
+    <w:p>
+      <w:pPr>
+        <w:pStyle w:val="ListParagraph"/>
+        <w:numPr>
+          <w:ilvl w:val="0"/>
+          <w:numId w:val="12"/>
+        </w:numPr>
+        <w:spacing w:before="20" w:after="20"/>
+        <w:jc w:val="both"/>
+        <w:rPr>
+          <w:rFonts w:ascii="Times New Roman" w:hAnsi="Times New Roman" w:cs="Times New Roman"/>
+        </w:rPr>
+      </w:pPr>
+      <w:r>
+        <w:rPr>
+          <w:rFonts w:ascii="Times New Roman" w:eastAsia="Times New Roman" w:hAnsi="Times New Roman" w:cs="Times New Roman"/>
+          <w:b/>
+          <w:bCs/>
+          <w:sz w:val="24"/>
+          <w:szCs w:val="24"/>
+        </w:rPr>
+        <w:t>c</w:t>
+      </w:r>
+      <w:r>
+        <w:rPr>
+          <w:rFonts w:ascii="Times New Roman" w:eastAsia="Times New Roman" w:hAnsi="Times New Roman" w:cs="Times New Roman"/>
+          <w:sz w:val="24"/>
+          <w:szCs w:val="24"/>
+        </w:rPr>
+        <w:t xml:space="preserve"> — stały koszt przypadający na jedną cyfrę (≈ 6 operacji), niezależny od n,</w:t>
+      </w:r>
+    </w:p>
+    <w:p>
+      <w:pPr>
+        <w:pStyle w:val="ListParagraph"/>
+        <w:numPr>
+          <w:ilvl w:val="0"/>
+          <w:numId w:val="12"/>
+        </w:numPr>
+        <w:spacing w:before="20" w:after="20"/>
+        <w:jc w:val="both"/>
+        <w:rPr>
+          <w:rFonts w:ascii="Times New Roman" w:hAnsi="Times New Roman" w:cs="Times New Roman"/>
+        </w:rPr>
+      </w:pPr>
+      <w:r>
+        <w:rPr>
+          <w:rFonts w:ascii="Times New Roman" w:eastAsia="Times New Roman" w:hAnsi="Times New Roman" w:cs="Times New Roman"/>
+          <w:b/>
+          <w:bCs/>
+          <w:sz w:val="24"/>
+          <w:szCs w:val="24"/>
+        </w:rPr>
+        <w:t>Σ (k = 0..m)</w:t>
+      </w:r>
+      <w:r>
+        <w:rPr>
+          <w:rFonts w:ascii="Times New Roman" w:eastAsia="Times New Roman" w:hAnsi="Times New Roman" w:cs="Times New Roman"/>
+          <w:sz w:val="24"/>
+          <w:szCs w:val="24"/>
+        </w:rPr>
+        <w:t xml:space="preserve"> — sumowanie po wszystkich poziomach rekurencji, od k = 0 do k = m,</w:t>
+      </w:r>
+    </w:p>
+    <w:p>
+      <w:pPr>
+        <w:pStyle w:val="ListParagraph"/>
+        <w:numPr>
+          <w:ilvl w:val="0"/>
+          <w:numId w:val="12"/>
+        </w:numPr>
+        <w:spacing w:before="20" w:after="20"/>
+        <w:jc w:val="both"/>
+        <w:rPr>
+          <w:rFonts w:ascii="Times New Roman" w:hAnsi="Times New Roman" w:cs="Times New Roman"/>
+        </w:rPr>
+      </w:pPr>
+      <w:r>
+        <w:rPr>
+          <w:rFonts w:ascii="Times New Roman" w:eastAsia="Times New Roman" w:hAnsi="Times New Roman" w:cs="Times New Roman"/>
+          <w:b/>
+          <w:bCs/>
+          <w:sz w:val="24"/>
+          <w:szCs w:val="24"/>
+        </w:rPr>
+        <w:t>k</w:t>
+      </w:r>
+      <w:r>
+        <w:rPr>
+          <w:rFonts w:ascii="Times New Roman" w:eastAsia="Times New Roman" w:hAnsi="Times New Roman" w:cs="Times New Roman"/>
+          <w:sz w:val="24"/>
+          <w:szCs w:val="24"/>
+        </w:rPr>
+        <w:t xml:space="preserve"> — numer (indeks) poziomu rekurencji: 0, 1, 2, …,</w:t>
+      </w:r>
+    </w:p>
+    <w:p>
+      <w:pPr>
+        <w:pStyle w:val="ListParagraph"/>
+        <w:numPr>
+          <w:ilvl w:val="0"/>
+          <w:numId w:val="12"/>
+        </w:numPr>
+        <w:spacing w:before="20" w:after="20"/>
+        <w:jc w:val="both"/>
+        <w:rPr>
+          <w:rFonts w:ascii="Times New Roman" w:hAnsi="Times New Roman" w:cs="Times New Roman"/>
+        </w:rPr>
+      </w:pPr>
+      <w:r>
+        <w:rPr>
+          <w:rFonts w:ascii="Times New Roman" w:eastAsia="Times New Roman" w:hAnsi="Times New Roman" w:cs="Times New Roman"/>
+          <w:b/>
+          <w:bCs/>
+          <w:sz w:val="24"/>
+          <w:szCs w:val="24"/>
+        </w:rPr>
+        <w:t>a_k</w:t>
+      </w:r>
+      <w:r>
+        <w:rPr>
+          <w:rFonts w:ascii="Times New Roman" w:eastAsia="Times New Roman" w:hAnsi="Times New Roman" w:cs="Times New Roman"/>
+          <w:sz w:val="24"/>
+          <w:szCs w:val="24"/>
+        </w:rPr>
+        <w:t xml:space="preserve"> — rozmiar wejścia (liczba cyfr) na k-tym poziomie rekurencji,</w:t>
+      </w:r>
+    </w:p>
+    <w:p>
+      <w:pPr>
+        <w:pStyle w:val="ListParagraph"/>
+        <w:numPr>
+          <w:ilvl w:val="0"/>
+          <w:numId w:val="12"/>
+        </w:numPr>
+        <w:spacing w:before="20" w:after="20"/>
+        <w:jc w:val="both"/>
+        <w:rPr>
+          <w:rFonts w:ascii="Times New Roman" w:hAnsi="Times New Roman" w:cs="Times New Roman"/>
+        </w:rPr>
+      </w:pPr>
+      <w:r>
+        <w:rPr>
+          <w:rFonts w:ascii="Times New Roman" w:eastAsia="Times New Roman" w:hAnsi="Times New Roman" w:cs="Times New Roman"/>
+          <w:b/>
+          <w:bCs/>
+          <w:sz w:val="24"/>
+          <w:szCs w:val="24"/>
+        </w:rPr>
+        <w:t>a₀</w:t>
+      </w:r>
+      <w:r>
+        <w:rPr>
+          <w:rFonts w:ascii="Times New Roman" w:eastAsia="Times New Roman" w:hAnsi="Times New Roman" w:cs="Times New Roman"/>
+          <w:sz w:val="24"/>
+          <w:szCs w:val="24"/>
+        </w:rPr>
+        <w:t xml:space="preserve"> — rozmiar na poziomie początkowym, równy n (a₀ = n),</w:t>
+      </w:r>
+    </w:p>
+    <w:p>
+      <w:pPr>
+        <w:pStyle w:val="ListParagraph"/>
+        <w:numPr>
+          <w:ilvl w:val="0"/>
+          <w:numId w:val="12"/>
+        </w:numPr>
+        <w:spacing w:before="20" w:after="20"/>
+        <w:jc w:val="both"/>
+        <w:rPr>
+          <w:rFonts w:ascii="Times New Roman" w:hAnsi="Times New Roman" w:cs="Times New Roman"/>
+        </w:rPr>
+      </w:pPr>
+      <w:r>
+        <w:rPr>
+          <w:rFonts w:ascii="Times New Roman" w:eastAsia="Times New Roman" w:hAnsi="Times New Roman" w:cs="Times New Roman"/>
+          <w:b/>
+          <w:bCs/>
+          <w:sz w:val="24"/>
+          <w:szCs w:val="24"/>
+        </w:rPr>
+        <w:t>a_(k+1)</w:t>
+      </w:r>
+      <w:r>
+        <w:rPr>
+          <w:rFonts w:ascii="Times New Roman" w:eastAsia="Times New Roman" w:hAnsi="Times New Roman" w:cs="Times New Roman"/>
+          <w:sz w:val="24"/>
+          <w:szCs w:val="24"/>
+        </w:rPr>
+        <w:t xml:space="preserve"> — rozmiar na poziomie następnym po k; powstaje z a_k jako a_(k+1) = L(a_k),</w:t>
+      </w:r>
+    </w:p>
+    <w:p>
+      <w:pPr>
+        <w:pStyle w:val="ListParagraph"/>
+        <w:numPr>
+          <w:ilvl w:val="0"/>
+          <w:numId w:val="12"/>
+        </w:numPr>
+        <w:spacing w:before="20" w:after="20"/>
+        <w:jc w:val="both"/>
+        <w:rPr>
+          <w:rFonts w:ascii="Times New Roman" w:hAnsi="Times New Roman" w:cs="Times New Roman"/>
+        </w:rPr>
+      </w:pPr>
+      <w:r>
+        <w:rPr>
+          <w:rFonts w:ascii="Times New Roman" w:eastAsia="Times New Roman" w:hAnsi="Times New Roman" w:cs="Times New Roman"/>
+          <w:b/>
+          <w:bCs/>
+          <w:sz w:val="24"/>
+          <w:szCs w:val="24"/>
+        </w:rPr>
+        <w:t>a_m</w:t>
+      </w:r>
+      <w:r>
+        <w:rPr>
+          <w:rFonts w:ascii="Times New Roman" w:eastAsia="Times New Roman" w:hAnsi="Times New Roman" w:cs="Times New Roman"/>
+          <w:sz w:val="24"/>
+          <w:szCs w:val="24"/>
+        </w:rPr>
+        <w:t xml:space="preserve"> — rozmiar na ostatnim poziomie, równy 1 (przypadek bazowy),</w:t>
+      </w:r>
+    </w:p>
+    <w:p>
+      <w:pPr>
+        <w:pStyle w:val="ListParagraph"/>
+        <w:numPr>
+          <w:ilvl w:val="0"/>
+          <w:numId w:val="12"/>
+        </w:numPr>
+        <w:spacing w:before="20" w:after="20"/>
+        <w:jc w:val="both"/>
+        <w:rPr>
+          <w:rFonts w:ascii="Times New Roman" w:hAnsi="Times New Roman" w:cs="Times New Roman"/>
+        </w:rPr>
+      </w:pPr>
+      <w:r>
+        <w:rPr>
+          <w:rFonts w:ascii="Times New Roman" w:eastAsia="Times New Roman" w:hAnsi="Times New Roman" w:cs="Times New Roman"/>
+          <w:b/>
+          <w:bCs/>
+          <w:sz w:val="24"/>
+          <w:szCs w:val="24"/>
+        </w:rPr>
+        <w:t>m</w:t>
+      </w:r>
+      <w:r>
+        <w:rPr>
+          <w:rFonts w:ascii="Times New Roman" w:eastAsia="Times New Roman" w:hAnsi="Times New Roman" w:cs="Times New Roman"/>
+          <w:sz w:val="24"/>
+          <w:szCs w:val="24"/>
+        </w:rPr>
+        <w:t xml:space="preserve"> — numer ostatniego poziomu, czyli głębokość rekurencji,</w:t>
+      </w:r>
+    </w:p>
+    <w:p>
+      <w:pPr>
+        <w:pStyle w:val="ListParagraph"/>
+        <w:numPr>
+          <w:ilvl w:val="0"/>
+          <w:numId w:val="12"/>
+        </w:numPr>
+        <w:spacing w:before="20" w:after="20"/>
+        <w:jc w:val="both"/>
+        <w:rPr>
+          <w:rFonts w:ascii="Times New Roman" w:hAnsi="Times New Roman" w:cs="Times New Roman"/>
+        </w:rPr>
+      </w:pPr>
+      <w:r>
+        <w:rPr>
+          <w:rFonts w:ascii="Times New Roman" w:eastAsia="Times New Roman" w:hAnsi="Times New Roman" w:cs="Times New Roman"/>
+          <w:b/>
+          <w:bCs/>
+          <w:sz w:val="24"/>
+          <w:szCs w:val="24"/>
+        </w:rPr>
+        <w:lastRenderedPageBreak/>
+        <w:t>L(a_k)</w:t>
+      </w:r>
+      <w:r>
+        <w:rPr>
+          <w:rFonts w:ascii="Times New Roman" w:eastAsia="Times New Roman" w:hAnsi="Times New Roman" w:cs="Times New Roman"/>
+          <w:sz w:val="24"/>
+          <w:szCs w:val="24"/>
+        </w:rPr>
+        <w:t xml:space="preserve"> — liczba cyfr łańcucha utworzonego z wejścia o rozmiarze a_k (funkcja z podrozdziału 3.3),</w:t>
+      </w:r>
+    </w:p>
+    <w:p>
+      <w:pPr>
+        <w:pStyle w:val="ListParagraph"/>
+        <w:numPr>
+          <w:ilvl w:val="0"/>
+          <w:numId w:val="12"/>
+        </w:numPr>
+        <w:spacing w:before="20" w:after="20"/>
+        <w:jc w:val="both"/>
+        <w:rPr>
+          <w:rFonts w:ascii="Times New Roman" w:hAnsi="Times New Roman" w:cs="Times New Roman"/>
+        </w:rPr>
+      </w:pPr>
+      <w:r>
+        <w:rPr>
+          <w:rFonts w:ascii="Times New Roman" w:eastAsia="Times New Roman" w:hAnsi="Times New Roman" w:cs="Times New Roman"/>
+          <w:b/>
+          <w:bCs/>
+          <w:sz w:val="24"/>
+          <w:szCs w:val="24"/>
+        </w:rPr>
+        <w:t>4,5·a_k</w:t>
+      </w:r>
+      <w:r>
+        <w:rPr>
+          <w:rFonts w:ascii="Times New Roman" w:eastAsia="Times New Roman" w:hAnsi="Times New Roman" w:cs="Times New Roman"/>
+          <w:sz w:val="24"/>
+          <w:szCs w:val="24"/>
+        </w:rPr>
+        <w:t xml:space="preserve"> — górne oszacowanie największej możliwej wartości |s2 − s1| na poziomie k,</w:t>
+      </w:r>
+    </w:p>
+    <w:p>
+      <w:pPr>
+        <w:pStyle w:val="ListParagraph"/>
+        <w:numPr>
+          <w:ilvl w:val="0"/>
+          <w:numId w:val="12"/>
+        </w:numPr>
+        <w:spacing w:before="20" w:after="20"/>
+        <w:jc w:val="both"/>
+        <w:rPr>
+          <w:rFonts w:ascii="Times New Roman" w:hAnsi="Times New Roman" w:cs="Times New Roman"/>
+        </w:rPr>
+      </w:pPr>
+      <w:r>
+        <w:rPr>
+          <w:rFonts w:ascii="Times New Roman" w:eastAsia="Times New Roman" w:hAnsi="Times New Roman" w:cs="Times New Roman"/>
+          <w:b/>
+          <w:bCs/>
+          <w:sz w:val="24"/>
+          <w:szCs w:val="24"/>
+        </w:rPr>
+        <w:t>log₁₀</w:t>
+      </w:r>
+      <w:r>
+        <w:rPr>
+          <w:rFonts w:ascii="Times New Roman" w:eastAsia="Times New Roman" w:hAnsi="Times New Roman" w:cs="Times New Roman"/>
+          <w:sz w:val="24"/>
+          <w:szCs w:val="24"/>
+        </w:rPr>
+        <w:t xml:space="preserve"> — logarytm dziesiętny (w przybliżeniu liczba cyfr danej liczby),</w:t>
+      </w:r>
+    </w:p>
+    <w:p>
+      <w:pPr>
+        <w:pStyle w:val="ListParagraph"/>
+        <w:numPr>
+          <w:ilvl w:val="0"/>
+          <w:numId w:val="12"/>
+        </w:numPr>
+        <w:spacing w:before="20" w:after="20"/>
+        <w:jc w:val="both"/>
+        <w:rPr>
+          <w:rFonts w:ascii="Times New Roman" w:hAnsi="Times New Roman" w:cs="Times New Roman"/>
+        </w:rPr>
+      </w:pPr>
+      <w:r>
+        <w:rPr>
+          <w:rFonts w:ascii="Times New Roman" w:eastAsia="Times New Roman" w:hAnsi="Times New Roman" w:cs="Times New Roman"/>
+          <w:b/>
+          <w:bCs/>
+          <w:sz w:val="24"/>
+          <w:szCs w:val="24"/>
+        </w:rPr>
+        <w:t>O(1)</w:t>
+      </w:r>
+      <w:r>
+        <w:rPr>
+          <w:rFonts w:ascii="Times New Roman" w:eastAsia="Times New Roman" w:hAnsi="Times New Roman" w:cs="Times New Roman"/>
+          <w:sz w:val="24"/>
+          <w:szCs w:val="24"/>
+        </w:rPr>
+        <w:t xml:space="preserve"> — koszt stały, niezależny od n (tu: praca w przypadku bazowym).</w:t>
       </w:r>
     </w:p>
     <w:p>
@@ -9572,7 +11628,7 @@
           <w:sz w:val="24"/>
           <w:szCs w:val="24"/>
         </w:rPr>
-        <w:t xml:space="preserve">Kluczowa jest obserwacja, że ciąg a_k maleje szybciej niż geometrycznie. Dla każdego a_k ≥ 7 zachodzi bowiem nierówność log₁₀(4,5·a_k) + 1 ≤ a_k / 2, a więc a_(k+1) ≤ a_k / 2 — każdy kolejny rozmiar jest co najwyżej połową poprzedniego. (Gdy a_k spadnie poniżej 7, do przypadku bazowego pozostają już tylko jeden–dwa kroki.) Sumę „ogona” rekurencji można zatem ograniczyć szeregiem geometrycznym:</w:t>
+        <w:t>Kluczowa jest obserwacja, że ciąg a_k maleje szybciej niż geometrycznie. Dla każdego a_k ≥ 7 zachodzi bowiem nierówność log₁₀(4,5·a_k) + 1 ≤ a_k / 2, a więc a_(k+1) ≤ a_k / 2 — każdy kolejny rozmiar jest co najwyżej połową poprzedniego. (Gdy a_k spadnie poniżej 7, do przypadku bazowego pozostają już tylko jeden–dwa kroki.) Sumę „ogona” rekurencji można zatem ograniczyć szeregiem geometrycznym:</w:t>
       </w:r>
     </w:p>
     <w:p>
@@ -9591,7 +11647,218 @@
           <w:sz w:val="24"/>
           <w:szCs w:val="24"/>
         </w:rPr>
-        <w:t xml:space="preserve">Σ (k ≥ 1) a_k ≤ a₁·(1 + ½ + ¼ + …) = 2·a₁ = O(log n).</w:t>
+        <w:t>Σ (k ≥ 1) a_k ≤ a₁·(1 + ½ + ¼ + …) = 2·a₁ = O(log n).</w:t>
+      </w:r>
+    </w:p>
+    <w:p>
+      <w:pPr>
+        <w:spacing w:before="80" w:after="40" w:line="288" w:lineRule="auto"/>
+        <w:jc w:val="both"/>
+        <w:rPr>
+          <w:rFonts w:ascii="Times New Roman" w:hAnsi="Times New Roman" w:cs="Times New Roman"/>
+        </w:rPr>
+      </w:pPr>
+      <w:r>
+        <w:rPr>
+          <w:rFonts w:ascii="Times New Roman" w:eastAsia="Times New Roman" w:hAnsi="Times New Roman" w:cs="Times New Roman"/>
+          <w:i/>
+          <w:iCs/>
+          <w:sz w:val="24"/>
+          <w:szCs w:val="24"/>
+        </w:rPr>
+        <w:t>gdzie poszczególne symbole oznaczają:</w:t>
+      </w:r>
+    </w:p>
+    <w:p>
+      <w:pPr>
+        <w:pStyle w:val="ListParagraph"/>
+        <w:numPr>
+          <w:ilvl w:val="0"/>
+          <w:numId w:val="12"/>
+        </w:numPr>
+        <w:spacing w:before="20" w:after="20"/>
+        <w:jc w:val="both"/>
+        <w:rPr>
+          <w:rFonts w:ascii="Times New Roman" w:hAnsi="Times New Roman" w:cs="Times New Roman"/>
+        </w:rPr>
+      </w:pPr>
+      <w:r>
+        <w:rPr>
+          <w:rFonts w:ascii="Times New Roman" w:eastAsia="Times New Roman" w:hAnsi="Times New Roman" w:cs="Times New Roman"/>
+          <w:b/>
+          <w:bCs/>
+          <w:sz w:val="24"/>
+          <w:szCs w:val="24"/>
+        </w:rPr>
+        <w:t>Σ (k ≥ 1) a_k</w:t>
+      </w:r>
+      <w:r>
+        <w:rPr>
+          <w:rFonts w:ascii="Times New Roman" w:eastAsia="Times New Roman" w:hAnsi="Times New Roman" w:cs="Times New Roman"/>
+          <w:sz w:val="24"/>
+          <w:szCs w:val="24"/>
+        </w:rPr>
+        <w:t xml:space="preserve"> — suma rozmiarów wejścia ze wszystkich poziomów oprócz pierwszego (od k = 1 wzwyż), czyli tzw. „ogon” rekurencji,</w:t>
+      </w:r>
+    </w:p>
+    <w:p>
+      <w:pPr>
+        <w:pStyle w:val="ListParagraph"/>
+        <w:numPr>
+          <w:ilvl w:val="0"/>
+          <w:numId w:val="12"/>
+        </w:numPr>
+        <w:spacing w:before="20" w:after="20"/>
+        <w:jc w:val="both"/>
+        <w:rPr>
+          <w:rFonts w:ascii="Times New Roman" w:hAnsi="Times New Roman" w:cs="Times New Roman"/>
+        </w:rPr>
+      </w:pPr>
+      <w:r>
+        <w:rPr>
+          <w:rFonts w:ascii="Times New Roman" w:eastAsia="Times New Roman" w:hAnsi="Times New Roman" w:cs="Times New Roman"/>
+          <w:b/>
+          <w:bCs/>
+          <w:sz w:val="24"/>
+          <w:szCs w:val="24"/>
+        </w:rPr>
+        <w:t>a_k</w:t>
+      </w:r>
+      <w:r>
+        <w:rPr>
+          <w:rFonts w:ascii="Times New Roman" w:eastAsia="Times New Roman" w:hAnsi="Times New Roman" w:cs="Times New Roman"/>
+          <w:sz w:val="24"/>
+          <w:szCs w:val="24"/>
+        </w:rPr>
+        <w:t xml:space="preserve"> — rozmiar wejścia na k-tym poziomie rekurencji,</w:t>
+      </w:r>
+    </w:p>
+    <w:p>
+      <w:pPr>
+        <w:pStyle w:val="ListParagraph"/>
+        <w:numPr>
+          <w:ilvl w:val="0"/>
+          <w:numId w:val="12"/>
+        </w:numPr>
+        <w:spacing w:before="20" w:after="20"/>
+        <w:jc w:val="both"/>
+        <w:rPr>
+          <w:rFonts w:ascii="Times New Roman" w:hAnsi="Times New Roman" w:cs="Times New Roman"/>
+        </w:rPr>
+      </w:pPr>
+      <w:r>
+        <w:rPr>
+          <w:rFonts w:ascii="Times New Roman" w:eastAsia="Times New Roman" w:hAnsi="Times New Roman" w:cs="Times New Roman"/>
+          <w:b/>
+          <w:bCs/>
+          <w:sz w:val="24"/>
+          <w:szCs w:val="24"/>
+        </w:rPr>
+        <w:t>a₁</w:t>
+      </w:r>
+      <w:r>
+        <w:rPr>
+          <w:rFonts w:ascii="Times New Roman" w:eastAsia="Times New Roman" w:hAnsi="Times New Roman" w:cs="Times New Roman"/>
+          <w:sz w:val="24"/>
+          <w:szCs w:val="24"/>
+        </w:rPr>
+        <w:t xml:space="preserve"> — rozmiar na pierwszym poziomie po starcie (a₁ ≈ log₁₀ n),</w:t>
+      </w:r>
+    </w:p>
+    <w:p>
+      <w:pPr>
+        <w:pStyle w:val="ListParagraph"/>
+        <w:numPr>
+          <w:ilvl w:val="0"/>
+          <w:numId w:val="12"/>
+        </w:numPr>
+        <w:spacing w:before="20" w:after="20"/>
+        <w:jc w:val="both"/>
+        <w:rPr>
+          <w:rFonts w:ascii="Times New Roman" w:hAnsi="Times New Roman" w:cs="Times New Roman"/>
+        </w:rPr>
+      </w:pPr>
+      <w:r>
+        <w:rPr>
+          <w:rFonts w:ascii="Times New Roman" w:eastAsia="Times New Roman" w:hAnsi="Times New Roman" w:cs="Times New Roman"/>
+          <w:b/>
+          <w:bCs/>
+          <w:sz w:val="24"/>
+          <w:szCs w:val="24"/>
+        </w:rPr>
+        <w:t>(1 + ½ + ¼ + …)</w:t>
+      </w:r>
+      <w:r>
+        <w:rPr>
+          <w:rFonts w:ascii="Times New Roman" w:eastAsia="Times New Roman" w:hAnsi="Times New Roman" w:cs="Times New Roman"/>
+          <w:sz w:val="24"/>
+          <w:szCs w:val="24"/>
+        </w:rPr>
+        <w:t xml:space="preserve"> — szereg geometryczny — kolejne wyrazy maleją dwukrotnie (połowa, ćwierć, …), a jego suma dąży do 2,</w:t>
+      </w:r>
+    </w:p>
+    <w:p>
+      <w:pPr>
+        <w:pStyle w:val="ListParagraph"/>
+        <w:numPr>
+          <w:ilvl w:val="0"/>
+          <w:numId w:val="12"/>
+        </w:numPr>
+        <w:spacing w:before="20" w:after="20"/>
+        <w:jc w:val="both"/>
+        <w:rPr>
+          <w:rFonts w:ascii="Times New Roman" w:hAnsi="Times New Roman" w:cs="Times New Roman"/>
+        </w:rPr>
+      </w:pPr>
+      <w:r>
+        <w:rPr>
+          <w:rFonts w:ascii="Times New Roman" w:eastAsia="Times New Roman" w:hAnsi="Times New Roman" w:cs="Times New Roman"/>
+          <w:b/>
+          <w:bCs/>
+          <w:sz w:val="24"/>
+          <w:szCs w:val="24"/>
+        </w:rPr>
+        <w:t>2·a₁</w:t>
+      </w:r>
+      <w:r>
+        <w:rPr>
+          <w:rFonts w:ascii="Times New Roman" w:eastAsia="Times New Roman" w:hAnsi="Times New Roman" w:cs="Times New Roman"/>
+          <w:sz w:val="24"/>
+          <w:szCs w:val="24"/>
+        </w:rPr>
+        <w:t xml:space="preserve"> — wartość, do której sumuje się ten szereg, czyli górne oszacowanie całego „ogona”,</w:t>
+      </w:r>
+    </w:p>
+    <w:p>
+      <w:pPr>
+        <w:pStyle w:val="ListParagraph"/>
+        <w:numPr>
+          <w:ilvl w:val="0"/>
+          <w:numId w:val="12"/>
+        </w:numPr>
+        <w:spacing w:before="20" w:after="20"/>
+        <w:jc w:val="both"/>
+        <w:rPr>
+          <w:rFonts w:ascii="Times New Roman" w:hAnsi="Times New Roman" w:cs="Times New Roman"/>
+        </w:rPr>
+      </w:pPr>
+      <w:r>
+        <w:rPr>
+          <w:rFonts w:ascii="Times New Roman" w:eastAsia="Times New Roman" w:hAnsi="Times New Roman" w:cs="Times New Roman"/>
+          <w:b/>
+          <w:bCs/>
+          <w:sz w:val="24"/>
+          <w:szCs w:val="24"/>
+        </w:rPr>
+        <w:t>O(log n)</w:t>
+      </w:r>
+      <w:r>
+        <w:rPr>
+          <w:rFonts w:ascii="Times New Roman" w:eastAsia="Times New Roman" w:hAnsi="Times New Roman" w:cs="Times New Roman"/>
+          <w:sz w:val="24"/>
+          <w:szCs w:val="24"/>
+        </w:rPr>
+        <w:t xml:space="preserve"> — rząd logarytmiczny — ogon rośnie najwyżej jak log n, więc jest pomijalny wobec członu liniowego.</w:t>
       </w:r>
     </w:p>
     <w:p>
@@ -9608,7 +11875,7 @@
           <w:sz w:val="24"/>
           <w:szCs w:val="24"/>
         </w:rPr>
-        <w:t xml:space="preserve">Stąd całkowity koszt wynosi T(n) = c·n + O(log n) = O(n). Jest to najdokładniejsze (najciaśniejsze) ograniczenie górne, jakie można podać: ujęcie luźniejsze, np. O(n log n) lub O(n²), byłoby wprawdzie formalnie poprawne, lecz mniej precyzyjne, ponieważ łączna praca na wszystkich poziomach poza pierwszym nie sięga nawet jednego pełnego przejścia przez dane — to człon liniowy w całości opisuje czas działania. Najdokładniejszym ograniczeniem górnym jest zatem:</w:t>
+        <w:t>Stąd całkowity koszt wynosi T(n) = c·n + O(log n) = O(n). Jest to najdokładniejsze (najciaśniejsze) ograniczenie górne, jakie można podać: ujęcie luźniejsze, np. O(n log n) lub O(n²), byłoby wprawdzie formalnie poprawne, lecz mniej precyzyjne, ponieważ łączna praca na wszystkich poziomach poza pierwszym nie sięga nawet jednego pełnego przejścia przez dane — to człon liniowy w całości opisuje czas działania. Najdokładniejszym ograniczeniem górnym jest zatem:</w:t>
       </w:r>
     </w:p>
     <w:p>
@@ -9627,8 +11894,241 @@
           <w:sz w:val="24"/>
           <w:szCs w:val="24"/>
         </w:rPr>
-        <w:t xml:space="preserve">T(n) = O(n),   a dokładniej   T(n) = c·n + O(log n).</w:t>
-      </w:r>
+        <w:t>T(n) = O(n),   a dokładniej   T(n) = c·n + O(log n).</w:t>
+      </w:r>
+    </w:p>
+    <w:p>
+      <w:pPr>
+        <w:spacing w:before="80" w:after="40" w:line="288" w:lineRule="auto"/>
+        <w:jc w:val="both"/>
+        <w:rPr>
+          <w:rFonts w:ascii="Times New Roman" w:hAnsi="Times New Roman" w:cs="Times New Roman"/>
+        </w:rPr>
+      </w:pPr>
+      <w:r>
+        <w:rPr>
+          <w:rFonts w:ascii="Times New Roman" w:eastAsia="Times New Roman" w:hAnsi="Times New Roman" w:cs="Times New Roman"/>
+          <w:i/>
+          <w:iCs/>
+          <w:sz w:val="24"/>
+          <w:szCs w:val="24"/>
+        </w:rPr>
+        <w:t>gdzie poszczególne symbole oznaczają:</w:t>
+      </w:r>
+    </w:p>
+    <w:p>
+      <w:pPr>
+        <w:pStyle w:val="ListParagraph"/>
+        <w:numPr>
+          <w:ilvl w:val="0"/>
+          <w:numId w:val="12"/>
+        </w:numPr>
+        <w:spacing w:before="20" w:after="20"/>
+        <w:jc w:val="both"/>
+        <w:rPr>
+          <w:rFonts w:ascii="Times New Roman" w:hAnsi="Times New Roman" w:cs="Times New Roman"/>
+        </w:rPr>
+      </w:pPr>
+      <w:r>
+        <w:rPr>
+          <w:rFonts w:ascii="Times New Roman" w:eastAsia="Times New Roman" w:hAnsi="Times New Roman" w:cs="Times New Roman"/>
+          <w:b/>
+          <w:bCs/>
+          <w:sz w:val="24"/>
+          <w:szCs w:val="24"/>
+        </w:rPr>
+        <w:t>T(n)</w:t>
+      </w:r>
+      <w:r>
+        <w:rPr>
+          <w:rFonts w:ascii="Times New Roman" w:eastAsia="Times New Roman" w:hAnsi="Times New Roman" w:cs="Times New Roman"/>
+          <w:sz w:val="24"/>
+          <w:szCs w:val="24"/>
+        </w:rPr>
+        <w:t xml:space="preserve"> — całkowity czas działania algorytmu dla wejścia o długości n,</w:t>
+      </w:r>
+    </w:p>
+    <w:p>
+      <w:pPr>
+        <w:pStyle w:val="ListParagraph"/>
+        <w:numPr>
+          <w:ilvl w:val="0"/>
+          <w:numId w:val="12"/>
+        </w:numPr>
+        <w:spacing w:before="20" w:after="20"/>
+        <w:jc w:val="both"/>
+        <w:rPr>
+          <w:rFonts w:ascii="Times New Roman" w:hAnsi="Times New Roman" w:cs="Times New Roman"/>
+        </w:rPr>
+      </w:pPr>
+      <w:r>
+        <w:rPr>
+          <w:rFonts w:ascii="Times New Roman" w:eastAsia="Times New Roman" w:hAnsi="Times New Roman" w:cs="Times New Roman"/>
+          <w:b/>
+          <w:bCs/>
+          <w:sz w:val="24"/>
+          <w:szCs w:val="24"/>
+        </w:rPr>
+        <w:t>O(n)</w:t>
+      </w:r>
+      <w:r>
+        <w:rPr>
+          <w:rFonts w:ascii="Times New Roman" w:eastAsia="Times New Roman" w:hAnsi="Times New Roman" w:cs="Times New Roman"/>
+          <w:sz w:val="24"/>
+          <w:szCs w:val="24"/>
+        </w:rPr>
+        <w:t xml:space="preserve"> — złożoność liniowa — czas rośnie proporcjonalnie do liczby cyfr,</w:t>
+      </w:r>
+    </w:p>
+    <w:p>
+      <w:pPr>
+        <w:pStyle w:val="ListParagraph"/>
+        <w:numPr>
+          <w:ilvl w:val="0"/>
+          <w:numId w:val="12"/>
+        </w:numPr>
+        <w:spacing w:before="20" w:after="20"/>
+        <w:jc w:val="both"/>
+        <w:rPr>
+          <w:rFonts w:ascii="Times New Roman" w:hAnsi="Times New Roman" w:cs="Times New Roman"/>
+        </w:rPr>
+      </w:pPr>
+      <w:r>
+        <w:rPr>
+          <w:rFonts w:ascii="Times New Roman" w:eastAsia="Times New Roman" w:hAnsi="Times New Roman" w:cs="Times New Roman"/>
+          <w:b/>
+          <w:bCs/>
+          <w:sz w:val="24"/>
+          <w:szCs w:val="24"/>
+        </w:rPr>
+        <w:t>c</w:t>
+      </w:r>
+      <w:r>
+        <w:rPr>
+          <w:rFonts w:ascii="Times New Roman" w:eastAsia="Times New Roman" w:hAnsi="Times New Roman" w:cs="Times New Roman"/>
+          <w:sz w:val="24"/>
+          <w:szCs w:val="24"/>
+        </w:rPr>
+        <w:t xml:space="preserve"> — stały koszt przypadający na jedną cyfrę,</w:t>
+      </w:r>
+    </w:p>
+    <w:p>
+      <w:pPr>
+        <w:pStyle w:val="ListParagraph"/>
+        <w:numPr>
+          <w:ilvl w:val="0"/>
+          <w:numId w:val="12"/>
+        </w:numPr>
+        <w:spacing w:before="20" w:after="20"/>
+        <w:jc w:val="both"/>
+        <w:rPr>
+          <w:rFonts w:ascii="Times New Roman" w:hAnsi="Times New Roman" w:cs="Times New Roman"/>
+        </w:rPr>
+      </w:pPr>
+      <w:r>
+        <w:rPr>
+          <w:rFonts w:ascii="Times New Roman" w:eastAsia="Times New Roman" w:hAnsi="Times New Roman" w:cs="Times New Roman"/>
+          <w:b/>
+          <w:bCs/>
+          <w:sz w:val="24"/>
+          <w:szCs w:val="24"/>
+        </w:rPr>
+        <w:t>c·n</w:t>
+      </w:r>
+      <w:r>
+        <w:rPr>
+          <w:rFonts w:ascii="Times New Roman" w:eastAsia="Times New Roman" w:hAnsi="Times New Roman" w:cs="Times New Roman"/>
+          <w:sz w:val="24"/>
+          <w:szCs w:val="24"/>
+        </w:rPr>
+        <w:t xml:space="preserve"> — dominujący, liniowy składnik kosztu (praca pierwszego przejścia przez dane),</w:t>
+      </w:r>
+    </w:p>
+    <w:p>
+      <w:pPr>
+        <w:pStyle w:val="ListParagraph"/>
+        <w:numPr>
+          <w:ilvl w:val="0"/>
+          <w:numId w:val="12"/>
+        </w:numPr>
+        <w:spacing w:before="20" w:after="20"/>
+        <w:jc w:val="both"/>
+        <w:rPr>
+          <w:rFonts w:ascii="Times New Roman" w:hAnsi="Times New Roman" w:cs="Times New Roman"/>
+        </w:rPr>
+      </w:pPr>
+      <w:r>
+        <w:rPr>
+          <w:rFonts w:ascii="Times New Roman" w:eastAsia="Times New Roman" w:hAnsi="Times New Roman" w:cs="Times New Roman"/>
+          <w:b/>
+          <w:bCs/>
+          <w:sz w:val="24"/>
+          <w:szCs w:val="24"/>
+        </w:rPr>
+        <w:t>O(log n)</w:t>
+      </w:r>
+      <w:r>
+        <w:rPr>
+          <w:rFonts w:ascii="Times New Roman" w:eastAsia="Times New Roman" w:hAnsi="Times New Roman" w:cs="Times New Roman"/>
+          <w:sz w:val="24"/>
+          <w:szCs w:val="24"/>
+        </w:rPr>
+        <w:t xml:space="preserve"> — łączny koszt wszystkich pozostałych poziomów rekurencji; rośnie logarytmicznie, więc nie zmienia rzędu liniowego.</w:t>
+      </w:r>
+    </w:p>
+    <w:p>
+      <w:pPr>
+        <w:spacing w:before="20" w:after="20"/>
+        <w:jc w:val="both"/>
+        <w:rPr>
+          <w:rFonts w:ascii="Times New Roman" w:hAnsi="Times New Roman" w:cs="Times New Roman"/>
+        </w:rPr>
+      </w:pPr>
+    </w:p>
+    <w:p>
+      <w:pPr>
+        <w:spacing w:before="20" w:after="20"/>
+        <w:jc w:val="both"/>
+        <w:rPr>
+          <w:rFonts w:ascii="Times New Roman" w:hAnsi="Times New Roman" w:cs="Times New Roman"/>
+        </w:rPr>
+      </w:pPr>
+    </w:p>
+    <w:p>
+      <w:pPr>
+        <w:spacing w:before="20" w:after="20"/>
+        <w:jc w:val="both"/>
+        <w:rPr>
+          <w:rFonts w:ascii="Times New Roman" w:hAnsi="Times New Roman" w:cs="Times New Roman"/>
+        </w:rPr>
+      </w:pPr>
+    </w:p>
+    <w:p>
+      <w:pPr>
+        <w:spacing w:before="20" w:after="20"/>
+        <w:jc w:val="both"/>
+        <w:rPr>
+          <w:rFonts w:ascii="Times New Roman" w:hAnsi="Times New Roman" w:cs="Times New Roman"/>
+        </w:rPr>
+      </w:pPr>
+    </w:p>
+    <w:p>
+      <w:pPr>
+        <w:spacing w:before="20" w:after="20"/>
+        <w:jc w:val="both"/>
+        <w:rPr>
+          <w:rFonts w:ascii="Times New Roman" w:hAnsi="Times New Roman" w:cs="Times New Roman"/>
+        </w:rPr>
+      </w:pPr>
+    </w:p>
+    <w:p>
+      <w:pPr>
+        <w:spacing w:before="20" w:after="20"/>
+        <w:jc w:val="both"/>
+        <w:rPr>
+          <w:rFonts w:ascii="Times New Roman" w:hAnsi="Times New Roman" w:cs="Times New Roman"/>
+        </w:rPr>
+      </w:pPr>
     </w:p>
     <w:p>
       <w:pPr>
@@ -9644,14 +12144,14 @@
           <w:sz w:val="24"/>
           <w:szCs w:val="24"/>
         </w:rPr>
-        <w:t xml:space="preserve">Symbolicznie kolejne poziomy rekurencji kurczą się następująco:</w:t>
+        <w:t>Symbolicznie kolejne poziomy rekurencji kurczą się następująco:</w:t>
       </w:r>
     </w:p>
     <w:tbl>
       <w:tblPr>
         <w:tblStyle w:val="LightList-Accent5"/>
         <w:tblW w:w="9026" w:type="dxa"/>
-        <w:tblLook w:val="0000" w:firstRow="0" w:lastRow="0" w:firstColumn="0" w:lastColumn="0" w:noHBand="0" w:noVBand="0"/>
+        <w:tblLook w:val="04A0" w:firstRow="1" w:lastRow="0" w:firstColumn="1" w:lastColumn="0" w:noHBand="0" w:noVBand="1"/>
       </w:tblPr>
       <w:tblGrid>
         <w:gridCol w:w="1400"/>
@@ -9660,13 +12160,19 @@
       </w:tblGrid>
       <w:tr>
         <w:trPr>
+          <w:cnfStyle w:val="100000000000" w:firstRow="1" w:lastRow="0" w:firstColumn="0" w:lastColumn="0" w:oddVBand="0" w:evenVBand="0" w:oddHBand="0" w:evenHBand="0" w:firstRowFirstColumn="0" w:firstRowLastColumn="0" w:lastRowFirstColumn="0" w:lastRowLastColumn="0"/>
           <w:trHeight w:val="340"/>
         </w:trPr>
         <w:tc>
           <w:tcPr>
+            <w:cnfStyle w:val="001000000000" w:firstRow="0" w:lastRow="0" w:firstColumn="1" w:lastColumn="0" w:oddVBand="0" w:evenVBand="0" w:oddHBand="0" w:evenHBand="0" w:firstRowFirstColumn="0" w:firstRowLastColumn="0" w:lastRowFirstColumn="0" w:lastRowLastColumn="0"/>
             <w:tcW w:w="1400" w:type="dxa"/>
-            <w:shd w:val="clear" w:color="auto" w:fill="4BACC6" w:themeFill="accent5"/>
+            <w:tcBorders>
+              <w:bottom w:val="single" w:sz="4" w:space="0" w:color="auto"/>
+              <w:right w:val="single" w:sz="8" w:space="0" w:color="4BACC6" w:themeColor="accent5"/>
+            </w:tcBorders>
             <w:vAlign w:val="center"/>
+            <w:hideMark/>
           </w:tcPr>
           <w:p>
             <w:pPr>
@@ -9679,76 +12185,98 @@
             <w:r>
               <w:rPr>
                 <w:rFonts w:ascii="Times New Roman" w:eastAsia="Times New Roman" w:hAnsi="Times New Roman" w:cs="Times New Roman"/>
-                <w:b/>
-                <w:bCs/>
+                <w:b w:val="0"/>
+                <w:bCs w:val="0"/>
                 <w:color w:val="FFFFFF"/>
                 <w:sz w:val="21"/>
                 <w:szCs w:val="21"/>
               </w:rPr>
-              <w:t xml:space="preserve">Poziom k</w:t>
+              <w:t>Poziom k</w:t>
             </w:r>
           </w:p>
         </w:tc>
         <w:tc>
           <w:tcPr>
             <w:tcW w:w="4126" w:type="dxa"/>
-            <w:shd w:val="clear" w:color="auto" w:fill="4BACC6" w:themeFill="accent5"/>
+            <w:tcBorders>
+              <w:left w:val="nil"/>
+              <w:bottom w:val="single" w:sz="4" w:space="0" w:color="auto"/>
+              <w:right w:val="nil"/>
+            </w:tcBorders>
             <w:vAlign w:val="center"/>
+            <w:hideMark/>
           </w:tcPr>
           <w:p>
             <w:pPr>
               <w:spacing w:before="20" w:after="20"/>
               <w:jc w:val="center"/>
-              <w:rPr>
-                <w:rFonts w:ascii="Times New Roman" w:hAnsi="Times New Roman" w:cs="Times New Roman"/>
-              </w:rPr>
-            </w:pPr>
-            <w:r>
-              <w:rPr>
-                <w:rFonts w:ascii="Times New Roman" w:eastAsia="Times New Roman" w:hAnsi="Times New Roman" w:cs="Times New Roman"/>
-                <w:b/>
-                <w:bCs/>
+              <w:cnfStyle w:val="100000000000" w:firstRow="1" w:lastRow="0" w:firstColumn="0" w:lastColumn="0" w:oddVBand="0" w:evenVBand="0" w:oddHBand="0" w:evenHBand="0" w:firstRowFirstColumn="0" w:firstRowLastColumn="0" w:lastRowFirstColumn="0" w:lastRowLastColumn="0"/>
+              <w:rPr>
+                <w:rFonts w:ascii="Times New Roman" w:hAnsi="Times New Roman" w:cs="Times New Roman"/>
+              </w:rPr>
+            </w:pPr>
+            <w:r>
+              <w:rPr>
+                <w:rFonts w:ascii="Times New Roman" w:eastAsia="Times New Roman" w:hAnsi="Times New Roman" w:cs="Times New Roman"/>
+                <w:b w:val="0"/>
+                <w:bCs w:val="0"/>
                 <w:color w:val="FFFFFF"/>
                 <w:sz w:val="21"/>
                 <w:szCs w:val="21"/>
               </w:rPr>
-              <w:t xml:space="preserve">Rozmiar wejścia a_k</w:t>
+              <w:t>Rozmiar wejścia a_k</w:t>
             </w:r>
           </w:p>
         </w:tc>
         <w:tc>
           <w:tcPr>
             <w:tcW w:w="3500" w:type="dxa"/>
-            <w:shd w:val="clear" w:color="auto" w:fill="4BACC6" w:themeFill="accent5"/>
+            <w:tcBorders>
+              <w:left w:val="single" w:sz="8" w:space="0" w:color="4BACC6" w:themeColor="accent5"/>
+              <w:bottom w:val="single" w:sz="4" w:space="0" w:color="auto"/>
+            </w:tcBorders>
             <w:vAlign w:val="center"/>
+            <w:hideMark/>
           </w:tcPr>
           <w:p>
             <w:pPr>
               <w:spacing w:before="20" w:after="20"/>
               <w:jc w:val="center"/>
-              <w:rPr>
-                <w:rFonts w:ascii="Times New Roman" w:hAnsi="Times New Roman" w:cs="Times New Roman"/>
-              </w:rPr>
-            </w:pPr>
-            <w:r>
-              <w:rPr>
-                <w:rFonts w:ascii="Times New Roman" w:eastAsia="Times New Roman" w:hAnsi="Times New Roman" w:cs="Times New Roman"/>
-                <w:b/>
-                <w:bCs/>
+              <w:cnfStyle w:val="100000000000" w:firstRow="1" w:lastRow="0" w:firstColumn="0" w:lastColumn="0" w:oddVBand="0" w:evenVBand="0" w:oddHBand="0" w:evenHBand="0" w:firstRowFirstColumn="0" w:firstRowLastColumn="0" w:lastRowFirstColumn="0" w:lastRowLastColumn="0"/>
+              <w:rPr>
+                <w:rFonts w:ascii="Times New Roman" w:hAnsi="Times New Roman" w:cs="Times New Roman"/>
+              </w:rPr>
+            </w:pPr>
+            <w:r>
+              <w:rPr>
+                <w:rFonts w:ascii="Times New Roman" w:eastAsia="Times New Roman" w:hAnsi="Times New Roman" w:cs="Times New Roman"/>
+                <w:b w:val="0"/>
+                <w:bCs w:val="0"/>
                 <w:color w:val="FFFFFF"/>
                 <w:sz w:val="21"/>
                 <w:szCs w:val="21"/>
               </w:rPr>
-              <w:t xml:space="preserve">Praca na poziomie ≈ c·a_k</w:t>
+              <w:t>Praca na poziomie ≈ c·a_k</w:t>
             </w:r>
           </w:p>
         </w:tc>
       </w:tr>
       <w:tr>
-        <w:tc>
-          <w:tcPr>
+        <w:trPr>
+          <w:cnfStyle w:val="000000100000" w:firstRow="0" w:lastRow="0" w:firstColumn="0" w:lastColumn="0" w:oddVBand="0" w:evenVBand="0" w:oddHBand="1" w:evenHBand="0" w:firstRowFirstColumn="0" w:firstRowLastColumn="0" w:lastRowFirstColumn="0" w:lastRowLastColumn="0"/>
+        </w:trPr>
+        <w:tc>
+          <w:tcPr>
+            <w:cnfStyle w:val="001000000000" w:firstRow="0" w:lastRow="0" w:firstColumn="1" w:lastColumn="0" w:oddVBand="0" w:evenVBand="0" w:oddHBand="0" w:evenHBand="0" w:firstRowFirstColumn="0" w:firstRowLastColumn="0" w:lastRowFirstColumn="0" w:lastRowLastColumn="0"/>
             <w:tcW w:w="1400" w:type="dxa"/>
+            <w:tcBorders>
+              <w:top w:val="single" w:sz="4" w:space="0" w:color="auto"/>
+              <w:left w:val="single" w:sz="4" w:space="0" w:color="auto"/>
+              <w:bottom w:val="single" w:sz="4" w:space="0" w:color="auto"/>
+              <w:right w:val="single" w:sz="4" w:space="0" w:color="auto"/>
+            </w:tcBorders>
             <w:vAlign w:val="center"/>
+            <w:hideMark/>
           </w:tcPr>
           <w:p>
             <w:pPr>
@@ -9763,18 +12291,26 @@
                 <w:sz w:val="20"/>
                 <w:szCs w:val="20"/>
               </w:rPr>
-              <w:t xml:space="preserve">0</w:t>
+              <w:t>0</w:t>
             </w:r>
           </w:p>
         </w:tc>
         <w:tc>
           <w:tcPr>
             <w:tcW w:w="4126" w:type="dxa"/>
+            <w:tcBorders>
+              <w:top w:val="single" w:sz="4" w:space="0" w:color="auto"/>
+              <w:left w:val="single" w:sz="4" w:space="0" w:color="auto"/>
+              <w:bottom w:val="single" w:sz="4" w:space="0" w:color="auto"/>
+              <w:right w:val="single" w:sz="4" w:space="0" w:color="auto"/>
+            </w:tcBorders>
             <w:vAlign w:val="center"/>
-          </w:tcPr>
-          <w:p>
-            <w:pPr>
-              <w:spacing w:before="20" w:after="20"/>
+            <w:hideMark/>
+          </w:tcPr>
+          <w:p>
+            <w:pPr>
+              <w:spacing w:before="20" w:after="20"/>
+              <w:cnfStyle w:val="000000100000" w:firstRow="0" w:lastRow="0" w:firstColumn="0" w:lastColumn="0" w:oddVBand="0" w:evenVBand="0" w:oddHBand="1" w:evenHBand="0" w:firstRowFirstColumn="0" w:firstRowLastColumn="0" w:lastRowFirstColumn="0" w:lastRowLastColumn="0"/>
               <w:rPr>
                 <w:rFonts w:ascii="Times New Roman" w:hAnsi="Times New Roman" w:cs="Times New Roman"/>
               </w:rPr>
@@ -9785,18 +12321,26 @@
                 <w:sz w:val="20"/>
                 <w:szCs w:val="20"/>
               </w:rPr>
-              <w:t xml:space="preserve">n</w:t>
+              <w:t>n</w:t>
             </w:r>
           </w:p>
         </w:tc>
         <w:tc>
           <w:tcPr>
             <w:tcW w:w="3500" w:type="dxa"/>
+            <w:tcBorders>
+              <w:top w:val="single" w:sz="4" w:space="0" w:color="auto"/>
+              <w:left w:val="single" w:sz="4" w:space="0" w:color="auto"/>
+              <w:bottom w:val="single" w:sz="4" w:space="0" w:color="auto"/>
+              <w:right w:val="single" w:sz="4" w:space="0" w:color="auto"/>
+            </w:tcBorders>
             <w:vAlign w:val="center"/>
-          </w:tcPr>
-          <w:p>
-            <w:pPr>
-              <w:spacing w:before="20" w:after="20"/>
+            <w:hideMark/>
+          </w:tcPr>
+          <w:p>
+            <w:pPr>
+              <w:spacing w:before="20" w:after="20"/>
+              <w:cnfStyle w:val="000000100000" w:firstRow="0" w:lastRow="0" w:firstColumn="0" w:lastColumn="0" w:oddVBand="0" w:evenVBand="0" w:oddHBand="1" w:evenHBand="0" w:firstRowFirstColumn="0" w:firstRowLastColumn="0" w:lastRowFirstColumn="0" w:lastRowLastColumn="0"/>
               <w:rPr>
                 <w:rFonts w:ascii="Times New Roman" w:hAnsi="Times New Roman" w:cs="Times New Roman"/>
               </w:rPr>
@@ -9807,7 +12351,7 @@
                 <w:sz w:val="20"/>
                 <w:szCs w:val="20"/>
               </w:rPr>
-              <w:t xml:space="preserve">c·n</w:t>
+              <w:t>c·n</w:t>
             </w:r>
           </w:p>
         </w:tc>
@@ -9815,8 +12359,16 @@
       <w:tr>
         <w:tc>
           <w:tcPr>
+            <w:cnfStyle w:val="001000000000" w:firstRow="0" w:lastRow="0" w:firstColumn="1" w:lastColumn="0" w:oddVBand="0" w:evenVBand="0" w:oddHBand="0" w:evenHBand="0" w:firstRowFirstColumn="0" w:firstRowLastColumn="0" w:lastRowFirstColumn="0" w:lastRowLastColumn="0"/>
             <w:tcW w:w="1400" w:type="dxa"/>
+            <w:tcBorders>
+              <w:top w:val="single" w:sz="4" w:space="0" w:color="auto"/>
+              <w:left w:val="single" w:sz="4" w:space="0" w:color="auto"/>
+              <w:bottom w:val="single" w:sz="4" w:space="0" w:color="auto"/>
+              <w:right w:val="single" w:sz="4" w:space="0" w:color="auto"/>
+            </w:tcBorders>
             <w:vAlign w:val="center"/>
+            <w:hideMark/>
           </w:tcPr>
           <w:p>
             <w:pPr>
@@ -9831,18 +12383,26 @@
                 <w:sz w:val="20"/>
                 <w:szCs w:val="20"/>
               </w:rPr>
-              <w:t xml:space="preserve">1</w:t>
+              <w:t>1</w:t>
             </w:r>
           </w:p>
         </w:tc>
         <w:tc>
           <w:tcPr>
             <w:tcW w:w="4126" w:type="dxa"/>
+            <w:tcBorders>
+              <w:top w:val="single" w:sz="4" w:space="0" w:color="auto"/>
+              <w:left w:val="single" w:sz="4" w:space="0" w:color="auto"/>
+              <w:bottom w:val="single" w:sz="4" w:space="0" w:color="auto"/>
+              <w:right w:val="single" w:sz="4" w:space="0" w:color="auto"/>
+            </w:tcBorders>
             <w:vAlign w:val="center"/>
-          </w:tcPr>
-          <w:p>
-            <w:pPr>
-              <w:spacing w:before="20" w:after="20"/>
+            <w:hideMark/>
+          </w:tcPr>
+          <w:p>
+            <w:pPr>
+              <w:spacing w:before="20" w:after="20"/>
+              <w:cnfStyle w:val="000000000000" w:firstRow="0" w:lastRow="0" w:firstColumn="0" w:lastColumn="0" w:oddVBand="0" w:evenVBand="0" w:oddHBand="0" w:evenHBand="0" w:firstRowFirstColumn="0" w:firstRowLastColumn="0" w:lastRowFirstColumn="0" w:lastRowLastColumn="0"/>
               <w:rPr>
                 <w:rFonts w:ascii="Times New Roman" w:hAnsi="Times New Roman" w:cs="Times New Roman"/>
               </w:rPr>
@@ -9853,18 +12413,26 @@
                 <w:sz w:val="20"/>
                 <w:szCs w:val="20"/>
               </w:rPr>
-              <w:t xml:space="preserve">≤ log₁₀(4,5n) + 1</w:t>
+              <w:t>≤ log₁₀(4,5n) + 1</w:t>
             </w:r>
           </w:p>
         </w:tc>
         <w:tc>
           <w:tcPr>
             <w:tcW w:w="3500" w:type="dxa"/>
+            <w:tcBorders>
+              <w:top w:val="single" w:sz="4" w:space="0" w:color="auto"/>
+              <w:left w:val="single" w:sz="4" w:space="0" w:color="auto"/>
+              <w:bottom w:val="single" w:sz="4" w:space="0" w:color="auto"/>
+              <w:right w:val="single" w:sz="4" w:space="0" w:color="auto"/>
+            </w:tcBorders>
             <w:vAlign w:val="center"/>
-          </w:tcPr>
-          <w:p>
-            <w:pPr>
-              <w:spacing w:before="20" w:after="20"/>
+            <w:hideMark/>
+          </w:tcPr>
+          <w:p>
+            <w:pPr>
+              <w:spacing w:before="20" w:after="20"/>
+              <w:cnfStyle w:val="000000000000" w:firstRow="0" w:lastRow="0" w:firstColumn="0" w:lastColumn="0" w:oddVBand="0" w:evenVBand="0" w:oddHBand="0" w:evenHBand="0" w:firstRowFirstColumn="0" w:firstRowLastColumn="0" w:lastRowFirstColumn="0" w:lastRowLastColumn="0"/>
               <w:rPr>
                 <w:rFonts w:ascii="Times New Roman" w:hAnsi="Times New Roman" w:cs="Times New Roman"/>
               </w:rPr>
@@ -9875,16 +12443,27 @@
                 <w:sz w:val="20"/>
                 <w:szCs w:val="20"/>
               </w:rPr>
-              <w:t xml:space="preserve">c·log₁₀ n + O(1)</w:t>
+              <w:t>c·log₁₀ n + O(1)</w:t>
             </w:r>
           </w:p>
         </w:tc>
       </w:tr>
       <w:tr>
-        <w:tc>
-          <w:tcPr>
+        <w:trPr>
+          <w:cnfStyle w:val="000000100000" w:firstRow="0" w:lastRow="0" w:firstColumn="0" w:lastColumn="0" w:oddVBand="0" w:evenVBand="0" w:oddHBand="1" w:evenHBand="0" w:firstRowFirstColumn="0" w:firstRowLastColumn="0" w:lastRowFirstColumn="0" w:lastRowLastColumn="0"/>
+        </w:trPr>
+        <w:tc>
+          <w:tcPr>
+            <w:cnfStyle w:val="001000000000" w:firstRow="0" w:lastRow="0" w:firstColumn="1" w:lastColumn="0" w:oddVBand="0" w:evenVBand="0" w:oddHBand="0" w:evenHBand="0" w:firstRowFirstColumn="0" w:firstRowLastColumn="0" w:lastRowFirstColumn="0" w:lastRowLastColumn="0"/>
             <w:tcW w:w="1400" w:type="dxa"/>
+            <w:tcBorders>
+              <w:top w:val="single" w:sz="4" w:space="0" w:color="auto"/>
+              <w:left w:val="single" w:sz="4" w:space="0" w:color="auto"/>
+              <w:bottom w:val="single" w:sz="4" w:space="0" w:color="auto"/>
+              <w:right w:val="single" w:sz="4" w:space="0" w:color="auto"/>
+            </w:tcBorders>
             <w:vAlign w:val="center"/>
+            <w:hideMark/>
           </w:tcPr>
           <w:p>
             <w:pPr>
@@ -9899,18 +12478,26 @@
                 <w:sz w:val="20"/>
                 <w:szCs w:val="20"/>
               </w:rPr>
-              <w:t xml:space="preserve">2</w:t>
+              <w:t>2</w:t>
             </w:r>
           </w:p>
         </w:tc>
         <w:tc>
           <w:tcPr>
             <w:tcW w:w="4126" w:type="dxa"/>
+            <w:tcBorders>
+              <w:top w:val="single" w:sz="4" w:space="0" w:color="auto"/>
+              <w:left w:val="single" w:sz="4" w:space="0" w:color="auto"/>
+              <w:bottom w:val="single" w:sz="4" w:space="0" w:color="auto"/>
+              <w:right w:val="single" w:sz="4" w:space="0" w:color="auto"/>
+            </w:tcBorders>
             <w:vAlign w:val="center"/>
-          </w:tcPr>
-          <w:p>
-            <w:pPr>
-              <w:spacing w:before="20" w:after="20"/>
+            <w:hideMark/>
+          </w:tcPr>
+          <w:p>
+            <w:pPr>
+              <w:spacing w:before="20" w:after="20"/>
+              <w:cnfStyle w:val="000000100000" w:firstRow="0" w:lastRow="0" w:firstColumn="0" w:lastColumn="0" w:oddVBand="0" w:evenVBand="0" w:oddHBand="1" w:evenHBand="0" w:firstRowFirstColumn="0" w:firstRowLastColumn="0" w:lastRowFirstColumn="0" w:lastRowLastColumn="0"/>
               <w:rPr>
                 <w:rFonts w:ascii="Times New Roman" w:hAnsi="Times New Roman" w:cs="Times New Roman"/>
               </w:rPr>
@@ -9921,18 +12508,26 @@
                 <w:sz w:val="20"/>
                 <w:szCs w:val="20"/>
               </w:rPr>
-              <w:t xml:space="preserve">≤ log₁₀(4,5·a₁) + 1 ≈ log₁₀ log₁₀ n</w:t>
+              <w:t>≤ log₁₀(4,5·a₁) + 1 ≈ log₁₀ log₁₀ n</w:t>
             </w:r>
           </w:p>
         </w:tc>
         <w:tc>
           <w:tcPr>
             <w:tcW w:w="3500" w:type="dxa"/>
+            <w:tcBorders>
+              <w:top w:val="single" w:sz="4" w:space="0" w:color="auto"/>
+              <w:left w:val="single" w:sz="4" w:space="0" w:color="auto"/>
+              <w:bottom w:val="single" w:sz="4" w:space="0" w:color="auto"/>
+              <w:right w:val="single" w:sz="4" w:space="0" w:color="auto"/>
+            </w:tcBorders>
             <w:vAlign w:val="center"/>
-          </w:tcPr>
-          <w:p>
-            <w:pPr>
-              <w:spacing w:before="20" w:after="20"/>
+            <w:hideMark/>
+          </w:tcPr>
+          <w:p>
+            <w:pPr>
+              <w:spacing w:before="20" w:after="20"/>
+              <w:cnfStyle w:val="000000100000" w:firstRow="0" w:lastRow="0" w:firstColumn="0" w:lastColumn="0" w:oddVBand="0" w:evenVBand="0" w:oddHBand="1" w:evenHBand="0" w:firstRowFirstColumn="0" w:firstRowLastColumn="0" w:lastRowFirstColumn="0" w:lastRowLastColumn="0"/>
               <w:rPr>
                 <w:rFonts w:ascii="Times New Roman" w:hAnsi="Times New Roman" w:cs="Times New Roman"/>
               </w:rPr>
@@ -9943,7 +12538,7 @@
                 <w:sz w:val="20"/>
                 <w:szCs w:val="20"/>
               </w:rPr>
-              <w:t xml:space="preserve">c·log log n</w:t>
+              <w:t>c·log log n</w:t>
             </w:r>
           </w:p>
         </w:tc>
@@ -9951,8 +12546,16 @@
       <w:tr>
         <w:tc>
           <w:tcPr>
+            <w:cnfStyle w:val="001000000000" w:firstRow="0" w:lastRow="0" w:firstColumn="1" w:lastColumn="0" w:oddVBand="0" w:evenVBand="0" w:oddHBand="0" w:evenHBand="0" w:firstRowFirstColumn="0" w:firstRowLastColumn="0" w:lastRowFirstColumn="0" w:lastRowLastColumn="0"/>
             <w:tcW w:w="1400" w:type="dxa"/>
+            <w:tcBorders>
+              <w:top w:val="single" w:sz="4" w:space="0" w:color="auto"/>
+              <w:left w:val="single" w:sz="4" w:space="0" w:color="auto"/>
+              <w:bottom w:val="single" w:sz="4" w:space="0" w:color="auto"/>
+              <w:right w:val="single" w:sz="4" w:space="0" w:color="auto"/>
+            </w:tcBorders>
             <w:vAlign w:val="center"/>
+            <w:hideMark/>
           </w:tcPr>
           <w:p>
             <w:pPr>
@@ -9967,18 +12570,26 @@
                 <w:sz w:val="20"/>
                 <w:szCs w:val="20"/>
               </w:rPr>
-              <w:t xml:space="preserve">…</w:t>
+              <w:t>…</w:t>
             </w:r>
           </w:p>
         </w:tc>
         <w:tc>
           <w:tcPr>
             <w:tcW w:w="4126" w:type="dxa"/>
+            <w:tcBorders>
+              <w:top w:val="single" w:sz="4" w:space="0" w:color="auto"/>
+              <w:left w:val="single" w:sz="4" w:space="0" w:color="auto"/>
+              <w:bottom w:val="single" w:sz="4" w:space="0" w:color="auto"/>
+              <w:right w:val="single" w:sz="4" w:space="0" w:color="auto"/>
+            </w:tcBorders>
             <w:vAlign w:val="center"/>
-          </w:tcPr>
-          <w:p>
-            <w:pPr>
-              <w:spacing w:before="20" w:after="20"/>
+            <w:hideMark/>
+          </w:tcPr>
+          <w:p>
+            <w:pPr>
+              <w:spacing w:before="20" w:after="20"/>
+              <w:cnfStyle w:val="000000000000" w:firstRow="0" w:lastRow="0" w:firstColumn="0" w:lastColumn="0" w:oddVBand="0" w:evenVBand="0" w:oddHBand="0" w:evenHBand="0" w:firstRowFirstColumn="0" w:firstRowLastColumn="0" w:lastRowFirstColumn="0" w:lastRowLastColumn="0"/>
               <w:rPr>
                 <w:rFonts w:ascii="Times New Roman" w:hAnsi="Times New Roman" w:cs="Times New Roman"/>
               </w:rPr>
@@ -9989,18 +12600,26 @@
                 <w:sz w:val="20"/>
                 <w:szCs w:val="20"/>
               </w:rPr>
-              <w:t xml:space="preserve">…</w:t>
+              <w:t>…</w:t>
             </w:r>
           </w:p>
         </w:tc>
         <w:tc>
           <w:tcPr>
             <w:tcW w:w="3500" w:type="dxa"/>
+            <w:tcBorders>
+              <w:top w:val="single" w:sz="4" w:space="0" w:color="auto"/>
+              <w:left w:val="single" w:sz="4" w:space="0" w:color="auto"/>
+              <w:bottom w:val="single" w:sz="4" w:space="0" w:color="auto"/>
+              <w:right w:val="single" w:sz="4" w:space="0" w:color="auto"/>
+            </w:tcBorders>
             <w:vAlign w:val="center"/>
-          </w:tcPr>
-          <w:p>
-            <w:pPr>
-              <w:spacing w:before="20" w:after="20"/>
+            <w:hideMark/>
+          </w:tcPr>
+          <w:p>
+            <w:pPr>
+              <w:spacing w:before="20" w:after="20"/>
+              <w:cnfStyle w:val="000000000000" w:firstRow="0" w:lastRow="0" w:firstColumn="0" w:lastColumn="0" w:oddVBand="0" w:evenVBand="0" w:oddHBand="0" w:evenHBand="0" w:firstRowFirstColumn="0" w:firstRowLastColumn="0" w:lastRowFirstColumn="0" w:lastRowLastColumn="0"/>
               <w:rPr>
                 <w:rFonts w:ascii="Times New Roman" w:hAnsi="Times New Roman" w:cs="Times New Roman"/>
               </w:rPr>
@@ -10011,16 +12630,27 @@
                 <w:sz w:val="20"/>
                 <w:szCs w:val="20"/>
               </w:rPr>
-              <w:t xml:space="preserve">…</w:t>
+              <w:t>…</w:t>
             </w:r>
           </w:p>
         </w:tc>
       </w:tr>
       <w:tr>
-        <w:tc>
-          <w:tcPr>
+        <w:trPr>
+          <w:cnfStyle w:val="000000100000" w:firstRow="0" w:lastRow="0" w:firstColumn="0" w:lastColumn="0" w:oddVBand="0" w:evenVBand="0" w:oddHBand="1" w:evenHBand="0" w:firstRowFirstColumn="0" w:firstRowLastColumn="0" w:lastRowFirstColumn="0" w:lastRowLastColumn="0"/>
+        </w:trPr>
+        <w:tc>
+          <w:tcPr>
+            <w:cnfStyle w:val="001000000000" w:firstRow="0" w:lastRow="0" w:firstColumn="1" w:lastColumn="0" w:oddVBand="0" w:evenVBand="0" w:oddHBand="0" w:evenHBand="0" w:firstRowFirstColumn="0" w:firstRowLastColumn="0" w:lastRowFirstColumn="0" w:lastRowLastColumn="0"/>
             <w:tcW w:w="1400" w:type="dxa"/>
+            <w:tcBorders>
+              <w:top w:val="single" w:sz="4" w:space="0" w:color="auto"/>
+              <w:left w:val="single" w:sz="4" w:space="0" w:color="auto"/>
+              <w:bottom w:val="single" w:sz="4" w:space="0" w:color="auto"/>
+              <w:right w:val="single" w:sz="4" w:space="0" w:color="auto"/>
+            </w:tcBorders>
             <w:vAlign w:val="center"/>
+            <w:hideMark/>
           </w:tcPr>
           <w:p>
             <w:pPr>
@@ -10035,18 +12665,26 @@
                 <w:sz w:val="20"/>
                 <w:szCs w:val="20"/>
               </w:rPr>
-              <w:t xml:space="preserve">m = log*(n)</w:t>
+              <w:t>m = log*(n)</w:t>
             </w:r>
           </w:p>
         </w:tc>
         <w:tc>
           <w:tcPr>
             <w:tcW w:w="4126" w:type="dxa"/>
+            <w:tcBorders>
+              <w:top w:val="single" w:sz="4" w:space="0" w:color="auto"/>
+              <w:left w:val="single" w:sz="4" w:space="0" w:color="auto"/>
+              <w:bottom w:val="single" w:sz="4" w:space="0" w:color="auto"/>
+              <w:right w:val="single" w:sz="4" w:space="0" w:color="auto"/>
+            </w:tcBorders>
             <w:vAlign w:val="center"/>
-          </w:tcPr>
-          <w:p>
-            <w:pPr>
-              <w:spacing w:before="20" w:after="20"/>
+            <w:hideMark/>
+          </w:tcPr>
+          <w:p>
+            <w:pPr>
+              <w:spacing w:before="20" w:after="20"/>
+              <w:cnfStyle w:val="000000100000" w:firstRow="0" w:lastRow="0" w:firstColumn="0" w:lastColumn="0" w:oddVBand="0" w:evenVBand="0" w:oddHBand="1" w:evenHBand="0" w:firstRowFirstColumn="0" w:firstRowLastColumn="0" w:lastRowFirstColumn="0" w:lastRowLastColumn="0"/>
               <w:rPr>
                 <w:rFonts w:ascii="Times New Roman" w:hAnsi="Times New Roman" w:cs="Times New Roman"/>
               </w:rPr>
@@ -10057,18 +12695,26 @@
                 <w:sz w:val="20"/>
                 <w:szCs w:val="20"/>
               </w:rPr>
-              <w:t xml:space="preserve">1</w:t>
+              <w:t>1</w:t>
             </w:r>
           </w:p>
         </w:tc>
         <w:tc>
           <w:tcPr>
             <w:tcW w:w="3500" w:type="dxa"/>
+            <w:tcBorders>
+              <w:top w:val="single" w:sz="4" w:space="0" w:color="auto"/>
+              <w:left w:val="single" w:sz="4" w:space="0" w:color="auto"/>
+              <w:bottom w:val="single" w:sz="4" w:space="0" w:color="auto"/>
+              <w:right w:val="single" w:sz="4" w:space="0" w:color="auto"/>
+            </w:tcBorders>
             <w:vAlign w:val="center"/>
-          </w:tcPr>
-          <w:p>
-            <w:pPr>
-              <w:spacing w:before="20" w:after="20"/>
+            <w:hideMark/>
+          </w:tcPr>
+          <w:p>
+            <w:pPr>
+              <w:spacing w:before="20" w:after="20"/>
+              <w:cnfStyle w:val="000000100000" w:firstRow="0" w:lastRow="0" w:firstColumn="0" w:lastColumn="0" w:oddVBand="0" w:evenVBand="0" w:oddHBand="1" w:evenHBand="0" w:firstRowFirstColumn="0" w:firstRowLastColumn="0" w:lastRowFirstColumn="0" w:lastRowLastColumn="0"/>
               <w:rPr>
                 <w:rFonts w:ascii="Times New Roman" w:hAnsi="Times New Roman" w:cs="Times New Roman"/>
               </w:rPr>
@@ -10079,7 +12725,7 @@
                 <w:sz w:val="20"/>
                 <w:szCs w:val="20"/>
               </w:rPr>
-              <w:t xml:space="preserve">O(1)</w:t>
+              <w:t>O(1)</w:t>
             </w:r>
           </w:p>
         </w:tc>
@@ -10105,7 +12751,7 @@
           <w:sz w:val="20"/>
           <w:szCs w:val="20"/>
         </w:rPr>
-        <w:t xml:space="preserve">Tabela 8. Symboliczne rozwinięcie rekurencji poziom po poziomie dla dowolnego n.</w:t>
+        <w:t>Tabela 8. Symboliczne rozwinięcie rekurencji poziom po poziomie dla dowolnego n.</w:t>
       </w:r>
     </w:p>
     <w:p>
@@ -10122,14 +12768,14 @@
           <w:sz w:val="24"/>
           <w:szCs w:val="24"/>
         </w:rPr>
-        <w:t xml:space="preserve">Dla zupełnie konkretnego, skrajnie dużego przykładu prześledźmy łańcuch o długości n = 1 000 000 (milion cyfr):</w:t>
+        <w:t>Dla zupełnie konkretnego, skrajnie dużego przykładu prześledźmy łańcuch o długości n = 1 000 000 (milion cyfr):</w:t>
       </w:r>
     </w:p>
     <w:tbl>
       <w:tblPr>
         <w:tblStyle w:val="LightList-Accent5"/>
         <w:tblW w:w="9026" w:type="dxa"/>
-        <w:tblLook w:val="0000" w:firstRow="0" w:lastRow="0" w:firstColumn="0" w:lastColumn="0" w:noHBand="0" w:noVBand="0"/>
+        <w:tblLook w:val="04A0" w:firstRow="1" w:lastRow="0" w:firstColumn="1" w:lastColumn="0" w:noHBand="0" w:noVBand="1"/>
       </w:tblPr>
       <w:tblGrid>
         <w:gridCol w:w="1300"/>
@@ -10139,13 +12785,19 @@
       </w:tblGrid>
       <w:tr>
         <w:trPr>
+          <w:cnfStyle w:val="100000000000" w:firstRow="1" w:lastRow="0" w:firstColumn="0" w:lastColumn="0" w:oddVBand="0" w:evenVBand="0" w:oddHBand="0" w:evenHBand="0" w:firstRowFirstColumn="0" w:firstRowLastColumn="0" w:lastRowFirstColumn="0" w:lastRowLastColumn="0"/>
           <w:trHeight w:val="340"/>
         </w:trPr>
         <w:tc>
           <w:tcPr>
+            <w:cnfStyle w:val="001000000000" w:firstRow="0" w:lastRow="0" w:firstColumn="1" w:lastColumn="0" w:oddVBand="0" w:evenVBand="0" w:oddHBand="0" w:evenHBand="0" w:firstRowFirstColumn="0" w:firstRowLastColumn="0" w:lastRowFirstColumn="0" w:lastRowLastColumn="0"/>
             <w:tcW w:w="1300" w:type="dxa"/>
-            <w:shd w:val="clear" w:color="auto" w:fill="4BACC6" w:themeFill="accent5"/>
+            <w:tcBorders>
+              <w:bottom w:val="single" w:sz="4" w:space="0" w:color="auto"/>
+              <w:right w:val="single" w:sz="8" w:space="0" w:color="4BACC6" w:themeColor="accent5"/>
+            </w:tcBorders>
             <w:vAlign w:val="center"/>
+            <w:hideMark/>
           </w:tcPr>
           <w:p>
             <w:pPr>
@@ -10158,103 +12810,131 @@
             <w:r>
               <w:rPr>
                 <w:rFonts w:ascii="Times New Roman" w:eastAsia="Times New Roman" w:hAnsi="Times New Roman" w:cs="Times New Roman"/>
-                <w:b/>
-                <w:bCs/>
+                <w:b w:val="0"/>
+                <w:bCs w:val="0"/>
                 <w:color w:val="FFFFFF"/>
                 <w:sz w:val="21"/>
                 <w:szCs w:val="21"/>
               </w:rPr>
-              <w:t xml:space="preserve">Poziom</w:t>
+              <w:t>Poziom</w:t>
             </w:r>
           </w:p>
         </w:tc>
         <w:tc>
           <w:tcPr>
             <w:tcW w:w="2900" w:type="dxa"/>
-            <w:shd w:val="clear" w:color="auto" w:fill="4BACC6" w:themeFill="accent5"/>
+            <w:tcBorders>
+              <w:left w:val="nil"/>
+              <w:bottom w:val="single" w:sz="4" w:space="0" w:color="auto"/>
+              <w:right w:val="nil"/>
+            </w:tcBorders>
             <w:vAlign w:val="center"/>
+            <w:hideMark/>
           </w:tcPr>
           <w:p>
             <w:pPr>
               <w:spacing w:before="20" w:after="20"/>
               <w:jc w:val="center"/>
-              <w:rPr>
-                <w:rFonts w:ascii="Times New Roman" w:hAnsi="Times New Roman" w:cs="Times New Roman"/>
-              </w:rPr>
-            </w:pPr>
-            <w:r>
-              <w:rPr>
-                <w:rFonts w:ascii="Times New Roman" w:eastAsia="Times New Roman" w:hAnsi="Times New Roman" w:cs="Times New Roman"/>
-                <w:b/>
-                <w:bCs/>
+              <w:cnfStyle w:val="100000000000" w:firstRow="1" w:lastRow="0" w:firstColumn="0" w:lastColumn="0" w:oddVBand="0" w:evenVBand="0" w:oddHBand="0" w:evenHBand="0" w:firstRowFirstColumn="0" w:firstRowLastColumn="0" w:lastRowFirstColumn="0" w:lastRowLastColumn="0"/>
+              <w:rPr>
+                <w:rFonts w:ascii="Times New Roman" w:hAnsi="Times New Roman" w:cs="Times New Roman"/>
+              </w:rPr>
+            </w:pPr>
+            <w:r>
+              <w:rPr>
+                <w:rFonts w:ascii="Times New Roman" w:eastAsia="Times New Roman" w:hAnsi="Times New Roman" w:cs="Times New Roman"/>
+                <w:b w:val="0"/>
+                <w:bCs w:val="0"/>
                 <w:color w:val="FFFFFF"/>
                 <w:sz w:val="21"/>
                 <w:szCs w:val="21"/>
               </w:rPr>
-              <w:t xml:space="preserve">Maks. liczba cyfr na wejściu</w:t>
+              <w:t>Maks. liczba cyfr na wejściu</w:t>
             </w:r>
           </w:p>
         </w:tc>
         <w:tc>
           <w:tcPr>
             <w:tcW w:w="2400" w:type="dxa"/>
-            <w:shd w:val="clear" w:color="auto" w:fill="4BACC6" w:themeFill="accent5"/>
+            <w:tcBorders>
+              <w:left w:val="single" w:sz="8" w:space="0" w:color="4BACC6" w:themeColor="accent5"/>
+              <w:bottom w:val="single" w:sz="4" w:space="0" w:color="auto"/>
+              <w:right w:val="single" w:sz="8" w:space="0" w:color="4BACC6" w:themeColor="accent5"/>
+            </w:tcBorders>
             <w:vAlign w:val="center"/>
+            <w:hideMark/>
           </w:tcPr>
           <w:p>
             <w:pPr>
               <w:spacing w:before="20" w:after="20"/>
               <w:jc w:val="center"/>
-              <w:rPr>
-                <w:rFonts w:ascii="Times New Roman" w:hAnsi="Times New Roman" w:cs="Times New Roman"/>
-              </w:rPr>
-            </w:pPr>
-            <w:r>
-              <w:rPr>
-                <w:rFonts w:ascii="Times New Roman" w:eastAsia="Times New Roman" w:hAnsi="Times New Roman" w:cs="Times New Roman"/>
-                <w:b/>
-                <w:bCs/>
+              <w:cnfStyle w:val="100000000000" w:firstRow="1" w:lastRow="0" w:firstColumn="0" w:lastColumn="0" w:oddVBand="0" w:evenVBand="0" w:oddHBand="0" w:evenHBand="0" w:firstRowFirstColumn="0" w:firstRowLastColumn="0" w:lastRowFirstColumn="0" w:lastRowLastColumn="0"/>
+              <w:rPr>
+                <w:rFonts w:ascii="Times New Roman" w:hAnsi="Times New Roman" w:cs="Times New Roman"/>
+              </w:rPr>
+            </w:pPr>
+            <w:r>
+              <w:rPr>
+                <w:rFonts w:ascii="Times New Roman" w:eastAsia="Times New Roman" w:hAnsi="Times New Roman" w:cs="Times New Roman"/>
+                <w:b w:val="0"/>
+                <w:bCs w:val="0"/>
                 <w:color w:val="FFFFFF"/>
                 <w:sz w:val="21"/>
                 <w:szCs w:val="21"/>
               </w:rPr>
-              <w:t xml:space="preserve">Maks. |s2 − s1|</w:t>
+              <w:t>Maks. |s2 − s1|</w:t>
             </w:r>
           </w:p>
         </w:tc>
         <w:tc>
           <w:tcPr>
             <w:tcW w:w="2426" w:type="dxa"/>
-            <w:shd w:val="clear" w:color="auto" w:fill="4BACC6" w:themeFill="accent5"/>
+            <w:tcBorders>
+              <w:left w:val="nil"/>
+              <w:bottom w:val="single" w:sz="4" w:space="0" w:color="auto"/>
+            </w:tcBorders>
             <w:vAlign w:val="center"/>
+            <w:hideMark/>
           </w:tcPr>
           <w:p>
             <w:pPr>
               <w:spacing w:before="20" w:after="20"/>
               <w:jc w:val="center"/>
-              <w:rPr>
-                <w:rFonts w:ascii="Times New Roman" w:hAnsi="Times New Roman" w:cs="Times New Roman"/>
-              </w:rPr>
-            </w:pPr>
-            <w:r>
-              <w:rPr>
-                <w:rFonts w:ascii="Times New Roman" w:eastAsia="Times New Roman" w:hAnsi="Times New Roman" w:cs="Times New Roman"/>
-                <w:b/>
-                <w:bCs/>
+              <w:cnfStyle w:val="100000000000" w:firstRow="1" w:lastRow="0" w:firstColumn="0" w:lastColumn="0" w:oddVBand="0" w:evenVBand="0" w:oddHBand="0" w:evenHBand="0" w:firstRowFirstColumn="0" w:firstRowLastColumn="0" w:lastRowFirstColumn="0" w:lastRowLastColumn="0"/>
+              <w:rPr>
+                <w:rFonts w:ascii="Times New Roman" w:hAnsi="Times New Roman" w:cs="Times New Roman"/>
+              </w:rPr>
+            </w:pPr>
+            <w:r>
+              <w:rPr>
+                <w:rFonts w:ascii="Times New Roman" w:eastAsia="Times New Roman" w:hAnsi="Times New Roman" w:cs="Times New Roman"/>
+                <w:b w:val="0"/>
+                <w:bCs w:val="0"/>
                 <w:color w:val="FFFFFF"/>
                 <w:sz w:val="21"/>
                 <w:szCs w:val="21"/>
               </w:rPr>
-              <w:t xml:space="preserve">Praca (jednostki ≈ rozmiar)</w:t>
+              <w:t>Praca (jednostki ≈ rozmiar)</w:t>
             </w:r>
           </w:p>
         </w:tc>
       </w:tr>
       <w:tr>
-        <w:tc>
-          <w:tcPr>
+        <w:trPr>
+          <w:cnfStyle w:val="000000100000" w:firstRow="0" w:lastRow="0" w:firstColumn="0" w:lastColumn="0" w:oddVBand="0" w:evenVBand="0" w:oddHBand="1" w:evenHBand="0" w:firstRowFirstColumn="0" w:firstRowLastColumn="0" w:lastRowFirstColumn="0" w:lastRowLastColumn="0"/>
+        </w:trPr>
+        <w:tc>
+          <w:tcPr>
+            <w:cnfStyle w:val="001000000000" w:firstRow="0" w:lastRow="0" w:firstColumn="1" w:lastColumn="0" w:oddVBand="0" w:evenVBand="0" w:oddHBand="0" w:evenHBand="0" w:firstRowFirstColumn="0" w:firstRowLastColumn="0" w:lastRowFirstColumn="0" w:lastRowLastColumn="0"/>
             <w:tcW w:w="1300" w:type="dxa"/>
+            <w:tcBorders>
+              <w:top w:val="single" w:sz="4" w:space="0" w:color="auto"/>
+              <w:left w:val="single" w:sz="4" w:space="0" w:color="auto"/>
+              <w:bottom w:val="single" w:sz="4" w:space="0" w:color="auto"/>
+              <w:right w:val="single" w:sz="4" w:space="0" w:color="auto"/>
+            </w:tcBorders>
             <w:vAlign w:val="center"/>
+            <w:hideMark/>
           </w:tcPr>
           <w:p>
             <w:pPr>
@@ -10269,18 +12949,26 @@
                 <w:sz w:val="20"/>
                 <w:szCs w:val="20"/>
               </w:rPr>
-              <w:t xml:space="preserve">0</w:t>
+              <w:t>0</w:t>
             </w:r>
           </w:p>
         </w:tc>
         <w:tc>
           <w:tcPr>
             <w:tcW w:w="2900" w:type="dxa"/>
+            <w:tcBorders>
+              <w:top w:val="single" w:sz="4" w:space="0" w:color="auto"/>
+              <w:left w:val="single" w:sz="4" w:space="0" w:color="auto"/>
+              <w:bottom w:val="single" w:sz="4" w:space="0" w:color="auto"/>
+              <w:right w:val="single" w:sz="4" w:space="0" w:color="auto"/>
+            </w:tcBorders>
             <w:vAlign w:val="center"/>
-          </w:tcPr>
-          <w:p>
-            <w:pPr>
-              <w:spacing w:before="20" w:after="20"/>
+            <w:hideMark/>
+          </w:tcPr>
+          <w:p>
+            <w:pPr>
+              <w:spacing w:before="20" w:after="20"/>
+              <w:cnfStyle w:val="000000100000" w:firstRow="0" w:lastRow="0" w:firstColumn="0" w:lastColumn="0" w:oddVBand="0" w:evenVBand="0" w:oddHBand="1" w:evenHBand="0" w:firstRowFirstColumn="0" w:firstRowLastColumn="0" w:lastRowFirstColumn="0" w:lastRowLastColumn="0"/>
               <w:rPr>
                 <w:rFonts w:ascii="Times New Roman" w:hAnsi="Times New Roman" w:cs="Times New Roman"/>
               </w:rPr>
@@ -10291,18 +12979,26 @@
                 <w:sz w:val="20"/>
                 <w:szCs w:val="20"/>
               </w:rPr>
-              <w:t xml:space="preserve">1 000 000</w:t>
+              <w:t>1 000 000</w:t>
             </w:r>
           </w:p>
         </w:tc>
         <w:tc>
           <w:tcPr>
             <w:tcW w:w="2400" w:type="dxa"/>
+            <w:tcBorders>
+              <w:top w:val="single" w:sz="4" w:space="0" w:color="auto"/>
+              <w:left w:val="single" w:sz="4" w:space="0" w:color="auto"/>
+              <w:bottom w:val="single" w:sz="4" w:space="0" w:color="auto"/>
+              <w:right w:val="single" w:sz="4" w:space="0" w:color="auto"/>
+            </w:tcBorders>
             <w:vAlign w:val="center"/>
-          </w:tcPr>
-          <w:p>
-            <w:pPr>
-              <w:spacing w:before="20" w:after="20"/>
+            <w:hideMark/>
+          </w:tcPr>
+          <w:p>
+            <w:pPr>
+              <w:spacing w:before="20" w:after="20"/>
+              <w:cnfStyle w:val="000000100000" w:firstRow="0" w:lastRow="0" w:firstColumn="0" w:lastColumn="0" w:oddVBand="0" w:evenVBand="0" w:oddHBand="1" w:evenHBand="0" w:firstRowFirstColumn="0" w:firstRowLastColumn="0" w:lastRowFirstColumn="0" w:lastRowLastColumn="0"/>
               <w:rPr>
                 <w:rFonts w:ascii="Times New Roman" w:hAnsi="Times New Roman" w:cs="Times New Roman"/>
               </w:rPr>
@@ -10313,18 +13009,26 @@
                 <w:sz w:val="20"/>
                 <w:szCs w:val="20"/>
               </w:rPr>
-              <w:t xml:space="preserve">4 500 000</w:t>
+              <w:t>4 500 000</w:t>
             </w:r>
           </w:p>
         </w:tc>
         <w:tc>
           <w:tcPr>
             <w:tcW w:w="2426" w:type="dxa"/>
+            <w:tcBorders>
+              <w:top w:val="single" w:sz="4" w:space="0" w:color="auto"/>
+              <w:left w:val="single" w:sz="4" w:space="0" w:color="auto"/>
+              <w:bottom w:val="single" w:sz="4" w:space="0" w:color="auto"/>
+              <w:right w:val="single" w:sz="4" w:space="0" w:color="auto"/>
+            </w:tcBorders>
             <w:vAlign w:val="center"/>
-          </w:tcPr>
-          <w:p>
-            <w:pPr>
-              <w:spacing w:before="20" w:after="20"/>
+            <w:hideMark/>
+          </w:tcPr>
+          <w:p>
+            <w:pPr>
+              <w:spacing w:before="20" w:after="20"/>
+              <w:cnfStyle w:val="000000100000" w:firstRow="0" w:lastRow="0" w:firstColumn="0" w:lastColumn="0" w:oddVBand="0" w:evenVBand="0" w:oddHBand="1" w:evenHBand="0" w:firstRowFirstColumn="0" w:firstRowLastColumn="0" w:lastRowFirstColumn="0" w:lastRowLastColumn="0"/>
               <w:rPr>
                 <w:rFonts w:ascii="Times New Roman" w:hAnsi="Times New Roman" w:cs="Times New Roman"/>
               </w:rPr>
@@ -10335,7 +13039,7 @@
                 <w:sz w:val="20"/>
                 <w:szCs w:val="20"/>
               </w:rPr>
-              <w:t xml:space="preserve">≈ 1 000 000</w:t>
+              <w:t>≈ 1 000 000</w:t>
             </w:r>
           </w:p>
         </w:tc>
@@ -10343,8 +13047,16 @@
       <w:tr>
         <w:tc>
           <w:tcPr>
+            <w:cnfStyle w:val="001000000000" w:firstRow="0" w:lastRow="0" w:firstColumn="1" w:lastColumn="0" w:oddVBand="0" w:evenVBand="0" w:oddHBand="0" w:evenHBand="0" w:firstRowFirstColumn="0" w:firstRowLastColumn="0" w:lastRowFirstColumn="0" w:lastRowLastColumn="0"/>
             <w:tcW w:w="1300" w:type="dxa"/>
+            <w:tcBorders>
+              <w:top w:val="single" w:sz="4" w:space="0" w:color="auto"/>
+              <w:left w:val="single" w:sz="4" w:space="0" w:color="auto"/>
+              <w:bottom w:val="single" w:sz="4" w:space="0" w:color="auto"/>
+              <w:right w:val="single" w:sz="4" w:space="0" w:color="auto"/>
+            </w:tcBorders>
             <w:vAlign w:val="center"/>
+            <w:hideMark/>
           </w:tcPr>
           <w:p>
             <w:pPr>
@@ -10359,18 +13071,26 @@
                 <w:sz w:val="20"/>
                 <w:szCs w:val="20"/>
               </w:rPr>
-              <w:t xml:space="preserve">1</w:t>
+              <w:t>1</w:t>
             </w:r>
           </w:p>
         </w:tc>
         <w:tc>
           <w:tcPr>
             <w:tcW w:w="2900" w:type="dxa"/>
+            <w:tcBorders>
+              <w:top w:val="single" w:sz="4" w:space="0" w:color="auto"/>
+              <w:left w:val="single" w:sz="4" w:space="0" w:color="auto"/>
+              <w:bottom w:val="single" w:sz="4" w:space="0" w:color="auto"/>
+              <w:right w:val="single" w:sz="4" w:space="0" w:color="auto"/>
+            </w:tcBorders>
             <w:vAlign w:val="center"/>
-          </w:tcPr>
-          <w:p>
-            <w:pPr>
-              <w:spacing w:before="20" w:after="20"/>
+            <w:hideMark/>
+          </w:tcPr>
+          <w:p>
+            <w:pPr>
+              <w:spacing w:before="20" w:after="20"/>
+              <w:cnfStyle w:val="000000000000" w:firstRow="0" w:lastRow="0" w:firstColumn="0" w:lastColumn="0" w:oddVBand="0" w:evenVBand="0" w:oddHBand="0" w:evenHBand="0" w:firstRowFirstColumn="0" w:firstRowLastColumn="0" w:lastRowFirstColumn="0" w:lastRowLastColumn="0"/>
               <w:rPr>
                 <w:rFonts w:ascii="Times New Roman" w:hAnsi="Times New Roman" w:cs="Times New Roman"/>
               </w:rPr>
@@ -10381,18 +13101,26 @@
                 <w:sz w:val="20"/>
                 <w:szCs w:val="20"/>
               </w:rPr>
-              <w:t xml:space="preserve">7</w:t>
+              <w:t>7</w:t>
             </w:r>
           </w:p>
         </w:tc>
         <w:tc>
           <w:tcPr>
             <w:tcW w:w="2400" w:type="dxa"/>
+            <w:tcBorders>
+              <w:top w:val="single" w:sz="4" w:space="0" w:color="auto"/>
+              <w:left w:val="single" w:sz="4" w:space="0" w:color="auto"/>
+              <w:bottom w:val="single" w:sz="4" w:space="0" w:color="auto"/>
+              <w:right w:val="single" w:sz="4" w:space="0" w:color="auto"/>
+            </w:tcBorders>
             <w:vAlign w:val="center"/>
-          </w:tcPr>
-          <w:p>
-            <w:pPr>
-              <w:spacing w:before="20" w:after="20"/>
+            <w:hideMark/>
+          </w:tcPr>
+          <w:p>
+            <w:pPr>
+              <w:spacing w:before="20" w:after="20"/>
+              <w:cnfStyle w:val="000000000000" w:firstRow="0" w:lastRow="0" w:firstColumn="0" w:lastColumn="0" w:oddVBand="0" w:evenVBand="0" w:oddHBand="0" w:evenHBand="0" w:firstRowFirstColumn="0" w:firstRowLastColumn="0" w:lastRowFirstColumn="0" w:lastRowLastColumn="0"/>
               <w:rPr>
                 <w:rFonts w:ascii="Times New Roman" w:hAnsi="Times New Roman" w:cs="Times New Roman"/>
               </w:rPr>
@@ -10403,18 +13131,26 @@
                 <w:sz w:val="20"/>
                 <w:szCs w:val="20"/>
               </w:rPr>
-              <w:t xml:space="preserve">36</w:t>
+              <w:t>36</w:t>
             </w:r>
           </w:p>
         </w:tc>
         <w:tc>
           <w:tcPr>
             <w:tcW w:w="2426" w:type="dxa"/>
+            <w:tcBorders>
+              <w:top w:val="single" w:sz="4" w:space="0" w:color="auto"/>
+              <w:left w:val="single" w:sz="4" w:space="0" w:color="auto"/>
+              <w:bottom w:val="single" w:sz="4" w:space="0" w:color="auto"/>
+              <w:right w:val="single" w:sz="4" w:space="0" w:color="auto"/>
+            </w:tcBorders>
             <w:vAlign w:val="center"/>
-          </w:tcPr>
-          <w:p>
-            <w:pPr>
-              <w:spacing w:before="20" w:after="20"/>
+            <w:hideMark/>
+          </w:tcPr>
+          <w:p>
+            <w:pPr>
+              <w:spacing w:before="20" w:after="20"/>
+              <w:cnfStyle w:val="000000000000" w:firstRow="0" w:lastRow="0" w:firstColumn="0" w:lastColumn="0" w:oddVBand="0" w:evenVBand="0" w:oddHBand="0" w:evenHBand="0" w:firstRowFirstColumn="0" w:firstRowLastColumn="0" w:lastRowFirstColumn="0" w:lastRowLastColumn="0"/>
               <w:rPr>
                 <w:rFonts w:ascii="Times New Roman" w:hAnsi="Times New Roman" w:cs="Times New Roman"/>
               </w:rPr>
@@ -10425,16 +13161,27 @@
                 <w:sz w:val="20"/>
                 <w:szCs w:val="20"/>
               </w:rPr>
-              <w:t xml:space="preserve">≈ 7</w:t>
+              <w:t>≈ 7</w:t>
             </w:r>
           </w:p>
         </w:tc>
       </w:tr>
       <w:tr>
-        <w:tc>
-          <w:tcPr>
+        <w:trPr>
+          <w:cnfStyle w:val="000000100000" w:firstRow="0" w:lastRow="0" w:firstColumn="0" w:lastColumn="0" w:oddVBand="0" w:evenVBand="0" w:oddHBand="1" w:evenHBand="0" w:firstRowFirstColumn="0" w:firstRowLastColumn="0" w:lastRowFirstColumn="0" w:lastRowLastColumn="0"/>
+        </w:trPr>
+        <w:tc>
+          <w:tcPr>
+            <w:cnfStyle w:val="001000000000" w:firstRow="0" w:lastRow="0" w:firstColumn="1" w:lastColumn="0" w:oddVBand="0" w:evenVBand="0" w:oddHBand="0" w:evenHBand="0" w:firstRowFirstColumn="0" w:firstRowLastColumn="0" w:lastRowFirstColumn="0" w:lastRowLastColumn="0"/>
             <w:tcW w:w="1300" w:type="dxa"/>
+            <w:tcBorders>
+              <w:top w:val="single" w:sz="4" w:space="0" w:color="auto"/>
+              <w:left w:val="single" w:sz="4" w:space="0" w:color="auto"/>
+              <w:bottom w:val="single" w:sz="4" w:space="0" w:color="auto"/>
+              <w:right w:val="single" w:sz="4" w:space="0" w:color="auto"/>
+            </w:tcBorders>
             <w:vAlign w:val="center"/>
+            <w:hideMark/>
           </w:tcPr>
           <w:p>
             <w:pPr>
@@ -10449,18 +13196,26 @@
                 <w:sz w:val="20"/>
                 <w:szCs w:val="20"/>
               </w:rPr>
-              <w:t xml:space="preserve">2</w:t>
+              <w:t>2</w:t>
             </w:r>
           </w:p>
         </w:tc>
         <w:tc>
           <w:tcPr>
             <w:tcW w:w="2900" w:type="dxa"/>
+            <w:tcBorders>
+              <w:top w:val="single" w:sz="4" w:space="0" w:color="auto"/>
+              <w:left w:val="single" w:sz="4" w:space="0" w:color="auto"/>
+              <w:bottom w:val="single" w:sz="4" w:space="0" w:color="auto"/>
+              <w:right w:val="single" w:sz="4" w:space="0" w:color="auto"/>
+            </w:tcBorders>
             <w:vAlign w:val="center"/>
-          </w:tcPr>
-          <w:p>
-            <w:pPr>
-              <w:spacing w:before="20" w:after="20"/>
+            <w:hideMark/>
+          </w:tcPr>
+          <w:p>
+            <w:pPr>
+              <w:spacing w:before="20" w:after="20"/>
+              <w:cnfStyle w:val="000000100000" w:firstRow="0" w:lastRow="0" w:firstColumn="0" w:lastColumn="0" w:oddVBand="0" w:evenVBand="0" w:oddHBand="1" w:evenHBand="0" w:firstRowFirstColumn="0" w:firstRowLastColumn="0" w:lastRowFirstColumn="0" w:lastRowLastColumn="0"/>
               <w:rPr>
                 <w:rFonts w:ascii="Times New Roman" w:hAnsi="Times New Roman" w:cs="Times New Roman"/>
               </w:rPr>
@@ -10471,18 +13226,26 @@
                 <w:sz w:val="20"/>
                 <w:szCs w:val="20"/>
               </w:rPr>
-              <w:t xml:space="preserve">2</w:t>
+              <w:t>2</w:t>
             </w:r>
           </w:p>
         </w:tc>
         <w:tc>
           <w:tcPr>
             <w:tcW w:w="2400" w:type="dxa"/>
+            <w:tcBorders>
+              <w:top w:val="single" w:sz="4" w:space="0" w:color="auto"/>
+              <w:left w:val="single" w:sz="4" w:space="0" w:color="auto"/>
+              <w:bottom w:val="single" w:sz="4" w:space="0" w:color="auto"/>
+              <w:right w:val="single" w:sz="4" w:space="0" w:color="auto"/>
+            </w:tcBorders>
             <w:vAlign w:val="center"/>
-          </w:tcPr>
-          <w:p>
-            <w:pPr>
-              <w:spacing w:before="20" w:after="20"/>
+            <w:hideMark/>
+          </w:tcPr>
+          <w:p>
+            <w:pPr>
+              <w:spacing w:before="20" w:after="20"/>
+              <w:cnfStyle w:val="000000100000" w:firstRow="0" w:lastRow="0" w:firstColumn="0" w:lastColumn="0" w:oddVBand="0" w:evenVBand="0" w:oddHBand="1" w:evenHBand="0" w:firstRowFirstColumn="0" w:firstRowLastColumn="0" w:lastRowFirstColumn="0" w:lastRowLastColumn="0"/>
               <w:rPr>
                 <w:rFonts w:ascii="Times New Roman" w:hAnsi="Times New Roman" w:cs="Times New Roman"/>
               </w:rPr>
@@ -10493,18 +13256,26 @@
                 <w:sz w:val="20"/>
                 <w:szCs w:val="20"/>
               </w:rPr>
-              <w:t xml:space="preserve">9</w:t>
+              <w:t>9</w:t>
             </w:r>
           </w:p>
         </w:tc>
         <w:tc>
           <w:tcPr>
             <w:tcW w:w="2426" w:type="dxa"/>
+            <w:tcBorders>
+              <w:top w:val="single" w:sz="4" w:space="0" w:color="auto"/>
+              <w:left w:val="single" w:sz="4" w:space="0" w:color="auto"/>
+              <w:bottom w:val="single" w:sz="4" w:space="0" w:color="auto"/>
+              <w:right w:val="single" w:sz="4" w:space="0" w:color="auto"/>
+            </w:tcBorders>
             <w:vAlign w:val="center"/>
-          </w:tcPr>
-          <w:p>
-            <w:pPr>
-              <w:spacing w:before="20" w:after="20"/>
+            <w:hideMark/>
+          </w:tcPr>
+          <w:p>
+            <w:pPr>
+              <w:spacing w:before="20" w:after="20"/>
+              <w:cnfStyle w:val="000000100000" w:firstRow="0" w:lastRow="0" w:firstColumn="0" w:lastColumn="0" w:oddVBand="0" w:evenVBand="0" w:oddHBand="1" w:evenHBand="0" w:firstRowFirstColumn="0" w:firstRowLastColumn="0" w:lastRowFirstColumn="0" w:lastRowLastColumn="0"/>
               <w:rPr>
                 <w:rFonts w:ascii="Times New Roman" w:hAnsi="Times New Roman" w:cs="Times New Roman"/>
               </w:rPr>
@@ -10515,7 +13286,7 @@
                 <w:sz w:val="20"/>
                 <w:szCs w:val="20"/>
               </w:rPr>
-              <w:t xml:space="preserve">≈ 2</w:t>
+              <w:t>≈ 2</w:t>
             </w:r>
           </w:p>
         </w:tc>
@@ -10523,8 +13294,16 @@
       <w:tr>
         <w:tc>
           <w:tcPr>
+            <w:cnfStyle w:val="001000000000" w:firstRow="0" w:lastRow="0" w:firstColumn="1" w:lastColumn="0" w:oddVBand="0" w:evenVBand="0" w:oddHBand="0" w:evenHBand="0" w:firstRowFirstColumn="0" w:firstRowLastColumn="0" w:lastRowFirstColumn="0" w:lastRowLastColumn="0"/>
             <w:tcW w:w="1300" w:type="dxa"/>
+            <w:tcBorders>
+              <w:top w:val="single" w:sz="4" w:space="0" w:color="auto"/>
+              <w:left w:val="single" w:sz="4" w:space="0" w:color="auto"/>
+              <w:bottom w:val="single" w:sz="4" w:space="0" w:color="auto"/>
+              <w:right w:val="single" w:sz="4" w:space="0" w:color="auto"/>
+            </w:tcBorders>
             <w:vAlign w:val="center"/>
+            <w:hideMark/>
           </w:tcPr>
           <w:p>
             <w:pPr>
@@ -10539,18 +13318,26 @@
                 <w:sz w:val="20"/>
                 <w:szCs w:val="20"/>
               </w:rPr>
-              <w:t xml:space="preserve">3</w:t>
+              <w:t>3</w:t>
             </w:r>
           </w:p>
         </w:tc>
         <w:tc>
           <w:tcPr>
             <w:tcW w:w="2900" w:type="dxa"/>
+            <w:tcBorders>
+              <w:top w:val="single" w:sz="4" w:space="0" w:color="auto"/>
+              <w:left w:val="single" w:sz="4" w:space="0" w:color="auto"/>
+              <w:bottom w:val="single" w:sz="4" w:space="0" w:color="auto"/>
+              <w:right w:val="single" w:sz="4" w:space="0" w:color="auto"/>
+            </w:tcBorders>
             <w:vAlign w:val="center"/>
-          </w:tcPr>
-          <w:p>
-            <w:pPr>
-              <w:spacing w:before="20" w:after="20"/>
+            <w:hideMark/>
+          </w:tcPr>
+          <w:p>
+            <w:pPr>
+              <w:spacing w:before="20" w:after="20"/>
+              <w:cnfStyle w:val="000000000000" w:firstRow="0" w:lastRow="0" w:firstColumn="0" w:lastColumn="0" w:oddVBand="0" w:evenVBand="0" w:oddHBand="0" w:evenHBand="0" w:firstRowFirstColumn="0" w:firstRowLastColumn="0" w:lastRowFirstColumn="0" w:lastRowLastColumn="0"/>
               <w:rPr>
                 <w:rFonts w:ascii="Times New Roman" w:hAnsi="Times New Roman" w:cs="Times New Roman"/>
               </w:rPr>
@@ -10561,18 +13348,26 @@
                 <w:sz w:val="20"/>
                 <w:szCs w:val="20"/>
               </w:rPr>
-              <w:t xml:space="preserve">1</w:t>
+              <w:t>1</w:t>
             </w:r>
           </w:p>
         </w:tc>
         <w:tc>
           <w:tcPr>
             <w:tcW w:w="2400" w:type="dxa"/>
+            <w:tcBorders>
+              <w:top w:val="single" w:sz="4" w:space="0" w:color="auto"/>
+              <w:left w:val="single" w:sz="4" w:space="0" w:color="auto"/>
+              <w:bottom w:val="single" w:sz="4" w:space="0" w:color="auto"/>
+              <w:right w:val="single" w:sz="4" w:space="0" w:color="auto"/>
+            </w:tcBorders>
             <w:vAlign w:val="center"/>
-          </w:tcPr>
-          <w:p>
-            <w:pPr>
-              <w:spacing w:before="20" w:after="20"/>
+            <w:hideMark/>
+          </w:tcPr>
+          <w:p>
+            <w:pPr>
+              <w:spacing w:before="20" w:after="20"/>
+              <w:cnfStyle w:val="000000000000" w:firstRow="0" w:lastRow="0" w:firstColumn="0" w:lastColumn="0" w:oddVBand="0" w:evenVBand="0" w:oddHBand="0" w:evenHBand="0" w:firstRowFirstColumn="0" w:firstRowLastColumn="0" w:lastRowFirstColumn="0" w:lastRowLastColumn="0"/>
               <w:rPr>
                 <w:rFonts w:ascii="Times New Roman" w:hAnsi="Times New Roman" w:cs="Times New Roman"/>
               </w:rPr>
@@ -10583,18 +13378,26 @@
                 <w:sz w:val="20"/>
                 <w:szCs w:val="20"/>
               </w:rPr>
-              <w:t xml:space="preserve">—</w:t>
+              <w:t>—</w:t>
             </w:r>
           </w:p>
         </w:tc>
         <w:tc>
           <w:tcPr>
             <w:tcW w:w="2426" w:type="dxa"/>
+            <w:tcBorders>
+              <w:top w:val="single" w:sz="4" w:space="0" w:color="auto"/>
+              <w:left w:val="single" w:sz="4" w:space="0" w:color="auto"/>
+              <w:bottom w:val="single" w:sz="4" w:space="0" w:color="auto"/>
+              <w:right w:val="single" w:sz="4" w:space="0" w:color="auto"/>
+            </w:tcBorders>
             <w:vAlign w:val="center"/>
-          </w:tcPr>
-          <w:p>
-            <w:pPr>
-              <w:spacing w:before="20" w:after="20"/>
+            <w:hideMark/>
+          </w:tcPr>
+          <w:p>
+            <w:pPr>
+              <w:spacing w:before="20" w:after="20"/>
+              <w:cnfStyle w:val="000000000000" w:firstRow="0" w:lastRow="0" w:firstColumn="0" w:lastColumn="0" w:oddVBand="0" w:evenVBand="0" w:oddHBand="0" w:evenHBand="0" w:firstRowFirstColumn="0" w:firstRowLastColumn="0" w:lastRowFirstColumn="0" w:lastRowLastColumn="0"/>
               <w:rPr>
                 <w:rFonts w:ascii="Times New Roman" w:hAnsi="Times New Roman" w:cs="Times New Roman"/>
               </w:rPr>
@@ -10605,7 +13408,7 @@
                 <w:sz w:val="20"/>
                 <w:szCs w:val="20"/>
               </w:rPr>
-              <w:t xml:space="preserve">przypadek bazowy</w:t>
+              <w:t>przypadek bazowy</w:t>
             </w:r>
           </w:p>
         </w:tc>
@@ -10631,7 +13434,7 @@
           <w:sz w:val="20"/>
           <w:szCs w:val="20"/>
         </w:rPr>
-        <w:t xml:space="preserve">Tabela 9. Rozwinięcie rekurencji dla skrajnie dużego wejścia n = 1 000 000.</w:t>
+        <w:t>Tabela 9. Rozwinięcie rekurencji dla skrajnie dużego wejścia n = 1 000 000.</w:t>
       </w:r>
     </w:p>
     <w:p>
@@ -10648,16 +13451,18 @@
           <w:sz w:val="24"/>
           <w:szCs w:val="24"/>
         </w:rPr>
-        <w:t xml:space="preserve">Sumaryczny koszt to ≈ 1 000 000 + 7 + 2 ≈ 1 000 009 jednostek pracy — z miliona cyfr cała rekurencja poza pierwszym przejściem dokłada zaledwie dziewięć operacji. Głębokość rekurencji wynosi tu 3, a w ogólności opisuje ją logarytm iterowany log*(n), nieprzekraczający 5 dla jakichkolwiek danych spotykanych w praktyce. To bezpośredni, liczbowy dowód, że O(n) jest tu granicą dokładną, a nie tylko wygodną.</w:t>
+        <w:t>Sumaryczny koszt to ≈ 1 000 000 + 7 + 2 ≈ 1 000 009 jednostek pracy — z miliona cyfr cała rekurencja poza pierwszym przejściem dokłada zaledwie dziewięć operacji. Głębokość rekurencji wynosi tu 3, a w ogólności opisuje ją logarytm iterowany log*(n), nieprzekraczający 5 dla jakichkolwiek danych spotykanych w praktyce. To bezpośredni, liczbowy dowód, że O(n) jest tu granicą dokładną, a nie tylko wygodną.</w:t>
       </w:r>
     </w:p>
     <w:p>
       <w:pPr>
         <w:pStyle w:val="Heading2"/>
       </w:pPr>
-      <w:r>
-        <w:t xml:space="preserve">Przypadek pesymistyczny, optymistyczny i średni</w:t>
-      </w:r>
+      <w:bookmarkStart w:id="15" w:name="_Toc231302123"/>
+      <w:r>
+        <w:t>Przypadek pesymistyczny, optymistyczny i średni</w:t>
+      </w:r>
+      <w:bookmarkEnd w:id="15"/>
     </w:p>
     <w:p>
       <w:pPr>
@@ -10673,7 +13478,7 @@
           <w:sz w:val="24"/>
           <w:szCs w:val="24"/>
         </w:rPr>
-        <w:t xml:space="preserve">Aby ocena była pełna, rozważmy zachowanie algorytmu we wszystkich trzech klasycznych przypadkach. Decydująca jest następująca obserwacja: liczba iteracji pętli w pierwszym (i każdym) wywołaniu jest równa długości łańcucha i nie zależy od wartości cyfr — w kodzie nie ma żadnego warunku wcześniejszego zakończenia ani gałęzi zmieniającej liczbę przebiegów. Jedyną wielkością zależną od danych jest |s2 − s1|, która wpływa wyłącznie na długość łańcucha przekazywanego dalej, a więc tylko na pomijalne, logarytmiczne poziomy rekurencji.</w:t>
+        <w:t>Aby ocena była pełna, rozważmy zachowanie algorytmu we wszystkich trzech klasycznych przypadkach. Decydująca jest następująca obserwacja: liczba iteracji pętli w pierwszym (i każdym) wywołaniu jest równa długości łańcucha i nie zależy od wartości cyfr — w kodzie nie ma żadnego warunku wcześniejszego zakończenia ani gałęzi zmieniającej liczbę przebiegów. Jedyną wielkością zależną od danych jest |s2 − s1|, która wpływa wyłącznie na długość łańcucha przekazywanego dalej, a więc tylko na pomijalne, logarytmiczne poziomy rekurencji.</w:t>
       </w:r>
     </w:p>
     <w:p>
@@ -10690,7 +13495,7 @@
           <w:sz w:val="24"/>
           <w:szCs w:val="24"/>
         </w:rPr>
-        <w:t xml:space="preserve">Przypadek optymistyczny zachodzi, gdy sumy cyfr na obu rodzajach pozycji są równe (np. dla samych zer albo łańcucha „1010…10”): wtedy |s2 − s1| = 0, nowy łańcuch to pojedyncze „0”, a rekurencja kończy się już po jednym dodatkowym wywołaniu. Głębokość wynosi 2, lecz pierwsze przejście i tak odczytuje wszystkie n cyfr.</w:t>
+        <w:t>Przypadek optymistyczny zachodzi, gdy sumy cyfr na obu rodzajach pozycji są równe (np. dla samych zer albo łańcucha „1010…10”): wtedy |s2 − s1| = 0, nowy łańcuch to pojedyncze „0”, a rekurencja kończy się już po jednym dodatkowym wywołaniu. Głębokość wynosi 2, lecz pierwsze przejście i tak odczytuje wszystkie n cyfr.</w:t>
       </w:r>
     </w:p>
     <w:p>
@@ -10707,7 +13512,16 @@
           <w:sz w:val="24"/>
           <w:szCs w:val="24"/>
         </w:rPr>
-        <w:t xml:space="preserve">Przypadek pesymistyczny — rozumiany jako maksymalne obciążenie głębszych poziomów rekurencji — wymaga maksymalizacji |s2 − s1|. Osiąga się ją, umieszczając cyfry 9 na liczniejszej klasie pozycji, a 0 na pozostałej; dla nieparzystego n łańcuch postaci „90909…9” (⌈n/2⌉ dziewiątek na pozycjach nieparzystych) daje |s2 − s1| = 9·⌈n/2⌉, czyli wartość największą z możliwych. Powstaje wtedy najdłuższy dopuszczalny newString (≈ log₁₀(4,5n) cyfr) oraz największa głębokość rekurencji. Mimo to dodatkowa praca pozostaje rzędu O(log n) i ginie wobec liniowego pierwszego przejścia.</w:t>
+        <w:t xml:space="preserve">Przypadek pesymistyczny — rozumiany jako maksymalne obciążenie głębszych poziomów rekurencji — wymaga maksymalizacji |s2 − s1|. Osiąga się ją, umieszczając cyfry 9 na liczniejszej klasie pozycji, a 0 na pozostałej; dla nieparzystego n łańcuch postaci „90909…9” </w:t>
+      </w:r>
+      <w:r>
+        <w:rPr>
+          <w:rFonts w:ascii="Times New Roman" w:eastAsia="Times New Roman" w:hAnsi="Times New Roman" w:cs="Times New Roman"/>
+          <w:sz w:val="24"/>
+          <w:szCs w:val="24"/>
+        </w:rPr>
+        <w:lastRenderedPageBreak/>
+        <w:t>(⌈n/2⌉ dziewiątek na pozycjach nieparzystych) daje |s2 − s1| = 9·⌈n/2⌉, czyli wartość największą z możliwych. Powstaje wtedy najdłuższy dopuszczalny newString (≈ log₁₀(4,5n) cyfr) oraz największa głębokość rekurencji. Mimo to dodatkowa praca pozostaje rzędu O(log n) i ginie wobec liniowego pierwszego przejścia.</w:t>
       </w:r>
     </w:p>
     <w:p>
@@ -10724,7 +13538,7 @@
           <w:sz w:val="24"/>
           <w:szCs w:val="24"/>
         </w:rPr>
-        <w:t xml:space="preserve">Przypadek średni — przy założeniu, że cyfry są losowe i jednostajnie rozłożone — jest jeszcze łagodniejszy. Różnica sum zachowuje się wówczas jak błądzenie losowe o wariancji proporcjonalnej do n (wariancja pojedynczej cyfry wynosi 8,25), więc jej typowa wartość bezwzględna jest rzędu √n, a liczba cyfr nowego łańcucha — około ½·log₁₀ n = O(log n). Wniosek pozostaje ten sam.</w:t>
+        <w:t>Przypadek średni — przy założeniu, że cyfry są losowe i jednostajnie rozłożone — jest jeszcze łagodniejszy. Różnica sum zachowuje się wówczas jak błądzenie losowe o wariancji proporcjonalnej do n (wariancja pojedynczej cyfry wynosi 8,25), więc jej typowa wartość bezwzględna jest rzędu √n, a liczba cyfr nowego łańcucha — około ½·log₁₀ n = O(log n). Wniosek pozostaje ten sam.</w:t>
       </w:r>
     </w:p>
     <w:p>
@@ -10741,7 +13555,7 @@
           <w:sz w:val="24"/>
           <w:szCs w:val="24"/>
         </w:rPr>
-        <w:t xml:space="preserve">We wszystkich trzech przypadkach liczba cyfr odczytanych na pierwszym poziomie jest identyczna i równa n, a różnice dotyczą jedynie składnika o(n). Dlatego:</w:t>
+        <w:t>We wszystkich trzech przypadkach liczba cyfr odczytanych na pierwszym poziomie jest identyczna i równa n, a różnice dotyczą jedynie składnika o(n). Dlatego:</w:t>
       </w:r>
     </w:p>
     <w:p>
@@ -10760,7 +13574,7 @@
           <w:sz w:val="24"/>
           <w:szCs w:val="24"/>
         </w:rPr>
-        <w:t xml:space="preserve">T_opt(n), T_śr(n), T_pes(n) = O(n).</w:t>
+        <w:t>T_opt(n), T_śr(n), T_pes(n) = O(n).</w:t>
       </w:r>
     </w:p>
     <w:p>
@@ -10777,7 +13591,7 @@
           <w:sz w:val="24"/>
           <w:szCs w:val="24"/>
         </w:rPr>
-        <w:t xml:space="preserve">Zestawienie trzech przypadków przedstawia poniższa tabela:</w:t>
+        <w:t>Zestawienie trzech przypadków przedstawia poniższa tabela:</w:t>
       </w:r>
     </w:p>
     <w:tbl>
@@ -10795,10 +13609,12 @@
       </w:tblGrid>
       <w:tr>
         <w:trPr>
+          <w:cnfStyle w:val="000000100000" w:firstRow="0" w:lastRow="0" w:firstColumn="0" w:lastColumn="0" w:oddVBand="0" w:evenVBand="0" w:oddHBand="1" w:evenHBand="0" w:firstRowFirstColumn="0" w:firstRowLastColumn="0" w:lastRowFirstColumn="0" w:lastRowLastColumn="0"/>
           <w:trHeight w:val="340"/>
         </w:trPr>
         <w:tc>
           <w:tcPr>
+            <w:cnfStyle w:val="000010000000" w:firstRow="0" w:lastRow="0" w:firstColumn="0" w:lastColumn="0" w:oddVBand="1" w:evenVBand="0" w:oddHBand="0" w:evenHBand="0" w:firstRowFirstColumn="0" w:firstRowLastColumn="0" w:lastRowFirstColumn="0" w:lastRowLastColumn="0"/>
             <w:tcW w:w="1700" w:type="dxa"/>
             <w:shd w:val="clear" w:color="auto" w:fill="4BACC6" w:themeFill="accent5"/>
             <w:vAlign w:val="center"/>
@@ -10820,7 +13636,7 @@
                 <w:sz w:val="21"/>
                 <w:szCs w:val="21"/>
               </w:rPr>
-              <w:t xml:space="preserve">Przypadek</w:t>
+              <w:t>Przypadek</w:t>
             </w:r>
           </w:p>
         </w:tc>
@@ -10834,6 +13650,7 @@
             <w:pPr>
               <w:spacing w:before="20" w:after="20"/>
               <w:jc w:val="center"/>
+              <w:cnfStyle w:val="000000100000" w:firstRow="0" w:lastRow="0" w:firstColumn="0" w:lastColumn="0" w:oddVBand="0" w:evenVBand="0" w:oddHBand="1" w:evenHBand="0" w:firstRowFirstColumn="0" w:firstRowLastColumn="0" w:lastRowFirstColumn="0" w:lastRowLastColumn="0"/>
               <w:rPr>
                 <w:rFonts w:ascii="Times New Roman" w:hAnsi="Times New Roman" w:cs="Times New Roman"/>
               </w:rPr>
@@ -10847,12 +13664,13 @@
                 <w:sz w:val="21"/>
                 <w:szCs w:val="21"/>
               </w:rPr>
-              <w:t xml:space="preserve">Przykładowe wejście (n nieparzyste)</w:t>
-            </w:r>
-          </w:p>
-        </w:tc>
-        <w:tc>
-          <w:tcPr>
+              <w:t>Przykładowe wejście (n nieparzyste)</w:t>
+            </w:r>
+          </w:p>
+        </w:tc>
+        <w:tc>
+          <w:tcPr>
+            <w:cnfStyle w:val="000010000000" w:firstRow="0" w:lastRow="0" w:firstColumn="0" w:lastColumn="0" w:oddVBand="1" w:evenVBand="0" w:oddHBand="0" w:evenHBand="0" w:firstRowFirstColumn="0" w:firstRowLastColumn="0" w:lastRowFirstColumn="0" w:lastRowLastColumn="0"/>
             <w:tcW w:w="1500" w:type="dxa"/>
             <w:shd w:val="clear" w:color="auto" w:fill="4BACC6" w:themeFill="accent5"/>
             <w:vAlign w:val="center"/>
@@ -10874,7 +13692,7 @@
                 <w:sz w:val="21"/>
                 <w:szCs w:val="21"/>
               </w:rPr>
-              <w:t xml:space="preserve">|s2 − s1|</w:t>
+              <w:t>|s2 − s1|</w:t>
             </w:r>
           </w:p>
         </w:tc>
@@ -10888,6 +13706,7 @@
             <w:pPr>
               <w:spacing w:before="20" w:after="20"/>
               <w:jc w:val="center"/>
+              <w:cnfStyle w:val="000000100000" w:firstRow="0" w:lastRow="0" w:firstColumn="0" w:lastColumn="0" w:oddVBand="0" w:evenVBand="0" w:oddHBand="1" w:evenHBand="0" w:firstRowFirstColumn="0" w:firstRowLastColumn="0" w:lastRowFirstColumn="0" w:lastRowLastColumn="0"/>
               <w:rPr>
                 <w:rFonts w:ascii="Times New Roman" w:hAnsi="Times New Roman" w:cs="Times New Roman"/>
               </w:rPr>
@@ -10901,12 +13720,13 @@
                 <w:sz w:val="21"/>
                 <w:szCs w:val="21"/>
               </w:rPr>
-              <w:t xml:space="preserve">Długość newString</w:t>
-            </w:r>
-          </w:p>
-        </w:tc>
-        <w:tc>
-          <w:tcPr>
+              <w:t>Długość newString</w:t>
+            </w:r>
+          </w:p>
+        </w:tc>
+        <w:tc>
+          <w:tcPr>
+            <w:cnfStyle w:val="000010000000" w:firstRow="0" w:lastRow="0" w:firstColumn="0" w:lastColumn="0" w:oddVBand="1" w:evenVBand="0" w:oddHBand="0" w:evenHBand="0" w:firstRowFirstColumn="0" w:firstRowLastColumn="0" w:lastRowFirstColumn="0" w:lastRowLastColumn="0"/>
             <w:tcW w:w="1326" w:type="dxa"/>
             <w:shd w:val="clear" w:color="auto" w:fill="4BACC6" w:themeFill="accent5"/>
             <w:vAlign w:val="center"/>
@@ -10928,7 +13748,7 @@
                 <w:sz w:val="21"/>
                 <w:szCs w:val="21"/>
               </w:rPr>
-              <w:t xml:space="preserve">Złożoność</w:t>
+              <w:t>Złożoność</w:t>
             </w:r>
           </w:p>
         </w:tc>
@@ -10936,6 +13756,7 @@
       <w:tr>
         <w:tc>
           <w:tcPr>
+            <w:cnfStyle w:val="000010000000" w:firstRow="0" w:lastRow="0" w:firstColumn="0" w:lastColumn="0" w:oddVBand="1" w:evenVBand="0" w:oddHBand="0" w:evenHBand="0" w:firstRowFirstColumn="0" w:firstRowLastColumn="0" w:lastRowFirstColumn="0" w:lastRowLastColumn="0"/>
             <w:tcW w:w="1700" w:type="dxa"/>
             <w:vAlign w:val="center"/>
           </w:tcPr>
@@ -10952,7 +13773,7 @@
                 <w:sz w:val="20"/>
                 <w:szCs w:val="20"/>
               </w:rPr>
-              <w:t xml:space="preserve">Optymistyczny</w:t>
+              <w:t>Optymistyczny</w:t>
             </w:r>
           </w:p>
         </w:tc>
@@ -10964,6 +13785,7 @@
           <w:p>
             <w:pPr>
               <w:spacing w:before="20" w:after="20"/>
+              <w:cnfStyle w:val="000000000000" w:firstRow="0" w:lastRow="0" w:firstColumn="0" w:lastColumn="0" w:oddVBand="0" w:evenVBand="0" w:oddHBand="0" w:evenHBand="0" w:firstRowFirstColumn="0" w:firstRowLastColumn="0" w:lastRowFirstColumn="0" w:lastRowLastColumn="0"/>
               <w:rPr>
                 <w:rFonts w:ascii="Times New Roman" w:hAnsi="Times New Roman" w:cs="Times New Roman"/>
               </w:rPr>
@@ -10974,12 +13796,13 @@
                 <w:sz w:val="20"/>
                 <w:szCs w:val="20"/>
               </w:rPr>
-              <w:t xml:space="preserve">00…0 lub 1010…10</w:t>
-            </w:r>
-          </w:p>
-        </w:tc>
-        <w:tc>
-          <w:tcPr>
+              <w:t>00…0 lub 1010…10</w:t>
+            </w:r>
+          </w:p>
+        </w:tc>
+        <w:tc>
+          <w:tcPr>
+            <w:cnfStyle w:val="000010000000" w:firstRow="0" w:lastRow="0" w:firstColumn="0" w:lastColumn="0" w:oddVBand="1" w:evenVBand="0" w:oddHBand="0" w:evenHBand="0" w:firstRowFirstColumn="0" w:firstRowLastColumn="0" w:lastRowFirstColumn="0" w:lastRowLastColumn="0"/>
             <w:tcW w:w="1500" w:type="dxa"/>
             <w:vAlign w:val="center"/>
           </w:tcPr>
@@ -10996,7 +13819,7 @@
                 <w:sz w:val="20"/>
                 <w:szCs w:val="20"/>
               </w:rPr>
-              <w:t xml:space="preserve">0</w:t>
+              <w:t>0</w:t>
             </w:r>
           </w:p>
         </w:tc>
@@ -11008,6 +13831,7 @@
           <w:p>
             <w:pPr>
               <w:spacing w:before="20" w:after="20"/>
+              <w:cnfStyle w:val="000000000000" w:firstRow="0" w:lastRow="0" w:firstColumn="0" w:lastColumn="0" w:oddVBand="0" w:evenVBand="0" w:oddHBand="0" w:evenHBand="0" w:firstRowFirstColumn="0" w:firstRowLastColumn="0" w:lastRowFirstColumn="0" w:lastRowLastColumn="0"/>
               <w:rPr>
                 <w:rFonts w:ascii="Times New Roman" w:hAnsi="Times New Roman" w:cs="Times New Roman"/>
               </w:rPr>
@@ -11018,12 +13842,13 @@
                 <w:sz w:val="20"/>
                 <w:szCs w:val="20"/>
               </w:rPr>
-              <w:t xml:space="preserve">1</w:t>
-            </w:r>
-          </w:p>
-        </w:tc>
-        <w:tc>
-          <w:tcPr>
+              <w:t>1</w:t>
+            </w:r>
+          </w:p>
+        </w:tc>
+        <w:tc>
+          <w:tcPr>
+            <w:cnfStyle w:val="000010000000" w:firstRow="0" w:lastRow="0" w:firstColumn="0" w:lastColumn="0" w:oddVBand="1" w:evenVBand="0" w:oddHBand="0" w:evenHBand="0" w:firstRowFirstColumn="0" w:firstRowLastColumn="0" w:lastRowFirstColumn="0" w:lastRowLastColumn="0"/>
             <w:tcW w:w="1326" w:type="dxa"/>
             <w:vAlign w:val="center"/>
           </w:tcPr>
@@ -11040,14 +13865,18 @@
                 <w:sz w:val="20"/>
                 <w:szCs w:val="20"/>
               </w:rPr>
-              <w:t xml:space="preserve">O(n)</w:t>
+              <w:t>O(n)</w:t>
             </w:r>
           </w:p>
         </w:tc>
       </w:tr>
       <w:tr>
-        <w:tc>
-          <w:tcPr>
+        <w:trPr>
+          <w:cnfStyle w:val="000000100000" w:firstRow="0" w:lastRow="0" w:firstColumn="0" w:lastColumn="0" w:oddVBand="0" w:evenVBand="0" w:oddHBand="1" w:evenHBand="0" w:firstRowFirstColumn="0" w:firstRowLastColumn="0" w:lastRowFirstColumn="0" w:lastRowLastColumn="0"/>
+        </w:trPr>
+        <w:tc>
+          <w:tcPr>
+            <w:cnfStyle w:val="000010000000" w:firstRow="0" w:lastRow="0" w:firstColumn="0" w:lastColumn="0" w:oddVBand="1" w:evenVBand="0" w:oddHBand="0" w:evenHBand="0" w:firstRowFirstColumn="0" w:firstRowLastColumn="0" w:lastRowFirstColumn="0" w:lastRowLastColumn="0"/>
             <w:tcW w:w="1700" w:type="dxa"/>
             <w:vAlign w:val="center"/>
           </w:tcPr>
@@ -11064,7 +13893,7 @@
                 <w:sz w:val="20"/>
                 <w:szCs w:val="20"/>
               </w:rPr>
-              <w:t xml:space="preserve">Średni (losowy)</w:t>
+              <w:t>Średni (losowy)</w:t>
             </w:r>
           </w:p>
         </w:tc>
@@ -11076,6 +13905,7 @@
           <w:p>
             <w:pPr>
               <w:spacing w:before="20" w:after="20"/>
+              <w:cnfStyle w:val="000000100000" w:firstRow="0" w:lastRow="0" w:firstColumn="0" w:lastColumn="0" w:oddVBand="0" w:evenVBand="0" w:oddHBand="1" w:evenHBand="0" w:firstRowFirstColumn="0" w:firstRowLastColumn="0" w:lastRowFirstColumn="0" w:lastRowLastColumn="0"/>
               <w:rPr>
                 <w:rFonts w:ascii="Times New Roman" w:hAnsi="Times New Roman" w:cs="Times New Roman"/>
               </w:rPr>
@@ -11086,12 +13916,13 @@
                 <w:sz w:val="20"/>
                 <w:szCs w:val="20"/>
               </w:rPr>
-              <w:t xml:space="preserve">cyfry losowe</w:t>
-            </w:r>
-          </w:p>
-        </w:tc>
-        <w:tc>
-          <w:tcPr>
+              <w:t>cyfry losowe</w:t>
+            </w:r>
+          </w:p>
+        </w:tc>
+        <w:tc>
+          <w:tcPr>
+            <w:cnfStyle w:val="000010000000" w:firstRow="0" w:lastRow="0" w:firstColumn="0" w:lastColumn="0" w:oddVBand="1" w:evenVBand="0" w:oddHBand="0" w:evenHBand="0" w:firstRowFirstColumn="0" w:firstRowLastColumn="0" w:lastRowFirstColumn="0" w:lastRowLastColumn="0"/>
             <w:tcW w:w="1500" w:type="dxa"/>
             <w:vAlign w:val="center"/>
           </w:tcPr>
@@ -11108,7 +13939,7 @@
                 <w:sz w:val="20"/>
                 <w:szCs w:val="20"/>
               </w:rPr>
-              <w:t xml:space="preserve">≈ √n</w:t>
+              <w:t>≈ √n</w:t>
             </w:r>
           </w:p>
         </w:tc>
@@ -11120,6 +13951,7 @@
           <w:p>
             <w:pPr>
               <w:spacing w:before="20" w:after="20"/>
+              <w:cnfStyle w:val="000000100000" w:firstRow="0" w:lastRow="0" w:firstColumn="0" w:lastColumn="0" w:oddVBand="0" w:evenVBand="0" w:oddHBand="1" w:evenHBand="0" w:firstRowFirstColumn="0" w:firstRowLastColumn="0" w:lastRowFirstColumn="0" w:lastRowLastColumn="0"/>
               <w:rPr>
                 <w:rFonts w:ascii="Times New Roman" w:hAnsi="Times New Roman" w:cs="Times New Roman"/>
               </w:rPr>
@@ -11130,12 +13962,13 @@
                 <w:sz w:val="20"/>
                 <w:szCs w:val="20"/>
               </w:rPr>
-              <w:t xml:space="preserve">≈ ½ log₁₀ n</w:t>
-            </w:r>
-          </w:p>
-        </w:tc>
-        <w:tc>
-          <w:tcPr>
+              <w:t>≈ ½ log₁₀ n</w:t>
+            </w:r>
+          </w:p>
+        </w:tc>
+        <w:tc>
+          <w:tcPr>
+            <w:cnfStyle w:val="000010000000" w:firstRow="0" w:lastRow="0" w:firstColumn="0" w:lastColumn="0" w:oddVBand="1" w:evenVBand="0" w:oddHBand="0" w:evenHBand="0" w:firstRowFirstColumn="0" w:firstRowLastColumn="0" w:lastRowFirstColumn="0" w:lastRowLastColumn="0"/>
             <w:tcW w:w="1326" w:type="dxa"/>
             <w:vAlign w:val="center"/>
           </w:tcPr>
@@ -11152,7 +13985,7 @@
                 <w:sz w:val="20"/>
                 <w:szCs w:val="20"/>
               </w:rPr>
-              <w:t xml:space="preserve">O(n)</w:t>
+              <w:t>O(n)</w:t>
             </w:r>
           </w:p>
         </w:tc>
@@ -11160,6 +13993,7 @@
       <w:tr>
         <w:tc>
           <w:tcPr>
+            <w:cnfStyle w:val="000010000000" w:firstRow="0" w:lastRow="0" w:firstColumn="0" w:lastColumn="0" w:oddVBand="1" w:evenVBand="0" w:oddHBand="0" w:evenHBand="0" w:firstRowFirstColumn="0" w:firstRowLastColumn="0" w:lastRowFirstColumn="0" w:lastRowLastColumn="0"/>
             <w:tcW w:w="1700" w:type="dxa"/>
             <w:vAlign w:val="center"/>
           </w:tcPr>
@@ -11176,7 +14010,7 @@
                 <w:sz w:val="20"/>
                 <w:szCs w:val="20"/>
               </w:rPr>
-              <w:t xml:space="preserve">Pesymistyczny</w:t>
+              <w:t>Pesymistyczny</w:t>
             </w:r>
           </w:p>
         </w:tc>
@@ -11188,6 +14022,7 @@
           <w:p>
             <w:pPr>
               <w:spacing w:before="20" w:after="20"/>
+              <w:cnfStyle w:val="000000000000" w:firstRow="0" w:lastRow="0" w:firstColumn="0" w:lastColumn="0" w:oddVBand="0" w:evenVBand="0" w:oddHBand="0" w:evenHBand="0" w:firstRowFirstColumn="0" w:firstRowLastColumn="0" w:lastRowFirstColumn="0" w:lastRowLastColumn="0"/>
               <w:rPr>
                 <w:rFonts w:ascii="Times New Roman" w:hAnsi="Times New Roman" w:cs="Times New Roman"/>
               </w:rPr>
@@ -11198,12 +14033,13 @@
                 <w:sz w:val="20"/>
                 <w:szCs w:val="20"/>
               </w:rPr>
-              <w:t xml:space="preserve">90909…9</w:t>
-            </w:r>
-          </w:p>
-        </w:tc>
-        <w:tc>
-          <w:tcPr>
+              <w:t>90909…9</w:t>
+            </w:r>
+          </w:p>
+        </w:tc>
+        <w:tc>
+          <w:tcPr>
+            <w:cnfStyle w:val="000010000000" w:firstRow="0" w:lastRow="0" w:firstColumn="0" w:lastColumn="0" w:oddVBand="1" w:evenVBand="0" w:oddHBand="0" w:evenHBand="0" w:firstRowFirstColumn="0" w:firstRowLastColumn="0" w:lastRowFirstColumn="0" w:lastRowLastColumn="0"/>
             <w:tcW w:w="1500" w:type="dxa"/>
             <w:vAlign w:val="center"/>
           </w:tcPr>
@@ -11220,7 +14056,7 @@
                 <w:sz w:val="20"/>
                 <w:szCs w:val="20"/>
               </w:rPr>
-              <w:t xml:space="preserve">9·⌈n/2⌉</w:t>
+              <w:t>9·⌈n/2⌉</w:t>
             </w:r>
           </w:p>
         </w:tc>
@@ -11232,6 +14068,7 @@
           <w:p>
             <w:pPr>
               <w:spacing w:before="20" w:after="20"/>
+              <w:cnfStyle w:val="000000000000" w:firstRow="0" w:lastRow="0" w:firstColumn="0" w:lastColumn="0" w:oddVBand="0" w:evenVBand="0" w:oddHBand="0" w:evenHBand="0" w:firstRowFirstColumn="0" w:firstRowLastColumn="0" w:lastRowFirstColumn="0" w:lastRowLastColumn="0"/>
               <w:rPr>
                 <w:rFonts w:ascii="Times New Roman" w:hAnsi="Times New Roman" w:cs="Times New Roman"/>
               </w:rPr>
@@ -11242,12 +14079,13 @@
                 <w:sz w:val="20"/>
                 <w:szCs w:val="20"/>
               </w:rPr>
-              <w:t xml:space="preserve">≈ log₁₀(4,5n)</w:t>
-            </w:r>
-          </w:p>
-        </w:tc>
-        <w:tc>
-          <w:tcPr>
+              <w:t>≈ log₁₀(4,5n)</w:t>
+            </w:r>
+          </w:p>
+        </w:tc>
+        <w:tc>
+          <w:tcPr>
+            <w:cnfStyle w:val="000010000000" w:firstRow="0" w:lastRow="0" w:firstColumn="0" w:lastColumn="0" w:oddVBand="1" w:evenVBand="0" w:oddHBand="0" w:evenHBand="0" w:firstRowFirstColumn="0" w:firstRowLastColumn="0" w:lastRowFirstColumn="0" w:lastRowLastColumn="0"/>
             <w:tcW w:w="1326" w:type="dxa"/>
             <w:vAlign w:val="center"/>
           </w:tcPr>
@@ -11264,7 +14102,7 @@
                 <w:sz w:val="20"/>
                 <w:szCs w:val="20"/>
               </w:rPr>
-              <w:t xml:space="preserve">O(n)</w:t>
+              <w:t>O(n)</w:t>
             </w:r>
           </w:p>
         </w:tc>
@@ -11290,7 +14128,7 @@
           <w:sz w:val="20"/>
           <w:szCs w:val="20"/>
         </w:rPr>
-        <w:t xml:space="preserve">Tabela 10. Porównanie przypadku optymistycznego, średniego i pesymistycznego.</w:t>
+        <w:t>Tabela 10. Porównanie przypadku optymistycznego, średniego i pesymistycznego.</w:t>
       </w:r>
     </w:p>
     <w:p>
@@ -11307,18 +14145,18 @@
           <w:sz w:val="24"/>
           <w:szCs w:val="24"/>
         </w:rPr>
-        <w:t xml:space="preserve">Brak istnienia „złego” wejścia, które pogarszałoby rząd złożoności, jest cechą szczególnie pożądaną — gwarantuje przewidywalny, liniowy czas działania niezależnie od konkretnych danych.</w:t>
+        <w:t>Brak istnienia „złego” wejścia, które pogarszałoby rząd złożoności, jest cechą szczególnie pożądaną — gwarantuje przewidywalny, liniowy czas działania niezależnie od konkretnych danych.</w:t>
       </w:r>
     </w:p>
     <w:p>
       <w:pPr>
         <w:pStyle w:val="Heading2"/>
       </w:pPr>
-      <w:bookmarkStart w:id="14" w:name="_Toc230960519"/>
+      <w:bookmarkStart w:id="16" w:name="_Toc231302124"/>
       <w:r>
         <w:t>Złożoność całkowita</w:t>
       </w:r>
-      <w:bookmarkEnd w:id="14"/>
+      <w:bookmarkEnd w:id="16"/>
     </w:p>
     <w:p>
       <w:pPr>
@@ -11342,35 +14180,99 @@
         <w:spacing w:before="140" w:after="140" w:line="288" w:lineRule="auto"/>
         <w:jc w:val="center"/>
         <w:rPr>
-          <w:rFonts w:ascii="Times New Roman" w:hAnsi="Times New Roman" w:cs="Times New Roman"/>
-        </w:rPr>
-      </w:pPr>
-      <w:r>
-        <w:rPr>
           <w:rFonts w:ascii="Times New Roman" w:eastAsia="Times New Roman" w:hAnsi="Times New Roman" w:cs="Times New Roman"/>
           <w:b/>
           <w:bCs/>
           <w:sz w:val="24"/>
           <w:szCs w:val="24"/>
         </w:rPr>
+      </w:pPr>
+      <w:r>
+        <w:rPr>
+          <w:rFonts w:ascii="Times New Roman" w:eastAsia="Times New Roman" w:hAnsi="Times New Roman" w:cs="Times New Roman"/>
+          <w:b/>
+          <w:bCs/>
+          <w:sz w:val="24"/>
+          <w:szCs w:val="24"/>
+        </w:rPr>
         <w:t>T(n) = O(n)   —   złożoność liniowa.</w:t>
       </w:r>
+    </w:p>
+    <w:p>
+      <w:pPr>
+        <w:spacing w:before="140" w:after="140" w:line="288" w:lineRule="auto"/>
+        <w:jc w:val="center"/>
+        <w:rPr>
+          <w:rFonts w:ascii="Times New Roman" w:hAnsi="Times New Roman" w:cs="Times New Roman"/>
+        </w:rPr>
+      </w:pPr>
     </w:p>
     <w:p>
       <w:pPr>
         <w:spacing w:before="140" w:after="140" w:line="288" w:lineRule="auto"/>
         <w:jc w:val="both"/>
         <w:rPr>
-          <w:rFonts w:ascii="Times New Roman" w:hAnsi="Times New Roman" w:cs="Times New Roman"/>
-        </w:rPr>
-      </w:pPr>
-      <w:r>
-        <w:rPr>
-          <w:rFonts w:ascii="Times New Roman" w:eastAsia="Times New Roman" w:hAnsi="Times New Roman" w:cs="Times New Roman"/>
-          <w:sz w:val="24"/>
-          <w:szCs w:val="24"/>
-        </w:rPr>
-        <w:t xml:space="preserve">Wynik ten jest spójny we wszystkich zastosowanych ujęciach: analiza linia po linii, jawny rachunek operacji elementarnych oraz rozwinięcie rekurencji prowadzą do tego samego, liniowego oszacowania O(n). Co istotne, czas działania nie zależy od konkretnych wartości cyfr w łańcuchu — liczba przetwarzanych cyfr jest wyznaczona wyłącznie przez długość n — dlatego pozostaje on liniowy dla każdego dopuszczalnego wejścia, łącznie z opisanym wyżej przypadkiem pesymistycznym.</w:t>
+          <w:rFonts w:ascii="Times New Roman" w:eastAsia="Times New Roman" w:hAnsi="Times New Roman" w:cs="Times New Roman"/>
+          <w:sz w:val="24"/>
+          <w:szCs w:val="24"/>
+        </w:rPr>
+      </w:pPr>
+      <w:r>
+        <w:rPr>
+          <w:rFonts w:ascii="Times New Roman" w:eastAsia="Times New Roman" w:hAnsi="Times New Roman" w:cs="Times New Roman"/>
+          <w:sz w:val="24"/>
+          <w:szCs w:val="24"/>
+        </w:rPr>
+        <w:t>Natomiast najdokładniejsze ograniczenie górne dla tego algorytmu wynosi:</w:t>
+      </w:r>
+    </w:p>
+    <w:p>
+      <w:pPr>
+        <w:spacing w:before="140" w:after="140" w:line="288" w:lineRule="auto"/>
+        <w:jc w:val="center"/>
+        <w:rPr>
+          <w:rFonts w:ascii="Times New Roman" w:eastAsia="Times New Roman" w:hAnsi="Times New Roman" w:cs="Times New Roman"/>
+          <w:b/>
+          <w:sz w:val="24"/>
+          <w:szCs w:val="24"/>
+        </w:rPr>
+      </w:pPr>
+      <w:r>
+        <w:rPr>
+          <w:rFonts w:ascii="Times New Roman" w:eastAsia="Times New Roman" w:hAnsi="Times New Roman" w:cs="Times New Roman"/>
+          <w:b/>
+          <w:sz w:val="24"/>
+          <w:szCs w:val="24"/>
+        </w:rPr>
+        <w:t xml:space="preserve">T(n) = c·n + O(log n) = O(n) </w:t>
+      </w:r>
+    </w:p>
+    <w:p>
+      <w:pPr>
+        <w:spacing w:before="140" w:after="140" w:line="288" w:lineRule="auto"/>
+        <w:jc w:val="center"/>
+        <w:rPr>
+          <w:rFonts w:ascii="Times New Roman" w:eastAsia="Times New Roman" w:hAnsi="Times New Roman" w:cs="Times New Roman"/>
+          <w:sz w:val="24"/>
+          <w:szCs w:val="24"/>
+        </w:rPr>
+      </w:pPr>
+    </w:p>
+    <w:p>
+      <w:pPr>
+        <w:spacing w:before="140" w:after="140" w:line="288" w:lineRule="auto"/>
+        <w:jc w:val="both"/>
+        <w:rPr>
+          <w:rFonts w:ascii="Times New Roman" w:hAnsi="Times New Roman" w:cs="Times New Roman"/>
+        </w:rPr>
+      </w:pPr>
+      <w:r>
+        <w:rPr>
+          <w:rFonts w:ascii="Times New Roman" w:eastAsia="Times New Roman" w:hAnsi="Times New Roman" w:cs="Times New Roman"/>
+          <w:sz w:val="24"/>
+          <w:szCs w:val="24"/>
+        </w:rPr>
+        <w:t>Wynik ten jest spójny we wszystkich zastosowanych ujęciach: analiza linia po linii, jawny rachunek operacji elementarnych oraz rozwinięcie rekurencji prowadzą do tego samego, liniowego oszacowania O(n). Co istotne, czas działania nie zależy od konkretnych wartości cyfr w łańcuchu — liczba przetwarzanych cyfr jest wyznaczona wyłącznie przez długość n — dlatego pozostaje on liniowy dla każdego dopuszczalnego wejścia, łącznie z opisanym wyżej przypadkiem pesymistycznym.</w:t>
       </w:r>
     </w:p>
     <w:p>
@@ -11392,424 +14294,19 @@
     </w:p>
     <w:p>
       <w:pPr>
-        <w:pStyle w:val="Heading2"/>
-      </w:pPr>
-      <w:r>
-        <w:t xml:space="preserve">Model obliczeniowy: koszt jednostkowy a koszt bitowy</w:t>
-      </w:r>
-    </w:p>
-    <w:p>
-      <w:pPr>
-        <w:spacing w:before="140" w:after="140" w:line="288" w:lineRule="auto"/>
-        <w:jc w:val="both"/>
-        <w:rPr>
-          <w:rFonts w:ascii="Times New Roman" w:hAnsi="Times New Roman" w:cs="Times New Roman"/>
-        </w:rPr>
-      </w:pPr>
-      <w:r>
-        <w:rPr>
-          <w:rFonts w:ascii="Times New Roman" w:eastAsia="Times New Roman" w:hAnsi="Times New Roman" w:cs="Times New Roman"/>
-          <w:sz w:val="24"/>
-          <w:szCs w:val="24"/>
-        </w:rPr>
-        <w:t xml:space="preserve">Każda ocena złożoności zależy od przyjętego modelu kosztu pojedynczej operacji. Dla pełnej rzetelności warto wskazać, w jakim modelu obowiązuje uzyskany wynik O(n) oraz jak zmieniłby się on w modelu bardziej restrykcyjnym.</w:t>
-      </w:r>
-    </w:p>
-    <w:p>
-      <w:pPr>
-        <w:spacing w:before="140" w:after="140" w:line="288" w:lineRule="auto"/>
-        <w:jc w:val="both"/>
-        <w:rPr>
-          <w:rFonts w:ascii="Times New Roman" w:hAnsi="Times New Roman" w:cs="Times New Roman"/>
-        </w:rPr>
-      </w:pPr>
-      <w:r>
-        <w:rPr>
-          <w:rFonts w:ascii="Times New Roman" w:eastAsia="Times New Roman" w:hAnsi="Times New Roman" w:cs="Times New Roman"/>
-          <w:sz w:val="24"/>
-          <w:szCs w:val="24"/>
-        </w:rPr>
-        <w:t xml:space="preserve">W powszechnie stosowanym modelu jednostkowym (maszyna RAM o stałym słowie maszynowym, ang. word-RAM) pojedyncze działania — dostęp do znaku, konwersja cyfry, dodawanie, porównanie — mają koszt O(1). Założenie to jest uprawnione, ponieważ akumulatory nieparzyste i parzyste nie przekraczają 9n, mieszczą się więc w O(log n) bitach, a dla każdego realnego n — w jednym słowie maszynowym. W tym modelu, zgodnie z całą powyższą analizą, otrzymujemy O(n).</w:t>
-      </w:r>
-    </w:p>
-    <w:p>
-      <w:pPr>
-        <w:spacing w:before="140" w:after="140" w:line="288" w:lineRule="auto"/>
-        <w:jc w:val="both"/>
-        <w:rPr>
-          <w:rFonts w:ascii="Times New Roman" w:hAnsi="Times New Roman" w:cs="Times New Roman"/>
-        </w:rPr>
-      </w:pPr>
-      <w:r>
-        <w:rPr>
-          <w:rFonts w:ascii="Times New Roman" w:eastAsia="Times New Roman" w:hAnsi="Times New Roman" w:cs="Times New Roman"/>
-          <w:sz w:val="24"/>
-          <w:szCs w:val="24"/>
-        </w:rPr>
-        <w:t xml:space="preserve">W rygorystycznym modelu bitowym (logarytmicznym) koszt operacji zależy od długości reprezentacji liczb. Dodanie cyfry do akumulatora o wartości do 9n wymaga wtedy O(log n) operacji bitowych (propagacja przeniesień), a całe pierwsze przejście kosztuje n·O(log n) = O(n log n) operacji bitowych; podobnie konwersja liczby na łańcuch wymaga powtarzanych dzieleń o łącznym koszcie O(log²n). W tym ujęciu górne ograniczenie wynosi O(n log n).</w:t>
-      </w:r>
-    </w:p>
-    <w:tbl>
-      <w:tblPr>
-        <w:tblStyle w:val="LightList-Accent5"/>
-        <w:tblW w:w="9026" w:type="dxa"/>
-        <w:tblLook w:val="0000" w:firstRow="0" w:lastRow="0" w:firstColumn="0" w:lastColumn="0" w:noHBand="0" w:noVBand="0"/>
-      </w:tblPr>
-      <w:tblGrid>
-        <w:gridCol w:w="2600"/>
-        <w:gridCol w:w="1700"/>
-        <w:gridCol w:w="1900"/>
-        <w:gridCol w:w="2826"/>
-      </w:tblGrid>
-      <w:tr>
-        <w:trPr>
-          <w:trHeight w:val="340"/>
-        </w:trPr>
-        <w:tc>
-          <w:tcPr>
-            <w:tcW w:w="2600" w:type="dxa"/>
-            <w:shd w:val="clear" w:color="auto" w:fill="4BACC6" w:themeFill="accent5"/>
-            <w:vAlign w:val="center"/>
-          </w:tcPr>
-          <w:p>
-            <w:pPr>
-              <w:spacing w:before="20" w:after="20"/>
-              <w:jc w:val="center"/>
-              <w:rPr>
-                <w:rFonts w:ascii="Times New Roman" w:hAnsi="Times New Roman" w:cs="Times New Roman"/>
-              </w:rPr>
-            </w:pPr>
-            <w:r>
-              <w:rPr>
-                <w:rFonts w:ascii="Times New Roman" w:eastAsia="Times New Roman" w:hAnsi="Times New Roman" w:cs="Times New Roman"/>
-                <w:b/>
-                <w:bCs/>
-                <w:color w:val="FFFFFF"/>
-                <w:sz w:val="21"/>
-                <w:szCs w:val="21"/>
-              </w:rPr>
-              <w:t xml:space="preserve">Model kosztu</w:t>
-            </w:r>
-          </w:p>
-        </w:tc>
-        <w:tc>
-          <w:tcPr>
-            <w:tcW w:w="1700" w:type="dxa"/>
-            <w:shd w:val="clear" w:color="auto" w:fill="4BACC6" w:themeFill="accent5"/>
-            <w:vAlign w:val="center"/>
-          </w:tcPr>
-          <w:p>
-            <w:pPr>
-              <w:spacing w:before="20" w:after="20"/>
-              <w:jc w:val="center"/>
-              <w:rPr>
-                <w:rFonts w:ascii="Times New Roman" w:hAnsi="Times New Roman" w:cs="Times New Roman"/>
-              </w:rPr>
-            </w:pPr>
-            <w:r>
-              <w:rPr>
-                <w:rFonts w:ascii="Times New Roman" w:eastAsia="Times New Roman" w:hAnsi="Times New Roman" w:cs="Times New Roman"/>
-                <w:b/>
-                <w:bCs/>
-                <w:color w:val="FFFFFF"/>
-                <w:sz w:val="21"/>
-                <w:szCs w:val="21"/>
-              </w:rPr>
-              <w:t xml:space="preserve">Koszt dodania cyfry</w:t>
-            </w:r>
-          </w:p>
-        </w:tc>
-        <w:tc>
-          <w:tcPr>
-            <w:tcW w:w="1900" w:type="dxa"/>
-            <w:shd w:val="clear" w:color="auto" w:fill="4BACC6" w:themeFill="accent5"/>
-            <w:vAlign w:val="center"/>
-          </w:tcPr>
-          <w:p>
-            <w:pPr>
-              <w:spacing w:before="20" w:after="20"/>
-              <w:jc w:val="center"/>
-              <w:rPr>
-                <w:rFonts w:ascii="Times New Roman" w:hAnsi="Times New Roman" w:cs="Times New Roman"/>
-              </w:rPr>
-            </w:pPr>
-            <w:r>
-              <w:rPr>
-                <w:rFonts w:ascii="Times New Roman" w:eastAsia="Times New Roman" w:hAnsi="Times New Roman" w:cs="Times New Roman"/>
-                <w:b/>
-                <w:bCs/>
-                <w:color w:val="FFFFFF"/>
-                <w:sz w:val="21"/>
-                <w:szCs w:val="21"/>
-              </w:rPr>
-              <w:t xml:space="preserve">Złożoność czasowa</w:t>
-            </w:r>
-          </w:p>
-        </w:tc>
-        <w:tc>
-          <w:tcPr>
-            <w:tcW w:w="2826" w:type="dxa"/>
-            <w:shd w:val="clear" w:color="auto" w:fill="4BACC6" w:themeFill="accent5"/>
-            <w:vAlign w:val="center"/>
-          </w:tcPr>
-          <w:p>
-            <w:pPr>
-              <w:spacing w:before="20" w:after="20"/>
-              <w:jc w:val="center"/>
-              <w:rPr>
-                <w:rFonts w:ascii="Times New Roman" w:hAnsi="Times New Roman" w:cs="Times New Roman"/>
-              </w:rPr>
-            </w:pPr>
-            <w:r>
-              <w:rPr>
-                <w:rFonts w:ascii="Times New Roman" w:eastAsia="Times New Roman" w:hAnsi="Times New Roman" w:cs="Times New Roman"/>
-                <w:b/>
-                <w:bCs/>
-                <w:color w:val="FFFFFF"/>
-                <w:sz w:val="21"/>
-                <w:szCs w:val="21"/>
-              </w:rPr>
-              <w:t xml:space="preserve">Uwagi</w:t>
-            </w:r>
-          </w:p>
-        </w:tc>
-      </w:tr>
-      <w:tr>
-        <w:tc>
-          <w:tcPr>
-            <w:tcW w:w="2600" w:type="dxa"/>
-            <w:vAlign w:val="center"/>
-          </w:tcPr>
-          <w:p>
-            <w:pPr>
-              <w:spacing w:before="20" w:after="20"/>
-              <w:rPr>
-                <w:rFonts w:ascii="Times New Roman" w:hAnsi="Times New Roman" w:cs="Times New Roman"/>
-              </w:rPr>
-            </w:pPr>
-            <w:r>
-              <w:rPr>
-                <w:rFonts w:ascii="Times New Roman" w:eastAsia="Times New Roman" w:hAnsi="Times New Roman" w:cs="Times New Roman"/>
-                <w:sz w:val="20"/>
-                <w:szCs w:val="20"/>
-              </w:rPr>
-              <w:t xml:space="preserve">Jednostkowy (word-RAM)</w:t>
-            </w:r>
-          </w:p>
-        </w:tc>
-        <w:tc>
-          <w:tcPr>
-            <w:tcW w:w="1700" w:type="dxa"/>
-            <w:vAlign w:val="center"/>
-          </w:tcPr>
-          <w:p>
-            <w:pPr>
-              <w:spacing w:before="20" w:after="20"/>
-              <w:rPr>
-                <w:rFonts w:ascii="Times New Roman" w:hAnsi="Times New Roman" w:cs="Times New Roman"/>
-              </w:rPr>
-            </w:pPr>
-            <w:r>
-              <w:rPr>
-                <w:rFonts w:ascii="Times New Roman" w:eastAsia="Times New Roman" w:hAnsi="Times New Roman" w:cs="Times New Roman"/>
-                <w:sz w:val="20"/>
-                <w:szCs w:val="20"/>
-              </w:rPr>
-              <w:t xml:space="preserve">O(1)</w:t>
-            </w:r>
-          </w:p>
-        </w:tc>
-        <w:tc>
-          <w:tcPr>
-            <w:tcW w:w="1900" w:type="dxa"/>
-            <w:vAlign w:val="center"/>
-          </w:tcPr>
-          <w:p>
-            <w:pPr>
-              <w:spacing w:before="20" w:after="20"/>
-              <w:rPr>
-                <w:rFonts w:ascii="Times New Roman" w:hAnsi="Times New Roman" w:cs="Times New Roman"/>
-              </w:rPr>
-            </w:pPr>
-            <w:r>
-              <w:rPr>
-                <w:rFonts w:ascii="Times New Roman" w:eastAsia="Times New Roman" w:hAnsi="Times New Roman" w:cs="Times New Roman"/>
-                <w:sz w:val="20"/>
-                <w:szCs w:val="20"/>
-              </w:rPr>
-              <w:t xml:space="preserve">O(n)</w:t>
-            </w:r>
-          </w:p>
-        </w:tc>
-        <w:tc>
-          <w:tcPr>
-            <w:tcW w:w="2826" w:type="dxa"/>
-            <w:vAlign w:val="center"/>
-          </w:tcPr>
-          <w:p>
-            <w:pPr>
-              <w:spacing w:before="20" w:after="20"/>
-              <w:rPr>
-                <w:rFonts w:ascii="Times New Roman" w:hAnsi="Times New Roman" w:cs="Times New Roman"/>
-              </w:rPr>
-            </w:pPr>
-            <w:r>
-              <w:rPr>
-                <w:rFonts w:ascii="Times New Roman" w:eastAsia="Times New Roman" w:hAnsi="Times New Roman" w:cs="Times New Roman"/>
-                <w:sz w:val="20"/>
-                <w:szCs w:val="20"/>
-              </w:rPr>
-              <w:t xml:space="preserve">Standardowy; akumulator mieści się w słowie maszynowym.</w:t>
-            </w:r>
-          </w:p>
-        </w:tc>
-      </w:tr>
-      <w:tr>
-        <w:tc>
-          <w:tcPr>
-            <w:tcW w:w="2600" w:type="dxa"/>
-            <w:vAlign w:val="center"/>
-          </w:tcPr>
-          <w:p>
-            <w:pPr>
-              <w:spacing w:before="20" w:after="20"/>
-              <w:rPr>
-                <w:rFonts w:ascii="Times New Roman" w:hAnsi="Times New Roman" w:cs="Times New Roman"/>
-              </w:rPr>
-            </w:pPr>
-            <w:r>
-              <w:rPr>
-                <w:rFonts w:ascii="Times New Roman" w:eastAsia="Times New Roman" w:hAnsi="Times New Roman" w:cs="Times New Roman"/>
-                <w:sz w:val="20"/>
-                <w:szCs w:val="20"/>
-              </w:rPr>
-              <w:t xml:space="preserve">Bitowy (logarytmiczny)</w:t>
-            </w:r>
-          </w:p>
-        </w:tc>
-        <w:tc>
-          <w:tcPr>
-            <w:tcW w:w="1700" w:type="dxa"/>
-            <w:vAlign w:val="center"/>
-          </w:tcPr>
-          <w:p>
-            <w:pPr>
-              <w:spacing w:before="20" w:after="20"/>
-              <w:rPr>
-                <w:rFonts w:ascii="Times New Roman" w:hAnsi="Times New Roman" w:cs="Times New Roman"/>
-              </w:rPr>
-            </w:pPr>
-            <w:r>
-              <w:rPr>
-                <w:rFonts w:ascii="Times New Roman" w:eastAsia="Times New Roman" w:hAnsi="Times New Roman" w:cs="Times New Roman"/>
-                <w:sz w:val="20"/>
-                <w:szCs w:val="20"/>
-              </w:rPr>
-              <w:t xml:space="preserve">O(log n)</w:t>
-            </w:r>
-          </w:p>
-        </w:tc>
-        <w:tc>
-          <w:tcPr>
-            <w:tcW w:w="1900" w:type="dxa"/>
-            <w:vAlign w:val="center"/>
-          </w:tcPr>
-          <w:p>
-            <w:pPr>
-              <w:spacing w:before="20" w:after="20"/>
-              <w:rPr>
-                <w:rFonts w:ascii="Times New Roman" w:hAnsi="Times New Roman" w:cs="Times New Roman"/>
-              </w:rPr>
-            </w:pPr>
-            <w:r>
-              <w:rPr>
-                <w:rFonts w:ascii="Times New Roman" w:eastAsia="Times New Roman" w:hAnsi="Times New Roman" w:cs="Times New Roman"/>
-                <w:sz w:val="20"/>
-                <w:szCs w:val="20"/>
-              </w:rPr>
-              <w:t xml:space="preserve">O(n log n)</w:t>
-            </w:r>
-          </w:p>
-        </w:tc>
-        <w:tc>
-          <w:tcPr>
-            <w:tcW w:w="2826" w:type="dxa"/>
-            <w:vAlign w:val="center"/>
-          </w:tcPr>
-          <w:p>
-            <w:pPr>
-              <w:spacing w:before="20" w:after="20"/>
-              <w:rPr>
-                <w:rFonts w:ascii="Times New Roman" w:hAnsi="Times New Roman" w:cs="Times New Roman"/>
-              </w:rPr>
-            </w:pPr>
-            <w:r>
-              <w:rPr>
-                <w:rFonts w:ascii="Times New Roman" w:eastAsia="Times New Roman" w:hAnsi="Times New Roman" w:cs="Times New Roman"/>
-                <w:sz w:val="20"/>
-                <w:szCs w:val="20"/>
-              </w:rPr>
-              <w:t xml:space="preserve">Uwzględnia propagację przeniesień przy dużych sumach.</w:t>
-            </w:r>
-          </w:p>
-        </w:tc>
-      </w:tr>
-    </w:tbl>
-    <w:p>
-      <w:pPr>
-        <w:spacing w:before="40" w:after="160"/>
-        <w:jc w:val="center"/>
-        <w:rPr>
-          <w:rFonts w:ascii="Times New Roman" w:hAnsi="Times New Roman" w:cs="Times New Roman"/>
-          <w:i/>
-          <w:iCs/>
-          <w:sz w:val="20"/>
-          <w:szCs w:val="20"/>
-        </w:rPr>
-      </w:pPr>
-      <w:r>
-        <w:rPr>
-          <w:rFonts w:ascii="Times New Roman" w:eastAsia="Times New Roman" w:hAnsi="Times New Roman" w:cs="Times New Roman"/>
-          <w:i/>
-          <w:iCs/>
-          <w:sz w:val="20"/>
-          <w:szCs w:val="20"/>
-        </w:rPr>
-        <w:t xml:space="preserve">Tabela 12. Złożoność czasowa algorytmu w zależności od przyjętego modelu kosztu.</w:t>
-      </w:r>
-    </w:p>
-    <w:p>
-      <w:pPr>
-        <w:spacing w:before="140" w:after="140" w:line="288" w:lineRule="auto"/>
-        <w:jc w:val="both"/>
-        <w:rPr>
-          <w:rFonts w:ascii="Times New Roman" w:hAnsi="Times New Roman" w:cs="Times New Roman"/>
-        </w:rPr>
-      </w:pPr>
-      <w:r>
-        <w:rPr>
-          <w:rFonts w:ascii="Times New Roman" w:eastAsia="Times New Roman" w:hAnsi="Times New Roman" w:cs="Times New Roman"/>
-          <w:sz w:val="24"/>
-          <w:szCs w:val="24"/>
-        </w:rPr>
-        <w:t xml:space="preserve">Ponieważ treść zadania prosi o opis czasu działania w zależności od długości łańcucha n, licząc operacje na znakach i liczbach jako elementarne, właściwym i przyjętym tu modelem jest model jednostkowy — i to on daje odpowiedź O(n). Wskazanie modelu bitowego pełni rolę uzupełnienia, pokazując, że nawet przy najostrzejszym sposobie liczenia algorytm pozostaje w klasie wielomianowej, o złożoności co najwyżej O(n log n).</w:t>
-      </w:r>
-    </w:p>
-    <w:p>
-      <w:pPr>
         <w:pStyle w:val="Heading1"/>
         <w:rPr>
           <w:rFonts w:cs="Times New Roman"/>
         </w:rPr>
       </w:pPr>
-      <w:bookmarkStart w:id="15" w:name="_Toc230960520"/>
+      <w:bookmarkStart w:id="17" w:name="_Toc231302125"/>
       <w:r>
         <w:rPr>
           <w:rFonts w:cs="Times New Roman"/>
         </w:rPr>
         <w:t>Wnioski</w:t>
       </w:r>
-      <w:bookmarkEnd w:id="15"/>
+      <w:bookmarkEnd w:id="17"/>
     </w:p>
     <w:p>
       <w:pPr>
@@ -12087,7 +14584,7 @@
           <w:sz w:val="24"/>
           <w:szCs w:val="24"/>
         </w:rPr>
-        <w:t xml:space="preserve">W ujęciu praktycznym oznacza to, że algorytm jest bardzo wydajny: poradzi sobie nawet z liczbami o milionach cyfr w czasie proporcjonalnym do ich długości. Należy do klasy P — problemów rozwiązywalnych w rozsądnym czasie.</w:t>
+        <w:t>W ujęciu praktycznym oznacza to, że algorytm jest bardzo wydajny: poradzi sobie nawet z liczbami o milionach cyfr w czasie proporcjonalnym do ich długości. Należy do klasy P — problemów rozwiązywalnych w rozsądnym czasie.</w:t>
       </w:r>
     </w:p>
     <w:sectPr>
@@ -12151,14 +14648,21 @@
     <w:p>
       <w:pPr>
         <w:pStyle w:val="FootnoteText"/>
+        <w:rPr>
+          <w:rFonts w:ascii="Times New Roman" w:hAnsi="Times New Roman" w:cs="Times New Roman"/>
+        </w:rPr>
       </w:pPr>
       <w:r>
         <w:rPr>
           <w:rStyle w:val="FootnoteReference"/>
+          <w:rFonts w:ascii="Times New Roman" w:hAnsi="Times New Roman" w:cs="Times New Roman"/>
         </w:rPr>
         <w:footnoteRef/>
       </w:r>
       <w:r>
+        <w:rPr>
+          <w:rFonts w:ascii="Times New Roman" w:hAnsi="Times New Roman" w:cs="Times New Roman"/>
+        </w:rPr>
         <w:t xml:space="preserve"> </w:t>
       </w:r>
       <w:r>
@@ -12173,14 +14677,21 @@
     <w:p>
       <w:pPr>
         <w:pStyle w:val="FootnoteText"/>
+        <w:rPr>
+          <w:rFonts w:ascii="Times New Roman" w:hAnsi="Times New Roman" w:cs="Times New Roman"/>
+        </w:rPr>
       </w:pPr>
       <w:r>
         <w:rPr>
           <w:rStyle w:val="FootnoteReference"/>
+          <w:rFonts w:ascii="Times New Roman" w:hAnsi="Times New Roman" w:cs="Times New Roman"/>
         </w:rPr>
         <w:footnoteRef/>
       </w:r>
       <w:r>
+        <w:rPr>
+          <w:rFonts w:ascii="Times New Roman" w:hAnsi="Times New Roman" w:cs="Times New Roman"/>
+        </w:rPr>
         <w:t xml:space="preserve"> A.Y.Bhargava Algorytmy, Wydawnictwo Helion, Gliwice 2017, rozdział 1: Wprowadzenie do algorytmów, s. 10-13</w:t>
       </w:r>
     </w:p>
@@ -12190,17 +14701,20 @@
       <w:pPr>
         <w:pStyle w:val="FootnoteText"/>
         <w:rPr>
+          <w:rFonts w:ascii="Times New Roman" w:hAnsi="Times New Roman" w:cs="Times New Roman"/>
           <w:lang w:val="en-US"/>
         </w:rPr>
       </w:pPr>
       <w:r>
         <w:rPr>
           <w:rStyle w:val="FootnoteReference"/>
+          <w:rFonts w:ascii="Times New Roman" w:hAnsi="Times New Roman" w:cs="Times New Roman"/>
         </w:rPr>
         <w:footnoteRef/>
       </w:r>
       <w:r>
         <w:rPr>
+          <w:rFonts w:ascii="Times New Roman" w:hAnsi="Times New Roman" w:cs="Times New Roman"/>
           <w:lang w:val="en-US"/>
         </w:rPr>
         <w:t xml:space="preserve"> D. E. Knuth, The Art of Computer Programming, Vol. 1: Fundamental Algorithms, Addison-Wesley, Boston 1997, </w:t>
@@ -12208,6 +14722,7 @@
       <w:proofErr w:type="spellStart"/>
       <w:r>
         <w:rPr>
+          <w:rFonts w:ascii="Times New Roman" w:hAnsi="Times New Roman" w:cs="Times New Roman"/>
           <w:lang w:val="en-US"/>
         </w:rPr>
         <w:t>sekcja</w:t>
@@ -12215,6 +14730,7 @@
       <w:proofErr w:type="spellEnd"/>
       <w:r>
         <w:rPr>
+          <w:rFonts w:ascii="Times New Roman" w:hAnsi="Times New Roman" w:cs="Times New Roman"/>
           <w:lang w:val="en-US"/>
         </w:rPr>
         <w:t xml:space="preserve"> 1.2.11: Asymptotic representations, s. 107-116.</w:t>
@@ -12227,17 +14743,20 @@
         <w:spacing w:before="60" w:after="60"/>
         <w:jc w:val="both"/>
         <w:rPr>
+          <w:rFonts w:ascii="Times New Roman" w:hAnsi="Times New Roman" w:cs="Times New Roman"/>
           <w:lang w:val="en-US"/>
         </w:rPr>
       </w:pPr>
       <w:r>
         <w:rPr>
           <w:rStyle w:val="FootnoteReference"/>
+          <w:rFonts w:ascii="Times New Roman" w:hAnsi="Times New Roman" w:cs="Times New Roman"/>
         </w:rPr>
         <w:footnoteRef/>
       </w:r>
       <w:r>
         <w:rPr>
+          <w:rFonts w:ascii="Times New Roman" w:hAnsi="Times New Roman" w:cs="Times New Roman"/>
           <w:lang w:val="en-US"/>
         </w:rPr>
         <w:t xml:space="preserve"> </w:t>
@@ -12249,31 +14768,14 @@
           <w:szCs w:val="20"/>
           <w:lang w:val="en-US"/>
         </w:rPr>
-        <w:t>C. H. Papadimitriou, Computational Complexity, Addison-W</w:t>
-      </w:r>
-      <w:r>
-        <w:rPr>
-          <w:rFonts w:ascii="Times New Roman" w:eastAsia="Times New Roman" w:hAnsi="Times New Roman" w:cs="Times New Roman"/>
-          <w:sz w:val="20"/>
-          <w:szCs w:val="20"/>
-          <w:lang w:val="en-US"/>
-        </w:rPr>
-        <w:t>esley, Reading MA 1994, rozdział</w:t>
-      </w:r>
-      <w:r>
-        <w:rPr>
-          <w:rFonts w:ascii="Times New Roman" w:eastAsia="Times New Roman" w:hAnsi="Times New Roman" w:cs="Times New Roman"/>
-          <w:sz w:val="20"/>
-          <w:szCs w:val="20"/>
-          <w:lang w:val="en-US"/>
-        </w:rPr>
-        <w:t xml:space="preserve"> 2: The class P, s. 14-68.</w:t>
+        <w:t>C. H. Papadimitriou, Computational Complexity, Addison-Wesley, Reading MA 1994, rozdział 2: The class P, s. 14-68.</w:t>
       </w:r>
     </w:p>
     <w:p>
       <w:pPr>
         <w:pStyle w:val="FootnoteText"/>
         <w:rPr>
+          <w:rFonts w:ascii="Times New Roman" w:hAnsi="Times New Roman" w:cs="Times New Roman"/>
           <w:lang w:val="en-US"/>
         </w:rPr>
       </w:pPr>
@@ -12284,17 +14786,20 @@
       <w:pPr>
         <w:pStyle w:val="FootnoteText"/>
         <w:rPr>
+          <w:rFonts w:ascii="Times New Roman" w:eastAsia="Times New Roman" w:hAnsi="Times New Roman" w:cs="Times New Roman"/>
           <w:lang w:val="en-US"/>
         </w:rPr>
       </w:pPr>
       <w:r>
         <w:rPr>
           <w:rStyle w:val="FootnoteReference"/>
+          <w:rFonts w:ascii="Times New Roman" w:hAnsi="Times New Roman" w:cs="Times New Roman"/>
         </w:rPr>
         <w:footnoteRef/>
       </w:r>
       <w:r>
         <w:rPr>
+          <w:rFonts w:ascii="Times New Roman" w:hAnsi="Times New Roman" w:cs="Times New Roman"/>
           <w:lang w:val="en-US"/>
         </w:rPr>
         <w:t xml:space="preserve"> </w:t>
@@ -12336,34 +14841,115 @@
           <w:rFonts w:ascii="Times New Roman" w:eastAsia="Times New Roman" w:hAnsi="Times New Roman" w:cs="Times New Roman"/>
           <w:lang w:val="en-US"/>
         </w:rPr>
-        <w:t xml:space="preserve"> 1: </w:t>
-      </w:r>
-      <w:r>
-        <w:rPr>
-          <w:rFonts w:ascii="Times New Roman" w:eastAsia="Times New Roman" w:hAnsi="Times New Roman" w:cs="Times New Roman"/>
+        <w:t xml:space="preserve"> 1: E</w:t>
+      </w:r>
+      <w:r>
+        <w:rPr>
+          <w:rFonts w:ascii="Times New Roman" w:hAnsi="Times New Roman" w:cs="Times New Roman"/>
           <w:lang w:val="en-US"/>
         </w:rPr>
-        <w:t>E</w:t>
-      </w:r>
-      <w:r>
-        <w:rPr>
+        <w:t>xact String Matching: The Fundamental String Problem</w:t>
+      </w:r>
+      <w:r>
+        <w:rPr>
+          <w:rFonts w:ascii="Times New Roman" w:eastAsia="Times New Roman" w:hAnsi="Times New Roman" w:cs="Times New Roman"/>
           <w:lang w:val="en-US"/>
         </w:rPr>
-        <w:t>xact String Matching: The Fundamental String Problem</w:t>
-      </w:r>
-      <w:r>
-        <w:rPr>
-          <w:rFonts w:ascii="Times New Roman" w:eastAsia="Times New Roman" w:hAnsi="Times New Roman" w:cs="Times New Roman"/>
+        <w:t>, s. 2-15.</w:t>
+      </w:r>
+    </w:p>
+    <w:p>
+      <w:pPr>
+        <w:pStyle w:val="FootnoteText"/>
+        <w:rPr>
+          <w:rFonts w:ascii="Times New Roman" w:hAnsi="Times New Roman" w:cs="Times New Roman"/>
           <w:lang w:val="en-US"/>
         </w:rPr>
-        <w:t>, s. 2-15</w:t>
-      </w:r>
-      <w:r>
-        <w:rPr>
-          <w:rFonts w:ascii="Times New Roman" w:eastAsia="Times New Roman" w:hAnsi="Times New Roman" w:cs="Times New Roman"/>
+      </w:pPr>
+    </w:p>
+  </w:footnote>
+  <w:footnote w:id="6">
+    <w:p>
+      <w:pPr>
+        <w:pStyle w:val="FootnoteText"/>
+        <w:rPr>
           <w:lang w:val="en-US"/>
         </w:rPr>
-        <w:t>.</w:t>
+      </w:pPr>
+      <w:r>
+        <w:rPr>
+          <w:rStyle w:val="FootnoteReference"/>
+        </w:rPr>
+        <w:footnoteRef/>
+      </w:r>
+      <w:r>
+        <w:rPr>
+          <w:lang w:val="en-US"/>
+        </w:rPr>
+        <w:t xml:space="preserve"> </w:t>
+      </w:r>
+      <w:r>
+        <w:rPr>
+          <w:rFonts w:ascii="Times New Roman" w:hAnsi="Times New Roman" w:cs="Times New Roman"/>
+          <w:lang w:val="en-US"/>
+        </w:rPr>
+        <w:t xml:space="preserve">G. H. Hardy, E. M. Wright — </w:t>
+      </w:r>
+      <w:r>
+        <w:rPr>
+          <w:rFonts w:ascii="Times New Roman" w:hAnsi="Times New Roman" w:cs="Times New Roman"/>
+          <w:i/>
+          <w:lang w:val="en-US"/>
+        </w:rPr>
+        <w:t>An Introduction to the Theory of Numbers</w:t>
+      </w:r>
+      <w:r>
+        <w:rPr>
+          <w:rFonts w:ascii="Times New Roman" w:hAnsi="Times New Roman" w:cs="Times New Roman"/>
+          <w:lang w:val="en-US"/>
+        </w:rPr>
+        <w:t xml:space="preserve">, Oxford, 1975, </w:t>
+      </w:r>
+      <w:proofErr w:type="spellStart"/>
+      <w:r>
+        <w:rPr>
+          <w:rFonts w:ascii="Times New Roman" w:hAnsi="Times New Roman" w:cs="Times New Roman"/>
+          <w:lang w:val="en-US"/>
+        </w:rPr>
+        <w:t>rozdział</w:t>
+      </w:r>
+      <w:proofErr w:type="spellEnd"/>
+      <w:r>
+        <w:rPr>
+          <w:rFonts w:ascii="Times New Roman" w:hAnsi="Times New Roman" w:cs="Times New Roman"/>
+          <w:lang w:val="en-US"/>
+        </w:rPr>
+        <w:t xml:space="preserve"> 5: </w:t>
+      </w:r>
+      <w:proofErr w:type="spellStart"/>
+      <w:r>
+        <w:rPr>
+          <w:rFonts w:ascii="Times New Roman" w:hAnsi="Times New Roman" w:cs="Times New Roman"/>
+          <w:i/>
+          <w:lang w:val="en-US"/>
+        </w:rPr>
+        <w:t>Congurences</w:t>
+      </w:r>
+      <w:proofErr w:type="spellEnd"/>
+      <w:r>
+        <w:rPr>
+          <w:rFonts w:ascii="Times New Roman" w:hAnsi="Times New Roman" w:cs="Times New Roman"/>
+          <w:i/>
+          <w:lang w:val="en-US"/>
+        </w:rPr>
+        <w:t xml:space="preserve"> and residues</w:t>
+      </w:r>
+      <w:r>
+        <w:rPr>
+          <w:rFonts w:ascii="Times New Roman" w:hAnsi="Times New Roman" w:cs="Times New Roman"/>
+          <w:lang w:val="en-US"/>
+        </w:rPr>
+        <w:t>, s. 48-57.</w:t>
       </w:r>
     </w:p>
   </w:footnote>
@@ -12375,7 +14961,7 @@
   <w:abstractNum w:abstractNumId="0">
     <w:nsid w:val="01221D15"/>
     <w:multiLevelType w:val="multilevel"/>
-    <w:tmpl w:val="6F488150"/>
+    <w:tmpl w:val="FC5A8F28"/>
     <w:lvl w:ilvl="0">
       <w:start w:val="1"/>
       <w:numFmt w:val="decimal"/>
@@ -13095,6 +15681,48 @@
   </w:num>
   <w:num w:numId="10">
     <w:abstractNumId w:val="7"/>
+  </w:num>
+  <w:num w:numId="11">
+    <w:abstractNumId w:val="0"/>
+    <w:lvlOverride w:ilvl="0">
+      <w:startOverride w:val="1"/>
+    </w:lvlOverride>
+    <w:lvlOverride w:ilvl="1">
+      <w:startOverride w:val="1"/>
+    </w:lvlOverride>
+    <w:lvlOverride w:ilvl="2">
+      <w:startOverride w:val="1"/>
+    </w:lvlOverride>
+    <w:lvlOverride w:ilvl="3">
+      <w:startOverride w:val="1"/>
+    </w:lvlOverride>
+    <w:lvlOverride w:ilvl="4">
+      <w:startOverride w:val="1"/>
+    </w:lvlOverride>
+    <w:lvlOverride w:ilvl="5">
+      <w:startOverride w:val="1"/>
+    </w:lvlOverride>
+    <w:lvlOverride w:ilvl="6">
+      <w:startOverride w:val="1"/>
+    </w:lvlOverride>
+    <w:lvlOverride w:ilvl="7">
+      <w:startOverride w:val="1"/>
+    </w:lvlOverride>
+    <w:lvlOverride w:ilvl="8">
+      <w:startOverride w:val="1"/>
+    </w:lvlOverride>
+  </w:num>
+  <w:num w:numId="12">
+    <w:abstractNumId w:val="5"/>
+    <w:lvlOverride w:ilvl="0"/>
+    <w:lvlOverride w:ilvl="1"/>
+    <w:lvlOverride w:ilvl="2"/>
+    <w:lvlOverride w:ilvl="3"/>
+    <w:lvlOverride w:ilvl="4"/>
+    <w:lvlOverride w:ilvl="5"/>
+    <w:lvlOverride w:ilvl="6"/>
+    <w:lvlOverride w:ilvl="7"/>
+    <w:lvlOverride w:ilvl="8"/>
   </w:num>
 </w:numbering>
 </file>
@@ -13294,7 +15922,7 @@
     <w:uiPriority w:val="9"/>
     <w:unhideWhenUsed/>
     <w:qFormat/>
-    <w:rsid w:val="001A601B"/>
+    <w:rsid w:val="007E1810"/>
     <w:pPr>
       <w:keepNext/>
       <w:keepLines/>
@@ -13306,7 +15934,7 @@
       <w:outlineLvl w:val="1"/>
     </w:pPr>
     <w:rPr>
-      <w:rFonts w:ascii="Times New Roman" w:eastAsia="Times New Roman" w:hAnsi="Times New Roman" w:cs="Times New Roman"/>
+      <w:rFonts w:ascii="Times New Roman" w:eastAsiaTheme="majorEastAsia" w:hAnsi="Times New Roman" w:cs="Times New Roman"/>
       <w:b/>
       <w:bCs/>
       <w:color w:val="000000" w:themeColor="text1"/>
@@ -13419,9 +16047,9 @@
     <w:basedOn w:val="DefaultParagraphFont"/>
     <w:link w:val="Heading2"/>
     <w:uiPriority w:val="9"/>
-    <w:rsid w:val="001A601B"/>
+    <w:rsid w:val="007E1810"/>
     <w:rPr>
-      <w:rFonts w:ascii="Times New Roman" w:eastAsia="Times New Roman" w:hAnsi="Times New Roman" w:cs="Times New Roman"/>
+      <w:rFonts w:ascii="Times New Roman" w:eastAsiaTheme="majorEastAsia" w:hAnsi="Times New Roman" w:cs="Times New Roman"/>
       <w:b/>
       <w:bCs/>
       <w:color w:val="000000" w:themeColor="text1"/>
@@ -14476,6 +17104,42 @@
       <w:color w:val="808080"/>
     </w:rPr>
   </w:style>
+  <w:style w:type="paragraph" w:customStyle="1" w:styleId="font-claude-response-body">
+    <w:name w:val="font-claude-response-body"/>
+    <w:basedOn w:val="Normal"/>
+    <w:rsid w:val="007E1810"/>
+    <w:pPr>
+      <w:spacing w:before="100" w:beforeAutospacing="1" w:after="100" w:afterAutospacing="1" w:line="240" w:lineRule="auto"/>
+    </w:pPr>
+    <w:rPr>
+      <w:rFonts w:ascii="Times New Roman" w:eastAsia="Times New Roman" w:hAnsi="Times New Roman" w:cs="Times New Roman"/>
+      <w:sz w:val="24"/>
+      <w:szCs w:val="24"/>
+      <w:lang w:eastAsia="pl-PL"/>
+    </w:rPr>
+  </w:style>
+  <w:style w:type="character" w:styleId="Strong">
+    <w:name w:val="Strong"/>
+    <w:basedOn w:val="DefaultParagraphFont"/>
+    <w:uiPriority w:val="22"/>
+    <w:qFormat/>
+    <w:rsid w:val="007E1810"/>
+    <w:rPr>
+      <w:b/>
+      <w:bCs/>
+    </w:rPr>
+  </w:style>
+  <w:style w:type="character" w:styleId="Emphasis">
+    <w:name w:val="Emphasis"/>
+    <w:basedOn w:val="DefaultParagraphFont"/>
+    <w:uiPriority w:val="20"/>
+    <w:qFormat/>
+    <w:rsid w:val="00F43121"/>
+    <w:rPr>
+      <w:i/>
+      <w:iCs/>
+    </w:rPr>
+  </w:style>
 </w:styles>
 </file>
 
@@ -14674,7 +17338,7 @@
     <w:uiPriority w:val="9"/>
     <w:unhideWhenUsed/>
     <w:qFormat/>
-    <w:rsid w:val="001A601B"/>
+    <w:rsid w:val="007E1810"/>
     <w:pPr>
       <w:keepNext/>
       <w:keepLines/>
@@ -14686,7 +17350,7 @@
       <w:outlineLvl w:val="1"/>
     </w:pPr>
     <w:rPr>
-      <w:rFonts w:ascii="Times New Roman" w:eastAsia="Times New Roman" w:hAnsi="Times New Roman" w:cs="Times New Roman"/>
+      <w:rFonts w:ascii="Times New Roman" w:eastAsiaTheme="majorEastAsia" w:hAnsi="Times New Roman" w:cs="Times New Roman"/>
       <w:b/>
       <w:bCs/>
       <w:color w:val="000000" w:themeColor="text1"/>
@@ -14799,9 +17463,9 @@
     <w:basedOn w:val="DefaultParagraphFont"/>
     <w:link w:val="Heading2"/>
     <w:uiPriority w:val="9"/>
-    <w:rsid w:val="001A601B"/>
+    <w:rsid w:val="007E1810"/>
     <w:rPr>
-      <w:rFonts w:ascii="Times New Roman" w:eastAsia="Times New Roman" w:hAnsi="Times New Roman" w:cs="Times New Roman"/>
+      <w:rFonts w:ascii="Times New Roman" w:eastAsiaTheme="majorEastAsia" w:hAnsi="Times New Roman" w:cs="Times New Roman"/>
       <w:b/>
       <w:bCs/>
       <w:color w:val="000000" w:themeColor="text1"/>
@@ -15854,6 +18518,42 @@
     <w:rsid w:val="00C06E7F"/>
     <w:rPr>
       <w:color w:val="808080"/>
+    </w:rPr>
+  </w:style>
+  <w:style w:type="paragraph" w:customStyle="1" w:styleId="font-claude-response-body">
+    <w:name w:val="font-claude-response-body"/>
+    <w:basedOn w:val="Normal"/>
+    <w:rsid w:val="007E1810"/>
+    <w:pPr>
+      <w:spacing w:before="100" w:beforeAutospacing="1" w:after="100" w:afterAutospacing="1" w:line="240" w:lineRule="auto"/>
+    </w:pPr>
+    <w:rPr>
+      <w:rFonts w:ascii="Times New Roman" w:eastAsia="Times New Roman" w:hAnsi="Times New Roman" w:cs="Times New Roman"/>
+      <w:sz w:val="24"/>
+      <w:szCs w:val="24"/>
+      <w:lang w:eastAsia="pl-PL"/>
+    </w:rPr>
+  </w:style>
+  <w:style w:type="character" w:styleId="Strong">
+    <w:name w:val="Strong"/>
+    <w:basedOn w:val="DefaultParagraphFont"/>
+    <w:uiPriority w:val="22"/>
+    <w:qFormat/>
+    <w:rsid w:val="007E1810"/>
+    <w:rPr>
+      <w:b/>
+      <w:bCs/>
+    </w:rPr>
+  </w:style>
+  <w:style w:type="character" w:styleId="Emphasis">
+    <w:name w:val="Emphasis"/>
+    <w:basedOn w:val="DefaultParagraphFont"/>
+    <w:uiPriority w:val="20"/>
+    <w:qFormat/>
+    <w:rsid w:val="00F43121"/>
+    <w:rPr>
+      <w:i/>
+      <w:iCs/>
     </w:rPr>
   </w:style>
 </w:styles>
@@ -16149,7 +18849,7 @@
 </file>
 
 <file path=customXml/itemProps1.xml><?xml version="1.0" encoding="utf-8"?>
-<ds:datastoreItem xmlns:ds="http://schemas.openxmlformats.org/officeDocument/2006/customXml" ds:itemID="{E4358733-726D-40EE-A4B9-40748CA3F7E7}">
+<ds:datastoreItem xmlns:ds="http://schemas.openxmlformats.org/officeDocument/2006/customXml" ds:itemID="{70CB266D-4713-4182-961B-AB1E70C51386}">
   <ds:schemaRefs>
     <ds:schemaRef ds:uri="http://schemas.openxmlformats.org/officeDocument/2006/bibliography"/>
   </ds:schemaRefs>
